--- a/Lectures/lecture_10_11_assumptions_of_ols_and_other_models/lecture_10_11_assumptions_of_ols_and_other_models.docx
+++ b/Lectures/lecture_10_11_assumptions_of_ols_and_other_models/lecture_10_11_assumptions_of_ols_and_other_models.docx
@@ -23,7 +23,7 @@
         <w:pStyle w:val="Date"/>
       </w:pPr>
       <w:r>
-        <w:t xml:space="preserve">2026-04-11</w:t>
+        <w:t xml:space="preserve">2026-04-17</w:t>
       </w:r>
     </w:p>
     <w:sdt>
@@ -643,7 +643,7 @@
               <a:graphicData uri="http://schemas.openxmlformats.org/drawingml/2006/picture">
                 <pic:pic>
                   <pic:nvPicPr>
-                    <pic:cNvPr descr="residual_plot_nonlinearity.jpg" id="34" name="Picture"/>
+                    <pic:cNvPr descr="C:/Users/tomha/R_Projects/pols3316_spring2026/assets/residual_plot_nonlinearity.jpg" id="34" name="Picture"/>
                     <pic:cNvPicPr>
                       <a:picLocks noChangeArrowheads="1" noChangeAspect="1"/>
                     </pic:cNvPicPr>
@@ -790,7 +790,7 @@
     </w:p>
     <w:bookmarkEnd w:id="37"/>
     <w:bookmarkEnd w:id="38"/>
-    <w:bookmarkStart w:id="44" w:name="assumption-2-independence"/>
+    <w:bookmarkStart w:id="48" w:name="assumption-2-independence"/>
     <w:p>
       <w:pPr>
         <w:pStyle w:val="Heading1"/>
@@ -903,459 +903,13 @@
       </w:r>
     </w:p>
     <w:bookmarkEnd w:id="40"/>
-    <w:bookmarkStart w:id="41" w:name="why-it-matters"/>
-    <w:p>
-      <w:pPr>
-        <w:pStyle w:val="Heading2"/>
-      </w:pPr>
-      <w:r>
-        <w:t xml:space="preserve">5.3 Why it matters</w:t>
-      </w:r>
-    </w:p>
-    <w:p>
-      <w:pPr>
-        <w:pStyle w:val="Compact"/>
-        <w:numPr>
-          <w:ilvl w:val="0"/>
-          <w:numId w:val="1014"/>
-        </w:numPr>
-      </w:pPr>
-      <w:r>
-        <w:t xml:space="preserve">Non-independence often leaves coefficients similar</w:t>
-      </w:r>
-    </w:p>
-    <w:p>
-      <w:pPr>
-        <w:pStyle w:val="Compact"/>
-        <w:numPr>
-          <w:ilvl w:val="0"/>
-          <w:numId w:val="1014"/>
-        </w:numPr>
-      </w:pPr>
-      <w:r>
-        <w:t xml:space="preserve">But standard errors are often too small</w:t>
-      </w:r>
-    </w:p>
-    <w:p>
-      <w:pPr>
-        <w:pStyle w:val="Compact"/>
-        <w:numPr>
-          <w:ilvl w:val="0"/>
-          <w:numId w:val="1014"/>
-        </w:numPr>
-      </w:pPr>
-      <w:r>
-        <w:t xml:space="preserve">That makes p-values look more impressive than they should</w:t>
-      </w:r>
-    </w:p>
-    <w:bookmarkEnd w:id="41"/>
-    <w:bookmarkStart w:id="42" w:name="what-to-do-about-it-1"/>
-    <w:p>
-      <w:pPr>
-        <w:pStyle w:val="Heading2"/>
-      </w:pPr>
-      <w:r>
-        <w:t xml:space="preserve">5.4 What to do about it</w:t>
-      </w:r>
-    </w:p>
-    <w:p>
-      <w:pPr>
-        <w:pStyle w:val="Compact"/>
-        <w:numPr>
-          <w:ilvl w:val="0"/>
-          <w:numId w:val="1015"/>
-        </w:numPr>
-      </w:pPr>
-      <w:r>
-        <w:t xml:space="preserve">Clustered standard errors</w:t>
-      </w:r>
-    </w:p>
-    <w:p>
-      <w:pPr>
-        <w:pStyle w:val="Compact"/>
-        <w:numPr>
-          <w:ilvl w:val="0"/>
-          <w:numId w:val="1015"/>
-        </w:numPr>
-      </w:pPr>
-      <w:r>
-        <w:t xml:space="preserve">Fixed effects or multilevel models</w:t>
-      </w:r>
-    </w:p>
-    <w:p>
-      <w:pPr>
-        <w:pStyle w:val="Compact"/>
-        <w:numPr>
-          <w:ilvl w:val="0"/>
-          <w:numId w:val="1015"/>
-        </w:numPr>
-      </w:pPr>
-      <w:r>
-        <w:t xml:space="preserve">Time-series corrections when data are ordered over time</w:t>
-      </w:r>
-    </w:p>
-    <w:p>
-      <w:pPr>
-        <w:pStyle w:val="Compact"/>
-        <w:numPr>
-          <w:ilvl w:val="0"/>
-          <w:numId w:val="1015"/>
-        </w:numPr>
-      </w:pPr>
-      <w:r>
-        <w:t xml:space="preserve">If dependence is weak and sample structure is simple, robust corrections are often enough for an introductory treatment</w:t>
-      </w:r>
-    </w:p>
-    <w:bookmarkEnd w:id="42"/>
-    <w:bookmarkStart w:id="43" w:name="when-small-violations-can-be-ignored-1"/>
-    <w:p>
-      <w:pPr>
-        <w:pStyle w:val="Heading2"/>
-      </w:pPr>
-      <w:r>
-        <w:t xml:space="preserve">5.5 When small violations can be ignored</w:t>
-      </w:r>
-    </w:p>
-    <w:p>
-      <w:pPr>
-        <w:pStyle w:val="Compact"/>
-        <w:numPr>
-          <w:ilvl w:val="0"/>
-          <w:numId w:val="1016"/>
-        </w:numPr>
-      </w:pPr>
-      <w:r>
-        <w:t xml:space="preserve">Mild dependence is less troubling when the substantive result is large and stable</w:t>
-      </w:r>
-    </w:p>
-    <w:p>
-      <w:pPr>
-        <w:pStyle w:val="Compact"/>
-        <w:numPr>
-          <w:ilvl w:val="0"/>
-          <w:numId w:val="1016"/>
-        </w:numPr>
-      </w:pPr>
-      <w:r>
-        <w:t xml:space="preserve">It is more troubling when the claim depends on a borderline p-value</w:t>
-      </w:r>
-    </w:p>
-    <w:p>
-      <w:pPr>
-        <w:pStyle w:val="Compact"/>
-        <w:numPr>
-          <w:ilvl w:val="0"/>
-          <w:numId w:val="1016"/>
-        </w:numPr>
-      </w:pPr>
-      <w:r>
-        <w:t xml:space="preserve">In practice, this is often a "be cautious" issue rather than an automatic failure</w:t>
-      </w:r>
-    </w:p>
-    <w:bookmarkEnd w:id="43"/>
-    <w:bookmarkEnd w:id="44"/>
-    <w:bookmarkStart w:id="50" w:name="assumption-3-zero-conditional-mean"/>
-    <w:p>
-      <w:pPr>
-        <w:pStyle w:val="Heading1"/>
-      </w:pPr>
-      <w:r>
-        <w:t xml:space="preserve">6. Assumption 3: zero conditional mean</w:t>
-      </w:r>
-    </w:p>
-    <w:bookmarkStart w:id="45" w:name="the-core-idea"/>
-    <w:p>
-      <w:pPr>
-        <w:pStyle w:val="Heading2"/>
-      </w:pPr>
-      <w:r>
-        <w:t xml:space="preserve">6.1 The core idea</w:t>
-      </w:r>
-    </w:p>
-    <w:p>
-      <w:pPr>
-        <w:pStyle w:val="Compact"/>
-        <w:numPr>
-          <w:ilvl w:val="0"/>
-          <w:numId w:val="1017"/>
-        </w:numPr>
-      </w:pPr>
-      <w:r>
-        <w:t xml:space="preserve">The error term should have mean zero at every value of X</w:t>
-      </w:r>
-    </w:p>
-    <w:p>
-      <w:pPr>
-        <w:pStyle w:val="Compact"/>
-        <w:numPr>
-          <w:ilvl w:val="0"/>
-          <w:numId w:val="1017"/>
-        </w:numPr>
-      </w:pPr>
-      <w:r>
-        <w:t xml:space="preserve">In plain English: after accounting for X, the leftover part should be random rather than systematically related to X</w:t>
-      </w:r>
-    </w:p>
-    <w:bookmarkEnd w:id="45"/>
-    <w:bookmarkStart w:id="46" w:name="why-this-is-so-important"/>
-    <w:p>
-      <w:pPr>
-        <w:pStyle w:val="Heading2"/>
-      </w:pPr>
-      <w:r>
-        <w:t xml:space="preserve">6.2 Why this is so important</w:t>
-      </w:r>
-    </w:p>
-    <w:p>
-      <w:pPr>
-        <w:pStyle w:val="Compact"/>
-        <w:numPr>
-          <w:ilvl w:val="0"/>
-          <w:numId w:val="1018"/>
-        </w:numPr>
-      </w:pPr>
-      <w:r>
-        <w:t xml:space="preserve">This is the key exogeneity idea</w:t>
-      </w:r>
-    </w:p>
-    <w:p>
-      <w:pPr>
-        <w:pStyle w:val="Compact"/>
-        <w:numPr>
-          <w:ilvl w:val="0"/>
-          <w:numId w:val="1018"/>
-        </w:numPr>
-      </w:pPr>
-      <w:r>
-        <w:t xml:space="preserve">If omitted causes of Y are correlated with X, OLS coefficients become biased</w:t>
-      </w:r>
-    </w:p>
-    <w:p>
-      <w:pPr>
-        <w:pStyle w:val="Compact"/>
-        <w:numPr>
-          <w:ilvl w:val="0"/>
-          <w:numId w:val="1018"/>
-        </w:numPr>
-      </w:pPr>
-      <w:r>
-        <w:t xml:space="preserve">This is the assumption most tied to causal interpretation</w:t>
-      </w:r>
-    </w:p>
-    <w:bookmarkEnd w:id="46"/>
-    <w:bookmarkStart w:id="47" w:name="intuition"/>
-    <w:p>
-      <w:pPr>
-        <w:pStyle w:val="Heading2"/>
-      </w:pPr>
-      <w:r>
-        <w:t xml:space="preserve">6.3 Intuition</w:t>
-      </w:r>
-    </w:p>
-    <w:p>
-      <w:pPr>
-        <w:pStyle w:val="Compact"/>
-        <w:numPr>
-          <w:ilvl w:val="0"/>
-          <w:numId w:val="1019"/>
-        </w:numPr>
-      </w:pPr>
-      <w:r>
-        <w:t xml:space="preserve">Suppose education predicts income</w:t>
-      </w:r>
-    </w:p>
-    <w:p>
-      <w:pPr>
-        <w:pStyle w:val="Compact"/>
-        <w:numPr>
-          <w:ilvl w:val="0"/>
-          <w:numId w:val="1019"/>
-        </w:numPr>
-      </w:pPr>
-      <w:r>
-        <w:t xml:space="preserve">But ability is omitted and correlated with education</w:t>
-      </w:r>
-    </w:p>
-    <w:p>
-      <w:pPr>
-        <w:pStyle w:val="Compact"/>
-        <w:numPr>
-          <w:ilvl w:val="0"/>
-          <w:numId w:val="1019"/>
-        </w:numPr>
-      </w:pPr>
-      <w:r>
-        <w:t xml:space="preserve">Then the education coefficient partly captures ability too</w:t>
-      </w:r>
-    </w:p>
-    <w:p>
-      <w:pPr>
-        <w:pStyle w:val="Compact"/>
-        <w:numPr>
-          <w:ilvl w:val="0"/>
-          <w:numId w:val="1019"/>
-        </w:numPr>
-      </w:pPr>
-      <w:r>
-        <w:t xml:space="preserve">The line is attributing too much to X</w:t>
-      </w:r>
-    </w:p>
-    <w:bookmarkEnd w:id="47"/>
-    <w:bookmarkStart w:id="48" w:name="what-to-do-about-it-2"/>
-    <w:p>
-      <w:pPr>
-        <w:pStyle w:val="Heading2"/>
-      </w:pPr>
-      <w:r>
-        <w:t xml:space="preserve">6.4 What to do about it</w:t>
-      </w:r>
-    </w:p>
-    <w:p>
-      <w:pPr>
-        <w:pStyle w:val="Compact"/>
-        <w:numPr>
-          <w:ilvl w:val="0"/>
-          <w:numId w:val="1020"/>
-        </w:numPr>
-      </w:pPr>
-      <w:r>
-        <w:t xml:space="preserve">Add omitted variables when possible</w:t>
-      </w:r>
-    </w:p>
-    <w:p>
-      <w:pPr>
-        <w:pStyle w:val="Compact"/>
-        <w:numPr>
-          <w:ilvl w:val="0"/>
-          <w:numId w:val="1020"/>
-        </w:numPr>
-      </w:pPr>
-      <w:r>
-        <w:t xml:space="preserve">Improve research design</w:t>
-      </w:r>
-    </w:p>
-    <w:p>
-      <w:pPr>
-        <w:pStyle w:val="Compact"/>
-        <w:numPr>
-          <w:ilvl w:val="0"/>
-          <w:numId w:val="1020"/>
-        </w:numPr>
-      </w:pPr>
-      <w:r>
-        <w:t xml:space="preserve">Use fixed effects, experiments, or instruments in more advanced settings</w:t>
-      </w:r>
-    </w:p>
-    <w:p>
-      <w:pPr>
-        <w:pStyle w:val="Compact"/>
-        <w:numPr>
-          <w:ilvl w:val="0"/>
-          <w:numId w:val="1020"/>
-        </w:numPr>
-      </w:pPr>
-      <w:r>
-        <w:t xml:space="preserve">Be modest about causal claims when omitted variable bias is plausible</w:t>
-      </w:r>
-    </w:p>
-    <w:bookmarkEnd w:id="48"/>
-    <w:bookmarkStart w:id="49" w:name="can-we-safely-ignore-small-violations"/>
-    <w:p>
-      <w:pPr>
-        <w:pStyle w:val="Heading2"/>
-      </w:pPr>
-      <w:r>
-        <w:t xml:space="preserve">6.5 Can we safely ignore small violations?</w:t>
-      </w:r>
-    </w:p>
-    <w:p>
-      <w:pPr>
-        <w:pStyle w:val="Compact"/>
-        <w:numPr>
-          <w:ilvl w:val="0"/>
-          <w:numId w:val="1021"/>
-        </w:numPr>
-      </w:pPr>
-      <w:r>
-        <w:t xml:space="preserve">Sometimes for prediction, yes</w:t>
-      </w:r>
-    </w:p>
-    <w:p>
-      <w:pPr>
-        <w:pStyle w:val="Compact"/>
-        <w:numPr>
-          <w:ilvl w:val="0"/>
-          <w:numId w:val="1021"/>
-        </w:numPr>
-      </w:pPr>
-      <w:r>
-        <w:t xml:space="preserve">For causal inference, much less so</w:t>
-      </w:r>
-    </w:p>
-    <w:p>
-      <w:pPr>
-        <w:pStyle w:val="Compact"/>
-        <w:numPr>
-          <w:ilvl w:val="0"/>
-          <w:numId w:val="1021"/>
-        </w:numPr>
-      </w:pPr>
-      <w:r>
-        <w:t xml:space="preserve">This is one of the violations students should worry about most</w:t>
-      </w:r>
-    </w:p>
-    <w:bookmarkEnd w:id="49"/>
-    <w:bookmarkEnd w:id="50"/>
-    <w:bookmarkStart w:id="59" w:name="assumption-4-homoskedasticity"/>
-    <w:p>
-      <w:pPr>
-        <w:pStyle w:val="Heading1"/>
-      </w:pPr>
-      <w:r>
-        <w:t xml:space="preserve">7. Assumption 4: homoskedasticity</w:t>
-      </w:r>
-    </w:p>
-    <w:bookmarkStart w:id="51" w:name="what-homoskedasticity-means"/>
-    <w:p>
-      <w:pPr>
-        <w:pStyle w:val="Heading2"/>
-      </w:pPr>
-      <w:r>
-        <w:t xml:space="preserve">7.1 What homoskedasticity means</w:t>
-      </w:r>
-    </w:p>
-    <w:p>
-      <w:pPr>
-        <w:pStyle w:val="Compact"/>
-        <w:numPr>
-          <w:ilvl w:val="0"/>
-          <w:numId w:val="1022"/>
-        </w:numPr>
-      </w:pPr>
-      <w:r>
-        <w:t xml:space="preserve">The spread of the residuals is roughly constant across values of X</w:t>
-      </w:r>
-    </w:p>
-    <w:p>
-      <w:pPr>
-        <w:pStyle w:val="Compact"/>
-        <w:numPr>
-          <w:ilvl w:val="0"/>
-          <w:numId w:val="1022"/>
-        </w:numPr>
-      </w:pPr>
-      <w:r>
-        <w:t xml:space="preserve">In plain language: the model should be about equally wrong across the range of X</w:t>
-      </w:r>
-    </w:p>
-    <w:bookmarkEnd w:id="51"/>
-    <w:bookmarkStart w:id="55" w:name="visual-intuition"/>
-    <w:p>
-      <w:pPr>
-        <w:pStyle w:val="Heading2"/>
-      </w:pPr>
-      <w:r>
-        <w:t xml:space="preserve">7.2 Visual intuition</w:t>
+    <w:bookmarkStart w:id="44" w:name="non-independence---autocorrelation"/>
+    <w:p>
+      <w:pPr>
+        <w:pStyle w:val="Heading2"/>
+      </w:pPr>
+      <w:r>
+        <w:t xml:space="preserve">5.3 Non-independence - Autocorrelation</w:t>
       </w:r>
     </w:p>
     <w:p>
@@ -1365,20 +919,531 @@
       <w:r>
         <w:drawing>
           <wp:inline>
-            <wp:extent cx="5943600" cy="8915400"/>
+            <wp:extent cx="5943600" cy="3962400"/>
             <wp:effectExtent b="0" l="0" r="0" t="0"/>
-            <wp:docPr descr="Residual plot showing a fanning pattern, indicating heteroskedasticity" title="" id="53" name="Picture"/>
+            <wp:docPr descr="Residual plot showing a clear pattern over time, indicating autocorrelation" title="" id="42" name="Picture"/>
             <a:graphic>
               <a:graphicData uri="http://schemas.openxmlformats.org/drawingml/2006/picture">
                 <pic:pic>
                   <pic:nvPicPr>
-                    <pic:cNvPr descr="homoskedasticity.png" id="54" name="Picture"/>
+                    <pic:cNvPr descr="C:/Users/tomha/R_Projects/pols3316_spring2026/assets/non-independence.png" id="43" name="Picture"/>
                     <pic:cNvPicPr>
                       <a:picLocks noChangeArrowheads="1" noChangeAspect="1"/>
                     </pic:cNvPicPr>
                   </pic:nvPicPr>
                   <pic:blipFill>
-                    <a:blip r:embed="rId52"/>
+                    <a:blip r:embed="rId41"/>
+                    <a:stretch>
+                      <a:fillRect/>
+                    </a:stretch>
+                  </pic:blipFill>
+                  <pic:spPr bwMode="auto">
+                    <a:xfrm>
+                      <a:off x="0" y="0"/>
+                      <a:ext cx="5943600" cy="3962400"/>
+                    </a:xfrm>
+                    <a:prstGeom prst="rect">
+                      <a:avLst/>
+                    </a:prstGeom>
+                    <a:noFill/>
+                    <a:ln w="9525">
+                      <a:noFill/>
+                      <a:headEnd/>
+                      <a:tailEnd/>
+                    </a:ln>
+                  </pic:spPr>
+                </pic:pic>
+              </a:graphicData>
+            </a:graphic>
+          </wp:inline>
+        </w:drawing>
+      </w:r>
+    </w:p>
+    <w:p>
+      <w:pPr>
+        <w:pStyle w:val="ImageCaption"/>
+      </w:pPr>
+      <w:r>
+        <w:t xml:space="preserve">Residual plot showing a clear pattern over time, indicating autocorrelation</w:t>
+      </w:r>
+    </w:p>
+    <w:bookmarkEnd w:id="44"/>
+    <w:bookmarkStart w:id="45" w:name="why-it-matters"/>
+    <w:p>
+      <w:pPr>
+        <w:pStyle w:val="Heading2"/>
+      </w:pPr>
+      <w:r>
+        <w:t xml:space="preserve">5.4 Why it matters</w:t>
+      </w:r>
+    </w:p>
+    <w:p>
+      <w:pPr>
+        <w:pStyle w:val="Compact"/>
+        <w:numPr>
+          <w:ilvl w:val="0"/>
+          <w:numId w:val="1014"/>
+        </w:numPr>
+      </w:pPr>
+      <w:r>
+        <w:t xml:space="preserve">Non-independence often leaves coefficients similar</w:t>
+      </w:r>
+    </w:p>
+    <w:p>
+      <w:pPr>
+        <w:pStyle w:val="Compact"/>
+        <w:numPr>
+          <w:ilvl w:val="0"/>
+          <w:numId w:val="1014"/>
+        </w:numPr>
+      </w:pPr>
+      <w:r>
+        <w:t xml:space="preserve">But standard errors are often too small</w:t>
+      </w:r>
+    </w:p>
+    <w:p>
+      <w:pPr>
+        <w:pStyle w:val="Compact"/>
+        <w:numPr>
+          <w:ilvl w:val="0"/>
+          <w:numId w:val="1014"/>
+        </w:numPr>
+      </w:pPr>
+      <w:r>
+        <w:t xml:space="preserve">That makes p-values look more impressive than they should</w:t>
+      </w:r>
+    </w:p>
+    <w:bookmarkEnd w:id="45"/>
+    <w:bookmarkStart w:id="46" w:name="what-to-do-about-it-1"/>
+    <w:p>
+      <w:pPr>
+        <w:pStyle w:val="Heading2"/>
+      </w:pPr>
+      <w:r>
+        <w:t xml:space="preserve">5.5 What to do about it</w:t>
+      </w:r>
+    </w:p>
+    <w:p>
+      <w:pPr>
+        <w:pStyle w:val="Compact"/>
+        <w:numPr>
+          <w:ilvl w:val="0"/>
+          <w:numId w:val="1015"/>
+        </w:numPr>
+      </w:pPr>
+      <w:r>
+        <w:t xml:space="preserve">Clustered standard errors</w:t>
+      </w:r>
+    </w:p>
+    <w:p>
+      <w:pPr>
+        <w:pStyle w:val="Compact"/>
+        <w:numPr>
+          <w:ilvl w:val="0"/>
+          <w:numId w:val="1015"/>
+        </w:numPr>
+      </w:pPr>
+      <w:r>
+        <w:t xml:space="preserve">Fixed effects or multilevel models</w:t>
+      </w:r>
+    </w:p>
+    <w:p>
+      <w:pPr>
+        <w:pStyle w:val="Compact"/>
+        <w:numPr>
+          <w:ilvl w:val="0"/>
+          <w:numId w:val="1015"/>
+        </w:numPr>
+      </w:pPr>
+      <w:r>
+        <w:t xml:space="preserve">Time-series corrections when data are ordered over time</w:t>
+      </w:r>
+    </w:p>
+    <w:p>
+      <w:pPr>
+        <w:pStyle w:val="Compact"/>
+        <w:numPr>
+          <w:ilvl w:val="0"/>
+          <w:numId w:val="1015"/>
+        </w:numPr>
+      </w:pPr>
+      <w:r>
+        <w:t xml:space="preserve">If dependence is weak and sample structure is simple, robust corrections are often enough for an introductory treatment</w:t>
+      </w:r>
+    </w:p>
+    <w:bookmarkEnd w:id="46"/>
+    <w:bookmarkStart w:id="47" w:name="when-small-violations-can-be-ignored-1"/>
+    <w:p>
+      <w:pPr>
+        <w:pStyle w:val="Heading2"/>
+      </w:pPr>
+      <w:r>
+        <w:t xml:space="preserve">5.6 When small violations can be ignored</w:t>
+      </w:r>
+    </w:p>
+    <w:p>
+      <w:pPr>
+        <w:pStyle w:val="Compact"/>
+        <w:numPr>
+          <w:ilvl w:val="0"/>
+          <w:numId w:val="1016"/>
+        </w:numPr>
+      </w:pPr>
+      <w:r>
+        <w:t xml:space="preserve">Mild dependence is less troubling when the substantive result is large and stable</w:t>
+      </w:r>
+    </w:p>
+    <w:p>
+      <w:pPr>
+        <w:pStyle w:val="Compact"/>
+        <w:numPr>
+          <w:ilvl w:val="0"/>
+          <w:numId w:val="1016"/>
+        </w:numPr>
+      </w:pPr>
+      <w:r>
+        <w:t xml:space="preserve">It is more troubling when the claim depends on a borderline p-value</w:t>
+      </w:r>
+    </w:p>
+    <w:p>
+      <w:pPr>
+        <w:pStyle w:val="Compact"/>
+        <w:numPr>
+          <w:ilvl w:val="0"/>
+          <w:numId w:val="1016"/>
+        </w:numPr>
+      </w:pPr>
+      <w:r>
+        <w:t xml:space="preserve">In practice, this is often a "be cautious" issue rather than an automatic failure</w:t>
+      </w:r>
+    </w:p>
+    <w:bookmarkEnd w:id="47"/>
+    <w:bookmarkEnd w:id="48"/>
+    <w:bookmarkStart w:id="54" w:name="assumption-3-zero-conditional-mean"/>
+    <w:p>
+      <w:pPr>
+        <w:pStyle w:val="Heading1"/>
+      </w:pPr>
+      <w:r>
+        <w:t xml:space="preserve">6. Assumption 3: zero conditional mean</w:t>
+      </w:r>
+    </w:p>
+    <w:bookmarkStart w:id="49" w:name="the-core-idea"/>
+    <w:p>
+      <w:pPr>
+        <w:pStyle w:val="Heading2"/>
+      </w:pPr>
+      <w:r>
+        <w:t xml:space="preserve">6.1 The core idea</w:t>
+      </w:r>
+    </w:p>
+    <w:p>
+      <w:pPr>
+        <w:pStyle w:val="Compact"/>
+        <w:numPr>
+          <w:ilvl w:val="0"/>
+          <w:numId w:val="1017"/>
+        </w:numPr>
+      </w:pPr>
+      <w:r>
+        <w:t xml:space="preserve">The error term should have mean zero at every value of X</w:t>
+      </w:r>
+    </w:p>
+    <w:p>
+      <w:pPr>
+        <w:pStyle w:val="Compact"/>
+        <w:numPr>
+          <w:ilvl w:val="0"/>
+          <w:numId w:val="1017"/>
+        </w:numPr>
+      </w:pPr>
+      <w:r>
+        <w:t xml:space="preserve">In plain English: after accounting for X, the leftover part should be random rather than systematically related to X</w:t>
+      </w:r>
+    </w:p>
+    <w:bookmarkEnd w:id="49"/>
+    <w:bookmarkStart w:id="50" w:name="why-this-is-so-important"/>
+    <w:p>
+      <w:pPr>
+        <w:pStyle w:val="Heading2"/>
+      </w:pPr>
+      <w:r>
+        <w:t xml:space="preserve">6.2 Why this is so important</w:t>
+      </w:r>
+    </w:p>
+    <w:p>
+      <w:pPr>
+        <w:pStyle w:val="Compact"/>
+        <w:numPr>
+          <w:ilvl w:val="0"/>
+          <w:numId w:val="1018"/>
+        </w:numPr>
+      </w:pPr>
+      <w:r>
+        <w:t xml:space="preserve">This is the key exogeneity idea</w:t>
+      </w:r>
+    </w:p>
+    <w:p>
+      <w:pPr>
+        <w:pStyle w:val="Compact"/>
+        <w:numPr>
+          <w:ilvl w:val="0"/>
+          <w:numId w:val="1018"/>
+        </w:numPr>
+      </w:pPr>
+      <w:r>
+        <w:t xml:space="preserve">If omitted causes of Y are correlated with X, OLS coefficients become biased</w:t>
+      </w:r>
+    </w:p>
+    <w:p>
+      <w:pPr>
+        <w:pStyle w:val="Compact"/>
+        <w:numPr>
+          <w:ilvl w:val="0"/>
+          <w:numId w:val="1018"/>
+        </w:numPr>
+      </w:pPr>
+      <w:r>
+        <w:t xml:space="preserve">This is the assumption most tied to causal interpretation</w:t>
+      </w:r>
+    </w:p>
+    <w:bookmarkEnd w:id="50"/>
+    <w:bookmarkStart w:id="51" w:name="intuition"/>
+    <w:p>
+      <w:pPr>
+        <w:pStyle w:val="Heading2"/>
+      </w:pPr>
+      <w:r>
+        <w:t xml:space="preserve">6.3 Intuition</w:t>
+      </w:r>
+    </w:p>
+    <w:p>
+      <w:pPr>
+        <w:pStyle w:val="Compact"/>
+        <w:numPr>
+          <w:ilvl w:val="0"/>
+          <w:numId w:val="1019"/>
+        </w:numPr>
+      </w:pPr>
+      <w:r>
+        <w:t xml:space="preserve">Suppose education predicts income</w:t>
+      </w:r>
+    </w:p>
+    <w:p>
+      <w:pPr>
+        <w:pStyle w:val="Compact"/>
+        <w:numPr>
+          <w:ilvl w:val="0"/>
+          <w:numId w:val="1019"/>
+        </w:numPr>
+      </w:pPr>
+      <w:r>
+        <w:t xml:space="preserve">But ability is omitted and correlated with education</w:t>
+      </w:r>
+    </w:p>
+    <w:p>
+      <w:pPr>
+        <w:pStyle w:val="Compact"/>
+        <w:numPr>
+          <w:ilvl w:val="0"/>
+          <w:numId w:val="1019"/>
+        </w:numPr>
+      </w:pPr>
+      <w:r>
+        <w:t xml:space="preserve">Then the education coefficient partly captures ability too</w:t>
+      </w:r>
+    </w:p>
+    <w:p>
+      <w:pPr>
+        <w:pStyle w:val="Compact"/>
+        <w:numPr>
+          <w:ilvl w:val="0"/>
+          <w:numId w:val="1019"/>
+        </w:numPr>
+      </w:pPr>
+      <w:r>
+        <w:t xml:space="preserve">The line is attributing too much to X</w:t>
+      </w:r>
+    </w:p>
+    <w:bookmarkEnd w:id="51"/>
+    <w:bookmarkStart w:id="52" w:name="what-to-do-about-it-2"/>
+    <w:p>
+      <w:pPr>
+        <w:pStyle w:val="Heading2"/>
+      </w:pPr>
+      <w:r>
+        <w:t xml:space="preserve">6.4 What to do about it</w:t>
+      </w:r>
+    </w:p>
+    <w:p>
+      <w:pPr>
+        <w:pStyle w:val="Compact"/>
+        <w:numPr>
+          <w:ilvl w:val="0"/>
+          <w:numId w:val="1020"/>
+        </w:numPr>
+      </w:pPr>
+      <w:r>
+        <w:t xml:space="preserve">Add omitted variables when possible</w:t>
+      </w:r>
+    </w:p>
+    <w:p>
+      <w:pPr>
+        <w:pStyle w:val="Compact"/>
+        <w:numPr>
+          <w:ilvl w:val="0"/>
+          <w:numId w:val="1020"/>
+        </w:numPr>
+      </w:pPr>
+      <w:r>
+        <w:t xml:space="preserve">Improve research design</w:t>
+      </w:r>
+    </w:p>
+    <w:p>
+      <w:pPr>
+        <w:pStyle w:val="Compact"/>
+        <w:numPr>
+          <w:ilvl w:val="0"/>
+          <w:numId w:val="1020"/>
+        </w:numPr>
+      </w:pPr>
+      <w:r>
+        <w:t xml:space="preserve">Use fixed effects, experiments, or instruments in more advanced settings</w:t>
+      </w:r>
+    </w:p>
+    <w:p>
+      <w:pPr>
+        <w:pStyle w:val="Compact"/>
+        <w:numPr>
+          <w:ilvl w:val="0"/>
+          <w:numId w:val="1020"/>
+        </w:numPr>
+      </w:pPr>
+      <w:r>
+        <w:t xml:space="preserve">Be modest about causal claims when omitted variable bias is plausible</w:t>
+      </w:r>
+    </w:p>
+    <w:bookmarkEnd w:id="52"/>
+    <w:bookmarkStart w:id="53" w:name="can-we-safely-ignore-small-violations"/>
+    <w:p>
+      <w:pPr>
+        <w:pStyle w:val="Heading2"/>
+      </w:pPr>
+      <w:r>
+        <w:t xml:space="preserve">6.5 Can we safely ignore small violations?</w:t>
+      </w:r>
+    </w:p>
+    <w:p>
+      <w:pPr>
+        <w:pStyle w:val="Compact"/>
+        <w:numPr>
+          <w:ilvl w:val="0"/>
+          <w:numId w:val="1021"/>
+        </w:numPr>
+      </w:pPr>
+      <w:r>
+        <w:t xml:space="preserve">Sometimes for prediction, yes</w:t>
+      </w:r>
+    </w:p>
+    <w:p>
+      <w:pPr>
+        <w:pStyle w:val="Compact"/>
+        <w:numPr>
+          <w:ilvl w:val="0"/>
+          <w:numId w:val="1021"/>
+        </w:numPr>
+      </w:pPr>
+      <w:r>
+        <w:t xml:space="preserve">For causal inference, much less so</w:t>
+      </w:r>
+    </w:p>
+    <w:p>
+      <w:pPr>
+        <w:pStyle w:val="Compact"/>
+        <w:numPr>
+          <w:ilvl w:val="0"/>
+          <w:numId w:val="1021"/>
+        </w:numPr>
+      </w:pPr>
+      <w:r>
+        <w:t xml:space="preserve">This is one of the violations students should worry about most</w:t>
+      </w:r>
+    </w:p>
+    <w:bookmarkEnd w:id="53"/>
+    <w:bookmarkEnd w:id="54"/>
+    <w:bookmarkStart w:id="63" w:name="assumption-4-homoskedasticity"/>
+    <w:p>
+      <w:pPr>
+        <w:pStyle w:val="Heading1"/>
+      </w:pPr>
+      <w:r>
+        <w:t xml:space="preserve">7. Assumption 4: homoskedasticity</w:t>
+      </w:r>
+    </w:p>
+    <w:bookmarkStart w:id="55" w:name="what-homoskedasticity-means"/>
+    <w:p>
+      <w:pPr>
+        <w:pStyle w:val="Heading2"/>
+      </w:pPr>
+      <w:r>
+        <w:t xml:space="preserve">7.1 What homoskedasticity means</w:t>
+      </w:r>
+    </w:p>
+    <w:p>
+      <w:pPr>
+        <w:pStyle w:val="Compact"/>
+        <w:numPr>
+          <w:ilvl w:val="0"/>
+          <w:numId w:val="1022"/>
+        </w:numPr>
+      </w:pPr>
+      <w:r>
+        <w:t xml:space="preserve">The spread of the residuals is roughly constant across values of X</w:t>
+      </w:r>
+    </w:p>
+    <w:p>
+      <w:pPr>
+        <w:pStyle w:val="Compact"/>
+        <w:numPr>
+          <w:ilvl w:val="0"/>
+          <w:numId w:val="1022"/>
+        </w:numPr>
+      </w:pPr>
+      <w:r>
+        <w:t xml:space="preserve">In plain language: the model should be about equally wrong across the range of X</w:t>
+      </w:r>
+    </w:p>
+    <w:bookmarkEnd w:id="55"/>
+    <w:bookmarkStart w:id="59" w:name="visual-intuition"/>
+    <w:p>
+      <w:pPr>
+        <w:pStyle w:val="Heading2"/>
+      </w:pPr>
+      <w:r>
+        <w:t xml:space="preserve">7.2 Visual intuition</w:t>
+      </w:r>
+    </w:p>
+    <w:p>
+      <w:pPr>
+        <w:pStyle w:val="CaptionedFigure"/>
+      </w:pPr>
+      <w:r>
+        <w:drawing>
+          <wp:inline>
+            <wp:extent cx="5943600" cy="8915400"/>
+            <wp:effectExtent b="0" l="0" r="0" t="0"/>
+            <wp:docPr descr="Residual plot showing a fanning pattern, indicating heteroskedasticity" title="" id="57" name="Picture"/>
+            <a:graphic>
+              <a:graphicData uri="http://schemas.openxmlformats.org/drawingml/2006/picture">
+                <pic:pic>
+                  <pic:nvPicPr>
+                    <pic:cNvPr descr="C:/Users/tomha/R_Projects/pols3316_spring2026/assets/homoskedasticity.png" id="58" name="Picture"/>
+                    <pic:cNvPicPr>
+                      <a:picLocks noChangeArrowheads="1" noChangeAspect="1"/>
+                    </pic:cNvPicPr>
+                  </pic:nvPicPr>
+                  <pic:blipFill>
+                    <a:blip r:embed="rId56"/>
                     <a:stretch>
                       <a:fillRect/>
                     </a:stretch>
@@ -1413,8 +1478,8 @@
         <w:t xml:space="preserve">Residual plot showing a fanning pattern, indicating heteroskedasticity</w:t>
       </w:r>
     </w:p>
-    <w:bookmarkEnd w:id="55"/>
-    <w:bookmarkStart w:id="56" w:name="why-it-matters-1"/>
+    <w:bookmarkEnd w:id="59"/>
+    <w:bookmarkStart w:id="60" w:name="why-it-matters-1"/>
     <w:p>
       <w:pPr>
         <w:pStyle w:val="Heading2"/>
@@ -1459,8 +1524,8 @@
         <w:t xml:space="preserve">So confidence intervals and significance tests become unreliable</w:t>
       </w:r>
     </w:p>
-    <w:bookmarkEnd w:id="56"/>
-    <w:bookmarkStart w:id="57" w:name="what-to-do-about-it-3"/>
+    <w:bookmarkEnd w:id="60"/>
+    <w:bookmarkStart w:id="61" w:name="what-to-do-about-it-3"/>
     <w:p>
       <w:pPr>
         <w:pStyle w:val="Heading2"/>
@@ -1517,8 +1582,8 @@
         <w:t xml:space="preserve">If variance changes only a little, robust standard errors are usually an easy fix</w:t>
       </w:r>
     </w:p>
-    <w:bookmarkEnd w:id="57"/>
-    <w:bookmarkStart w:id="58" w:name="when-small-violations-can-be-ignored-2"/>
+    <w:bookmarkEnd w:id="61"/>
+    <w:bookmarkStart w:id="62" w:name="when-small-violations-can-be-ignored-2"/>
     <w:p>
       <w:pPr>
         <w:pStyle w:val="Heading2"/>
@@ -1563,9 +1628,9 @@
         <w:t xml:space="preserve">In practice, many analysts simply default to robust standard errors</w:t>
       </w:r>
     </w:p>
-    <w:bookmarkEnd w:id="58"/>
-    <w:bookmarkEnd w:id="59"/>
-    <w:bookmarkStart w:id="65" w:name="assumption-5-normality-of-residuals"/>
+    <w:bookmarkEnd w:id="62"/>
+    <w:bookmarkEnd w:id="63"/>
+    <w:bookmarkStart w:id="77" w:name="assumption-5-normality-of-residuals"/>
     <w:p>
       <w:pPr>
         <w:pStyle w:val="Heading1"/>
@@ -1574,7 +1639,7 @@
         <w:t xml:space="preserve">8. Assumption 5: normality of residuals</w:t>
       </w:r>
     </w:p>
-    <w:bookmarkStart w:id="60" w:name="what-normality-does-and-does-not-mean"/>
+    <w:bookmarkStart w:id="64" w:name="what-normality-does-and-does-not-mean"/>
     <w:p>
       <w:pPr>
         <w:pStyle w:val="Heading2"/>
@@ -1635,14 +1700,79 @@
         <w:t xml:space="preserve">Normality mainly supports exact small-sample inference</w:t>
       </w:r>
     </w:p>
-    <w:bookmarkEnd w:id="60"/>
-    <w:bookmarkStart w:id="61" w:name="why-this-should-sound-familiar"/>
-    <w:p>
-      <w:pPr>
-        <w:pStyle w:val="Heading2"/>
-      </w:pPr>
-      <w:r>
-        <w:t xml:space="preserve">8.2 Why this should sound familiar</w:t>
+    <w:bookmarkEnd w:id="64"/>
+    <w:bookmarkStart w:id="68" w:name="visually-it-means"/>
+    <w:p>
+      <w:pPr>
+        <w:pStyle w:val="Heading2"/>
+      </w:pPr>
+      <w:r>
+        <w:t xml:space="preserve">8.2 Visually it means</w:t>
+      </w:r>
+    </w:p>
+    <w:p>
+      <w:pPr>
+        <w:pStyle w:val="CaptionedFigure"/>
+      </w:pPr>
+      <w:r>
+        <w:drawing>
+          <wp:inline>
+            <wp:extent cx="5943600" cy="3989539"/>
+            <wp:effectExtent b="0" l="0" r="0" t="0"/>
+            <wp:docPr descr="Normality of residuals around the OLS regression line demonstrated with normal curves at several points" title="" id="66" name="Picture"/>
+            <a:graphic>
+              <a:graphicData uri="http://schemas.openxmlformats.org/drawingml/2006/picture">
+                <pic:pic>
+                  <pic:nvPicPr>
+                    <pic:cNvPr descr="C:/Users/tomha/R_Projects/pols3316_spring2026/assets/normality.jpg" id="67" name="Picture"/>
+                    <pic:cNvPicPr>
+                      <a:picLocks noChangeArrowheads="1" noChangeAspect="1"/>
+                    </pic:cNvPicPr>
+                  </pic:nvPicPr>
+                  <pic:blipFill>
+                    <a:blip r:embed="rId65"/>
+                    <a:stretch>
+                      <a:fillRect/>
+                    </a:stretch>
+                  </pic:blipFill>
+                  <pic:spPr bwMode="auto">
+                    <a:xfrm>
+                      <a:off x="0" y="0"/>
+                      <a:ext cx="5943600" cy="3989539"/>
+                    </a:xfrm>
+                    <a:prstGeom prst="rect">
+                      <a:avLst/>
+                    </a:prstGeom>
+                    <a:noFill/>
+                    <a:ln w="9525">
+                      <a:noFill/>
+                      <a:headEnd/>
+                      <a:tailEnd/>
+                    </a:ln>
+                  </pic:spPr>
+                </pic:pic>
+              </a:graphicData>
+            </a:graphic>
+          </wp:inline>
+        </w:drawing>
+      </w:r>
+    </w:p>
+    <w:p>
+      <w:pPr>
+        <w:pStyle w:val="ImageCaption"/>
+      </w:pPr>
+      <w:r>
+        <w:t xml:space="preserve">Normality of residuals around the OLS regression line demonstrated with normal curves at several points</w:t>
+      </w:r>
+    </w:p>
+    <w:bookmarkEnd w:id="68"/>
+    <w:bookmarkStart w:id="69" w:name="why-this-should-sound-familiar"/>
+    <w:p>
+      <w:pPr>
+        <w:pStyle w:val="Heading2"/>
+      </w:pPr>
+      <w:r>
+        <w:t xml:space="preserve">8.3 Why this should sound familiar</w:t>
       </w:r>
     </w:p>
     <w:p>
@@ -1669,14 +1799,14 @@
         <w:t xml:space="preserve">With larger samples, the CLT often makes inference approximately work even when residuals are not perfectly normal</w:t>
       </w:r>
     </w:p>
-    <w:bookmarkEnd w:id="61"/>
-    <w:bookmarkStart w:id="62" w:name="how-to-diagnose-it"/>
-    <w:p>
-      <w:pPr>
-        <w:pStyle w:val="Heading2"/>
-      </w:pPr>
-      <w:r>
-        <w:t xml:space="preserve">8.3 How to diagnose it</w:t>
+    <w:bookmarkEnd w:id="69"/>
+    <w:bookmarkStart w:id="70" w:name="how-to-diagnose-it"/>
+    <w:p>
+      <w:pPr>
+        <w:pStyle w:val="Heading2"/>
+      </w:pPr>
+      <w:r>
+        <w:t xml:space="preserve">8.4 How to diagnose it</w:t>
       </w:r>
     </w:p>
     <w:p>
@@ -1715,14 +1845,79 @@
         <w:t xml:space="preserve">Look for extreme skew or huge outliers, not tiny imperfections</w:t>
       </w:r>
     </w:p>
-    <w:bookmarkEnd w:id="62"/>
-    <w:bookmarkStart w:id="63" w:name="what-to-do-about-violations"/>
-    <w:p>
-      <w:pPr>
-        <w:pStyle w:val="Heading2"/>
-      </w:pPr>
-      <w:r>
-        <w:t xml:space="preserve">8.4 What to do about violations</w:t>
+    <w:bookmarkEnd w:id="70"/>
+    <w:bookmarkStart w:id="74" w:name="q-q-plot"/>
+    <w:p>
+      <w:pPr>
+        <w:pStyle w:val="Heading2"/>
+      </w:pPr>
+      <w:r>
+        <w:t xml:space="preserve">8.5 Q-Q plot</w:t>
+      </w:r>
+    </w:p>
+    <w:p>
+      <w:pPr>
+        <w:pStyle w:val="CaptionedFigure"/>
+      </w:pPr>
+      <w:r>
+        <w:drawing>
+          <wp:inline>
+            <wp:extent cx="5943600" cy="4457700"/>
+            <wp:effectExtent b="0" l="0" r="0" t="0"/>
+            <wp:docPr descr="Q-Q Plot of Residuals – Clear Non-Normality (Heavy Tails)" title="" id="72" name="Picture"/>
+            <a:graphic>
+              <a:graphicData uri="http://schemas.openxmlformats.org/drawingml/2006/picture">
+                <pic:pic>
+                  <pic:nvPicPr>
+                    <pic:cNvPr descr="lecture_10_11_assumptions_of_ols_and_other_models_files/figure-docx/unnamed-chunk-1-1.png" id="73" name="Picture"/>
+                    <pic:cNvPicPr>
+                      <a:picLocks noChangeArrowheads="1" noChangeAspect="1"/>
+                    </pic:cNvPicPr>
+                  </pic:nvPicPr>
+                  <pic:blipFill>
+                    <a:blip r:embed="rId71"/>
+                    <a:stretch>
+                      <a:fillRect/>
+                    </a:stretch>
+                  </pic:blipFill>
+                  <pic:spPr bwMode="auto">
+                    <a:xfrm>
+                      <a:off x="0" y="0"/>
+                      <a:ext cx="5943600" cy="4457700"/>
+                    </a:xfrm>
+                    <a:prstGeom prst="rect">
+                      <a:avLst/>
+                    </a:prstGeom>
+                    <a:noFill/>
+                    <a:ln w="9525">
+                      <a:noFill/>
+                      <a:headEnd/>
+                      <a:tailEnd/>
+                    </a:ln>
+                  </pic:spPr>
+                </pic:pic>
+              </a:graphicData>
+            </a:graphic>
+          </wp:inline>
+        </w:drawing>
+      </w:r>
+    </w:p>
+    <w:p>
+      <w:pPr>
+        <w:pStyle w:val="ImageCaption"/>
+      </w:pPr>
+      <w:r>
+        <w:t xml:space="preserve">Q-Q Plot of Residuals – Clear Non-Normality (Heavy Tails)</w:t>
+      </w:r>
+    </w:p>
+    <w:bookmarkEnd w:id="74"/>
+    <w:bookmarkStart w:id="75" w:name="what-to-do-about-violations"/>
+    <w:p>
+      <w:pPr>
+        <w:pStyle w:val="Heading2"/>
+      </w:pPr>
+      <w:r>
+        <w:t xml:space="preserve">8.6 What to do about violations</w:t>
       </w:r>
     </w:p>
     <w:p>
@@ -1773,14 +1968,14 @@
         <w:t xml:space="preserve">Focus more on severe skew, extreme outliers, or misspecification</w:t>
       </w:r>
     </w:p>
-    <w:bookmarkEnd w:id="63"/>
-    <w:bookmarkStart w:id="64" w:name="when-small-violations-can-be-ignored-3"/>
-    <w:p>
-      <w:pPr>
-        <w:pStyle w:val="Heading2"/>
-      </w:pPr>
-      <w:r>
-        <w:t xml:space="preserve">8.5 When small violations can be ignored</w:t>
+    <w:bookmarkEnd w:id="75"/>
+    <w:bookmarkStart w:id="76" w:name="when-small-violations-can-be-ignored-3"/>
+    <w:p>
+      <w:pPr>
+        <w:pStyle w:val="Heading2"/>
+      </w:pPr>
+      <w:r>
+        <w:t xml:space="preserve">8.7 When small violations can be ignored</w:t>
       </w:r>
     </w:p>
     <w:p>
@@ -1819,9 +2014,9 @@
         <w:t xml:space="preserve">In many real applications, non-normal residuals are less serious than omitted variables or dependence</w:t>
       </w:r>
     </w:p>
-    <w:bookmarkEnd w:id="64"/>
-    <w:bookmarkEnd w:id="65"/>
-    <w:bookmarkStart w:id="71" w:name="Xa11339c410e81cfc25d99a96db900d41422bf05"/>
+    <w:bookmarkEnd w:id="76"/>
+    <w:bookmarkEnd w:id="77"/>
+    <w:bookmarkStart w:id="87" w:name="Xa11339c410e81cfc25d99a96db900d41422bf05"/>
     <w:p>
       <w:pPr>
         <w:pStyle w:val="Heading1"/>
@@ -1830,7 +2025,7 @@
         <w:t xml:space="preserve">9. Assumption 6: no perfect multicollinearity</w:t>
       </w:r>
     </w:p>
-    <w:bookmarkStart w:id="66" w:name="what-it-means"/>
+    <w:bookmarkStart w:id="78" w:name="what-it-means"/>
     <w:p>
       <w:pPr>
         <w:pStyle w:val="Heading2"/>
@@ -1863,8 +2058,8 @@
         <w:t xml:space="preserve">The model needs unique information from each predictor</w:t>
       </w:r>
     </w:p>
-    <w:bookmarkEnd w:id="66"/>
-    <w:bookmarkStart w:id="67" w:name="example"/>
+    <w:bookmarkEnd w:id="78"/>
+    <w:bookmarkStart w:id="79" w:name="example"/>
     <w:p>
       <w:pPr>
         <w:pStyle w:val="Heading2"/>
@@ -1909,14 +2104,79 @@
         <w:t xml:space="preserve">The software cannot separate their effects</w:t>
       </w:r>
     </w:p>
-    <w:bookmarkEnd w:id="67"/>
-    <w:bookmarkStart w:id="68" w:name="why-it-matters-2"/>
-    <w:p>
-      <w:pPr>
-        <w:pStyle w:val="Heading2"/>
-      </w:pPr>
-      <w:r>
-        <w:t xml:space="preserve">9.3 Why it matters</w:t>
+    <w:bookmarkEnd w:id="79"/>
+    <w:bookmarkStart w:id="83" w:name="visual-example-of-multicollinearity"/>
+    <w:p>
+      <w:pPr>
+        <w:pStyle w:val="Heading2"/>
+      </w:pPr>
+      <w:r>
+        <w:t xml:space="preserve">9.3 Visual Example of Multicollinearity</w:t>
+      </w:r>
+    </w:p>
+    <w:p>
+      <w:pPr>
+        <w:pStyle w:val="CaptionedFigure"/>
+      </w:pPr>
+      <w:r>
+        <w:drawing>
+          <wp:inline>
+            <wp:extent cx="5943600" cy="3962400"/>
+            <wp:effectExtent b="0" l="0" r="0" t="0"/>
+            <wp:docPr descr="Perfect multicollinearity example: two good predictors compared to two highly correlated" title="" id="81" name="Picture"/>
+            <a:graphic>
+              <a:graphicData uri="http://schemas.openxmlformats.org/drawingml/2006/picture">
+                <pic:pic>
+                  <pic:nvPicPr>
+                    <pic:cNvPr descr="C:/Users/tomha/R_Projects/pols3316_spring2026/assets/multicollinearity.png" id="82" name="Picture"/>
+                    <pic:cNvPicPr>
+                      <a:picLocks noChangeArrowheads="1" noChangeAspect="1"/>
+                    </pic:cNvPicPr>
+                  </pic:nvPicPr>
+                  <pic:blipFill>
+                    <a:blip r:embed="rId80"/>
+                    <a:stretch>
+                      <a:fillRect/>
+                    </a:stretch>
+                  </pic:blipFill>
+                  <pic:spPr bwMode="auto">
+                    <a:xfrm>
+                      <a:off x="0" y="0"/>
+                      <a:ext cx="5943600" cy="3962400"/>
+                    </a:xfrm>
+                    <a:prstGeom prst="rect">
+                      <a:avLst/>
+                    </a:prstGeom>
+                    <a:noFill/>
+                    <a:ln w="9525">
+                      <a:noFill/>
+                      <a:headEnd/>
+                      <a:tailEnd/>
+                    </a:ln>
+                  </pic:spPr>
+                </pic:pic>
+              </a:graphicData>
+            </a:graphic>
+          </wp:inline>
+        </w:drawing>
+      </w:r>
+    </w:p>
+    <w:p>
+      <w:pPr>
+        <w:pStyle w:val="ImageCaption"/>
+      </w:pPr>
+      <w:r>
+        <w:t xml:space="preserve">Perfect multicollinearity example: two good predictors compared to two highly correlated</w:t>
+      </w:r>
+    </w:p>
+    <w:bookmarkEnd w:id="83"/>
+    <w:bookmarkStart w:id="84" w:name="why-it-matters-2"/>
+    <w:p>
+      <w:pPr>
+        <w:pStyle w:val="Heading2"/>
+      </w:pPr>
+      <w:r>
+        <w:t xml:space="preserve">9.4 Why it matters</w:t>
       </w:r>
     </w:p>
     <w:p>
@@ -1943,14 +2203,14 @@
         <w:t xml:space="preserve">Near multicollinearity means the model can be estimated, but coefficients become unstable and standard errors inflate</w:t>
       </w:r>
     </w:p>
-    <w:bookmarkEnd w:id="68"/>
-    <w:bookmarkStart w:id="69" w:name="what-to-do-about-it-4"/>
-    <w:p>
-      <w:pPr>
-        <w:pStyle w:val="Heading2"/>
-      </w:pPr>
-      <w:r>
-        <w:t xml:space="preserve">9.4 What to do about it</w:t>
+    <w:bookmarkEnd w:id="84"/>
+    <w:bookmarkStart w:id="85" w:name="what-to-do-about-it-4"/>
+    <w:p>
+      <w:pPr>
+        <w:pStyle w:val="Heading2"/>
+      </w:pPr>
+      <w:r>
+        <w:t xml:space="preserve">9.5 What to do about it</w:t>
       </w:r>
     </w:p>
     <w:p>
@@ -1989,14 +2249,14 @@
         <w:t xml:space="preserve">Combine highly overlapping measures if that makes substantive sense</w:t>
       </w:r>
     </w:p>
-    <w:bookmarkEnd w:id="69"/>
-    <w:bookmarkStart w:id="70" w:name="when-small-violations-can-be-ignored-4"/>
-    <w:p>
-      <w:pPr>
-        <w:pStyle w:val="Heading2"/>
-      </w:pPr>
-      <w:r>
-        <w:t xml:space="preserve">9.5 When small violations can be ignored</w:t>
+    <w:bookmarkEnd w:id="85"/>
+    <w:bookmarkStart w:id="86" w:name="when-small-violations-can-be-ignored-4"/>
+    <w:p>
+      <w:pPr>
+        <w:pStyle w:val="Heading2"/>
+      </w:pPr>
+      <w:r>
+        <w:t xml:space="preserve">9.6 When small violations can be ignored</w:t>
       </w:r>
     </w:p>
     <w:p>
@@ -2035,9 +2295,9 @@
         <w:t xml:space="preserve">If theory demands both variables, you may keep them and interpret cautiously</w:t>
       </w:r>
     </w:p>
-    <w:bookmarkEnd w:id="70"/>
-    <w:bookmarkEnd w:id="71"/>
-    <w:bookmarkStart w:id="75" w:name="assumption-7-correct-outcome-type"/>
+    <w:bookmarkEnd w:id="86"/>
+    <w:bookmarkEnd w:id="87"/>
+    <w:bookmarkStart w:id="99" w:name="assumption-7-correct-outcome-type"/>
     <w:p>
       <w:pPr>
         <w:pStyle w:val="Heading1"/>
@@ -2046,7 +2306,7 @@
         <w:t xml:space="preserve">10. Assumption 7: correct outcome type</w:t>
       </w:r>
     </w:p>
-    <w:bookmarkStart w:id="72" w:name="a-practical-assumption-students-forget"/>
+    <w:bookmarkStart w:id="88" w:name="a-practical-assumption-students-forget"/>
     <w:p>
       <w:pPr>
         <w:pStyle w:val="Heading2"/>
@@ -2079,14 +2339,79 @@
         <w:t xml:space="preserve">But not all dependent variables work like that</w:t>
       </w:r>
     </w:p>
-    <w:bookmarkEnd w:id="72"/>
-    <w:bookmarkStart w:id="73" w:name="why-this-matters"/>
-    <w:p>
-      <w:pPr>
-        <w:pStyle w:val="Heading2"/>
-      </w:pPr>
-      <w:r>
-        <w:t xml:space="preserve">10.2 Why this matters</w:t>
+    <w:bookmarkEnd w:id="88"/>
+    <w:bookmarkStart w:id="92" w:name="examples-of-non-continuous-outcomes"/>
+    <w:p>
+      <w:pPr>
+        <w:pStyle w:val="Heading2"/>
+      </w:pPr>
+      <w:r>
+        <w:t xml:space="preserve">10.2 Examples of non-continuous outcomes</w:t>
+      </w:r>
+    </w:p>
+    <w:p>
+      <w:pPr>
+        <w:pStyle w:val="CaptionedFigure"/>
+      </w:pPr>
+      <w:r>
+        <w:drawing>
+          <wp:inline>
+            <wp:extent cx="5943600" cy="3962400"/>
+            <wp:effectExtent b="0" l="0" r="0" t="0"/>
+            <wp:docPr descr="Examples of continuous vs binary and count" title="" id="90" name="Picture"/>
+            <a:graphic>
+              <a:graphicData uri="http://schemas.openxmlformats.org/drawingml/2006/picture">
+                <pic:pic>
+                  <pic:nvPicPr>
+                    <pic:cNvPr descr="C:/Users/tomha/R_Projects/pols3316_spring2026/assets/ols_assumption_7_1.png" id="91" name="Picture"/>
+                    <pic:cNvPicPr>
+                      <a:picLocks noChangeArrowheads="1" noChangeAspect="1"/>
+                    </pic:cNvPicPr>
+                  </pic:nvPicPr>
+                  <pic:blipFill>
+                    <a:blip r:embed="rId89"/>
+                    <a:stretch>
+                      <a:fillRect/>
+                    </a:stretch>
+                  </pic:blipFill>
+                  <pic:spPr bwMode="auto">
+                    <a:xfrm>
+                      <a:off x="0" y="0"/>
+                      <a:ext cx="5943600" cy="3962400"/>
+                    </a:xfrm>
+                    <a:prstGeom prst="rect">
+                      <a:avLst/>
+                    </a:prstGeom>
+                    <a:noFill/>
+                    <a:ln w="9525">
+                      <a:noFill/>
+                      <a:headEnd/>
+                      <a:tailEnd/>
+                    </a:ln>
+                  </pic:spPr>
+                </pic:pic>
+              </a:graphicData>
+            </a:graphic>
+          </wp:inline>
+        </w:drawing>
+      </w:r>
+    </w:p>
+    <w:p>
+      <w:pPr>
+        <w:pStyle w:val="ImageCaption"/>
+      </w:pPr>
+      <w:r>
+        <w:t xml:space="preserve">Examples of continuous vs binary and count</w:t>
+      </w:r>
+    </w:p>
+    <w:bookmarkEnd w:id="92"/>
+    <w:bookmarkStart w:id="93" w:name="why-this-matters"/>
+    <w:p>
+      <w:pPr>
+        <w:pStyle w:val="Heading2"/>
+      </w:pPr>
+      <w:r>
+        <w:t xml:space="preserve">10.3 Why this matters</w:t>
       </w:r>
     </w:p>
     <w:p>
@@ -2137,14 +2462,14 @@
         <w:t xml:space="preserve">Using OLS on these can produce impossible predictions or the wrong error structure</w:t>
       </w:r>
     </w:p>
-    <w:bookmarkEnd w:id="73"/>
-    <w:bookmarkStart w:id="74" w:name="transition-to-the-next-topic"/>
-    <w:p>
-      <w:pPr>
-        <w:pStyle w:val="Heading2"/>
-      </w:pPr>
-      <w:r>
-        <w:t xml:space="preserve">10.3 Transition to the next topic</w:t>
+    <w:bookmarkEnd w:id="93"/>
+    <w:bookmarkStart w:id="94" w:name="transition-to-the-next-topic"/>
+    <w:p>
+      <w:pPr>
+        <w:pStyle w:val="Heading2"/>
+      </w:pPr>
+      <w:r>
+        <w:t xml:space="preserve">10.4 Transition to the next topic</w:t>
       </w:r>
     </w:p>
     <w:p>
@@ -2183,9 +2508,74 @@
         <w:t xml:space="preserve">That connects directly to logistic regression and maximum likelihood</w:t>
       </w:r>
     </w:p>
-    <w:bookmarkEnd w:id="74"/>
-    <w:bookmarkEnd w:id="75"/>
-    <w:bookmarkStart w:id="78" w:name="which-assumptions-matter-most"/>
+    <w:bookmarkEnd w:id="94"/>
+    <w:bookmarkStart w:id="98" w:name="from-ols-to-mle"/>
+    <w:p>
+      <w:pPr>
+        <w:pStyle w:val="Heading2"/>
+      </w:pPr>
+      <w:r>
+        <w:t xml:space="preserve">10.5 From OLS to MLE</w:t>
+      </w:r>
+    </w:p>
+    <w:p>
+      <w:pPr>
+        <w:pStyle w:val="CaptionedFigure"/>
+      </w:pPr>
+      <w:r>
+        <w:drawing>
+          <wp:inline>
+            <wp:extent cx="5943600" cy="3962400"/>
+            <wp:effectExtent b="0" l="0" r="0" t="0"/>
+            <wp:docPr descr="OLS line through binary data showing impossible predictions, contrasted with logistic S-curve" title="" id="96" name="Picture"/>
+            <a:graphic>
+              <a:graphicData uri="http://schemas.openxmlformats.org/drawingml/2006/picture">
+                <pic:pic>
+                  <pic:nvPicPr>
+                    <pic:cNvPr descr="C:/Users/tomha/R_Projects/pols3316_spring2026/assets/ols_to_MLE.png" id="97" name="Picture"/>
+                    <pic:cNvPicPr>
+                      <a:picLocks noChangeArrowheads="1" noChangeAspect="1"/>
+                    </pic:cNvPicPr>
+                  </pic:nvPicPr>
+                  <pic:blipFill>
+                    <a:blip r:embed="rId95"/>
+                    <a:stretch>
+                      <a:fillRect/>
+                    </a:stretch>
+                  </pic:blipFill>
+                  <pic:spPr bwMode="auto">
+                    <a:xfrm>
+                      <a:off x="0" y="0"/>
+                      <a:ext cx="5943600" cy="3962400"/>
+                    </a:xfrm>
+                    <a:prstGeom prst="rect">
+                      <a:avLst/>
+                    </a:prstGeom>
+                    <a:noFill/>
+                    <a:ln w="9525">
+                      <a:noFill/>
+                      <a:headEnd/>
+                      <a:tailEnd/>
+                    </a:ln>
+                  </pic:spPr>
+                </pic:pic>
+              </a:graphicData>
+            </a:graphic>
+          </wp:inline>
+        </w:drawing>
+      </w:r>
+    </w:p>
+    <w:p>
+      <w:pPr>
+        <w:pStyle w:val="ImageCaption"/>
+      </w:pPr>
+      <w:r>
+        <w:t xml:space="preserve">OLS line through binary data showing impossible predictions, contrasted with logistic S-curve</w:t>
+      </w:r>
+    </w:p>
+    <w:bookmarkEnd w:id="98"/>
+    <w:bookmarkEnd w:id="99"/>
+    <w:bookmarkStart w:id="102" w:name="which-assumptions-matter-most"/>
     <w:p>
       <w:pPr>
         <w:pStyle w:val="Heading1"/>
@@ -2194,7 +2584,7 @@
         <w:t xml:space="preserve">11. Which assumptions matter most?</w:t>
       </w:r>
     </w:p>
-    <w:bookmarkStart w:id="76" w:name="a-rough-ranking-for-students"/>
+    <w:bookmarkStart w:id="100" w:name="a-rough-ranking-for-students"/>
     <w:p>
       <w:pPr>
         <w:pStyle w:val="Heading2"/>
@@ -2263,14 +2653,14 @@
         <w:t xml:space="preserve">Mechanical issue: multicollinearity</w:t>
       </w:r>
     </w:p>
-    <w:bookmarkEnd w:id="76"/>
-    <w:bookmarkStart w:id="77" w:name="a-useful-teaching-rule"/>
-    <w:p>
-      <w:pPr>
-        <w:pStyle w:val="Heading2"/>
-      </w:pPr>
-      <w:r>
-        <w:t xml:space="preserve">11.2 A useful teaching rule</w:t>
+    <w:bookmarkEnd w:id="100"/>
+    <w:bookmarkStart w:id="101" w:name="a-useful-checklist"/>
+    <w:p>
+      <w:pPr>
+        <w:pStyle w:val="Heading2"/>
+      </w:pPr>
+      <w:r>
+        <w:t xml:space="preserve">11.2 A useful checklist</w:t>
       </w:r>
     </w:p>
     <w:p>
@@ -2309,9 +2699,9 @@
         <w:t xml:space="preserve">Ask third: Is the outcome type appropriate for OLS?</w:t>
       </w:r>
     </w:p>
-    <w:bookmarkEnd w:id="77"/>
-    <w:bookmarkEnd w:id="78"/>
-    <w:bookmarkStart w:id="82" w:name="moving-from-ols-to-mle"/>
+    <w:bookmarkEnd w:id="101"/>
+    <w:bookmarkEnd w:id="102"/>
+    <w:bookmarkStart w:id="106" w:name="moving-from-ols-to-mle"/>
     <w:p>
       <w:pPr>
         <w:pStyle w:val="Heading1"/>
@@ -2320,7 +2710,7 @@
         <w:t xml:space="preserve">12. Moving from OLS to MLE</w:t>
       </w:r>
     </w:p>
-    <w:bookmarkStart w:id="79" w:name="why-leave-ols"/>
+    <w:bookmarkStart w:id="103" w:name="why-leave-ols"/>
     <w:p>
       <w:pPr>
         <w:pStyle w:val="Heading2"/>
@@ -2365,8 +2755,8 @@
         <w:t xml:space="preserve">We need a more general estimation framework</w:t>
       </w:r>
     </w:p>
-    <w:bookmarkEnd w:id="79"/>
-    <w:bookmarkStart w:id="80" w:name="the-big-idea-of-maximum-likelihood"/>
+    <w:bookmarkEnd w:id="103"/>
+    <w:bookmarkStart w:id="104" w:name="the-big-idea-of-maximum-likelihood"/>
     <w:p>
       <w:pPr>
         <w:pStyle w:val="Heading2"/>
@@ -2411,8 +2801,8 @@
         <w:t xml:space="preserve">Instead of minimizing squared residuals, we maximize a likelihood function</w:t>
       </w:r>
     </w:p>
-    <w:bookmarkEnd w:id="80"/>
-    <w:bookmarkStart w:id="81" w:name="contrast-in-one-sentence"/>
+    <w:bookmarkEnd w:id="104"/>
+    <w:bookmarkStart w:id="105" w:name="contrast-in-one-sentence"/>
     <w:p>
       <w:pPr>
         <w:pStyle w:val="Heading2"/>
@@ -2445,9 +2835,9 @@
         <w:t xml:space="preserve">MLE: choose coefficients that maximize the probability of the data under the model</w:t>
       </w:r>
     </w:p>
-    <w:bookmarkEnd w:id="81"/>
-    <w:bookmarkEnd w:id="82"/>
-    <w:bookmarkStart w:id="86" w:name="logistic-regression"/>
+    <w:bookmarkEnd w:id="105"/>
+    <w:bookmarkEnd w:id="106"/>
+    <w:bookmarkStart w:id="112" w:name="logistic-regression"/>
     <w:p>
       <w:pPr>
         <w:pStyle w:val="Heading1"/>
@@ -2456,7 +2846,7 @@
         <w:t xml:space="preserve">13. Logistic regression</w:t>
       </w:r>
     </w:p>
-    <w:bookmarkStart w:id="83" w:name="when-we-use-it"/>
+    <w:bookmarkStart w:id="107" w:name="when-we-use-it"/>
     <w:p>
       <w:pPr>
         <w:pStyle w:val="Heading2"/>
@@ -2501,8 +2891,8 @@
         <w:t xml:space="preserve">The outcome is modeled as a probability between 0 and 1</w:t>
       </w:r>
     </w:p>
-    <w:bookmarkEnd w:id="83"/>
-    <w:bookmarkStart w:id="84" w:name="why-not-use-ols-for-a-binary-outcome"/>
+    <w:bookmarkEnd w:id="107"/>
+    <w:bookmarkStart w:id="108" w:name="why-not-use-ols-for-a-binary-outcome"/>
     <w:p>
       <w:pPr>
         <w:pStyle w:val="Heading2"/>
@@ -2547,14 +2937,78 @@
         <w:t xml:space="preserve">The relationship between X and probability is usually nonlinear</w:t>
       </w:r>
     </w:p>
-    <w:bookmarkEnd w:id="84"/>
-    <w:bookmarkStart w:id="85" w:name="the-key-visual"/>
-    <w:p>
-      <w:pPr>
-        <w:pStyle w:val="Heading2"/>
-      </w:pPr>
-      <w:r>
-        <w:t xml:space="preserve">13.3 The key visual</w:t>
+    <w:bookmarkEnd w:id="108"/>
+    <w:bookmarkStart w:id="109" w:name="video-1"/>
+    <w:p>
+      <w:pPr>
+        <w:pStyle w:val="Heading2"/>
+      </w:pPr>
+      <w:r>
+        <w:t xml:space="preserve">13.3 Video 1</w:t>
+      </w:r>
+    </w:p>
+    <w:p>
+      <w:pPr>
+        <w:pStyle w:val="FirstParagraph"/>
+      </w:pPr>
+      <w:r>
+        <w:t xml:space="preserve">(Open C:/Users/tomha/R_Projects/pols3316_spring2026/assets/ols_binary_fails.mp4)</w:t>
+      </w:r>
+    </w:p>
+    <w:bookmarkEnd w:id="109"/>
+    <w:bookmarkStart w:id="110" w:name="commentary"/>
+    <w:p>
+      <w:pPr>
+        <w:pStyle w:val="Heading2"/>
+      </w:pPr>
+      <w:r>
+        <w:t xml:space="preserve">13.4 Commentary</w:t>
+      </w:r>
+    </w:p>
+    <w:p>
+      <w:pPr>
+        <w:pStyle w:val="FirstParagraph"/>
+      </w:pPr>
+      <w:r>
+        <w:t xml:space="preserve">OLS gives us probabilities larger than 100% and less than 0%, greater than 1 and less than 0. That's just not possible. Logistic regression respects the bounds of probability, so it gives us a curve that stays between 0 and 1.</w:t>
+      </w:r>
+    </w:p>
+    <w:bookmarkEnd w:id="110"/>
+    <w:bookmarkStart w:id="111" w:name="video-2"/>
+    <w:p>
+      <w:pPr>
+        <w:pStyle w:val="Heading2"/>
+      </w:pPr>
+      <w:r>
+        <w:t xml:space="preserve">13.5 Video 2</w:t>
+      </w:r>
+    </w:p>
+    <w:p>
+      <w:pPr>
+        <w:pStyle w:val="FirstParagraph"/>
+      </w:pPr>
+      <w:r>
+        <w:t xml:space="preserve">(Open Logit Saves the Day video C:/Users/tomha/R_Projects/pols3316_spring2026/assets/logit_saves_the_day.mp4)</w:t>
+      </w:r>
+    </w:p>
+    <w:bookmarkEnd w:id="111"/>
+    <w:bookmarkEnd w:id="112"/>
+    <w:bookmarkStart w:id="115" w:name="Xb3761e5601f1e60d8079c14d0b5e2e60166fc7a"/>
+    <w:p>
+      <w:pPr>
+        <w:pStyle w:val="Heading1"/>
+      </w:pPr>
+      <w:r>
+        <w:t xml:space="preserve">14. "Linear on the inside, curved on the outside"</w:t>
+      </w:r>
+    </w:p>
+    <w:bookmarkStart w:id="113" w:name="the-linear-part-of-logistic-regression"/>
+    <w:p>
+      <w:pPr>
+        <w:pStyle w:val="Heading2"/>
+      </w:pPr>
+      <w:r>
+        <w:t xml:space="preserve">14.1 The linear part of logistic regression</w:t>
       </w:r>
     </w:p>
     <w:p>
@@ -2566,7 +3020,7 @@
         </w:numPr>
       </w:pPr>
       <w:r>
-        <w:t xml:space="preserve">Draw a straight line through a binary cloud</w:t>
+        <w:t xml:space="preserve">Logistic regression is linear in the log-odds</w:t>
       </w:r>
     </w:p>
     <w:p>
@@ -2578,7 +3032,7 @@
         </w:numPr>
       </w:pPr>
       <w:r>
-        <w:t xml:space="preserve">Then draw an S-curve</w:t>
+        <w:t xml:space="preserve">The model is:</w:t>
       </w:r>
     </w:p>
     <w:p>
@@ -2590,71 +3044,148 @@
         </w:numPr>
       </w:pPr>
       <w:r>
-        <w:t xml:space="preserve">Emphasize that probability must stay between 0 and 1</w:t>
-      </w:r>
-    </w:p>
-    <w:p>
-      <w:pPr>
-        <w:pStyle w:val="Compact"/>
-        <w:numPr>
-          <w:ilvl w:val="0"/>
-          <w:numId w:val="1046"/>
-        </w:numPr>
-      </w:pPr>
-      <w:r>
-        <w:t xml:space="preserve">Logistic regression respects those bounds</w:t>
-      </w:r>
-    </w:p>
-    <w:bookmarkEnd w:id="85"/>
-    <w:bookmarkEnd w:id="86"/>
-    <w:bookmarkStart w:id="90" w:name="what-part-is-linear"/>
+        <w:t xml:space="preserve">[</w:t>
+      </w:r>
+      <w:r>
+        <w:t xml:space="preserve"> </w:t>
+      </w:r>
+      <w:r>
+        <w:t xml:space="preserve">(</w:t>
+      </w:r>
+      <w:r>
+        <w:t xml:space="preserve">)=</w:t>
+      </w:r>
+      <w:r>
+        <w:t xml:space="preserve">_0+</w:t>
+      </w:r>
+      <w:r>
+        <w:t xml:space="preserve">_1 X</w:t>
+      </w:r>
+      <w:r>
+        <w:t xml:space="preserve"> </w:t>
+      </w:r>
+      <w:r>
+        <w:t xml:space="preserve">]</w:t>
+      </w:r>
+    </w:p>
+    <w:bookmarkEnd w:id="113"/>
+    <w:bookmarkStart w:id="114" w:name="the-curved-part"/>
+    <w:p>
+      <w:pPr>
+        <w:pStyle w:val="Heading2"/>
+      </w:pPr>
+      <w:r>
+        <w:t xml:space="preserve">14.2 The curved part</w:t>
+      </w:r>
+    </w:p>
+    <w:p>
+      <w:pPr>
+        <w:pStyle w:val="Compact"/>
+        <w:numPr>
+          <w:ilvl w:val="0"/>
+          <w:numId w:val="1047"/>
+        </w:numPr>
+      </w:pPr>
+      <w:r>
+        <w:t xml:space="preserve">When we convert log-odds back into probability, the relationship becomes S-shaped</w:t>
+      </w:r>
+    </w:p>
+    <w:p>
+      <w:pPr>
+        <w:pStyle w:val="Compact"/>
+        <w:numPr>
+          <w:ilvl w:val="0"/>
+          <w:numId w:val="1047"/>
+        </w:numPr>
+      </w:pPr>
+      <w:r>
+        <w:t xml:space="preserve">That is why the graph of probability against X is not a straight line</w:t>
+      </w:r>
+    </w:p>
+    <w:p>
+      <w:pPr>
+        <w:pStyle w:val="Compact"/>
+        <w:numPr>
+          <w:ilvl w:val="0"/>
+          <w:numId w:val="1047"/>
+        </w:numPr>
+      </w:pPr>
+      <w:r>
+        <w:t xml:space="preserve">A one-unit change in X has a constant effect on log-odds, not on probability</w:t>
+      </w:r>
+    </w:p>
+    <w:bookmarkEnd w:id="114"/>
+    <w:bookmarkEnd w:id="115"/>
+    <w:bookmarkStart w:id="120" w:name="probability-odds-and-log-odds"/>
     <w:p>
       <w:pPr>
         <w:pStyle w:val="Heading1"/>
       </w:pPr>
       <w:r>
-        <w:t xml:space="preserve">14. What part is linear?</w:t>
-      </w:r>
-    </w:p>
-    <w:bookmarkStart w:id="87" w:name="the-linear-part-of-logistic-regression"/>
-    <w:p>
-      <w:pPr>
-        <w:pStyle w:val="Heading2"/>
-      </w:pPr>
-      <w:r>
-        <w:t xml:space="preserve">14.1 The linear part of logistic regression</w:t>
-      </w:r>
-    </w:p>
-    <w:p>
-      <w:pPr>
-        <w:pStyle w:val="Compact"/>
-        <w:numPr>
-          <w:ilvl w:val="0"/>
-          <w:numId w:val="1047"/>
-        </w:numPr>
-      </w:pPr>
-      <w:r>
-        <w:t xml:space="preserve">Logistic regression is linear in the log-odds</w:t>
-      </w:r>
-    </w:p>
-    <w:p>
-      <w:pPr>
-        <w:pStyle w:val="Compact"/>
-        <w:numPr>
-          <w:ilvl w:val="0"/>
-          <w:numId w:val="1047"/>
-        </w:numPr>
-      </w:pPr>
-      <w:r>
-        <w:t xml:space="preserve">The model is:</w:t>
-      </w:r>
-    </w:p>
-    <w:p>
-      <w:pPr>
-        <w:pStyle w:val="Compact"/>
-        <w:numPr>
-          <w:ilvl w:val="0"/>
-          <w:numId w:val="1047"/>
+        <w:t xml:space="preserve">15. Probability, odds, and log-odds</w:t>
+      </w:r>
+    </w:p>
+    <w:bookmarkStart w:id="116" w:name="probability"/>
+    <w:p>
+      <w:pPr>
+        <w:pStyle w:val="Heading2"/>
+      </w:pPr>
+      <w:r>
+        <w:t xml:space="preserve">15.1 Probability</w:t>
+      </w:r>
+    </w:p>
+    <w:p>
+      <w:pPr>
+        <w:pStyle w:val="Compact"/>
+        <w:numPr>
+          <w:ilvl w:val="0"/>
+          <w:numId w:val="1048"/>
+        </w:numPr>
+      </w:pPr>
+      <w:r>
+        <w:t xml:space="preserve">Probability is the chance of an event, from 0 to 1</w:t>
+      </w:r>
+    </w:p>
+    <w:p>
+      <w:pPr>
+        <w:pStyle w:val="Compact"/>
+        <w:numPr>
+          <w:ilvl w:val="0"/>
+          <w:numId w:val="1048"/>
+        </w:numPr>
+      </w:pPr>
+      <w:r>
+        <w:t xml:space="preserve">Example: (p = 0.75) means a 75% chance</w:t>
+      </w:r>
+    </w:p>
+    <w:bookmarkEnd w:id="116"/>
+    <w:bookmarkStart w:id="117" w:name="odds"/>
+    <w:p>
+      <w:pPr>
+        <w:pStyle w:val="Heading2"/>
+      </w:pPr>
+      <w:r>
+        <w:t xml:space="preserve">15.2 Odds</w:t>
+      </w:r>
+    </w:p>
+    <w:p>
+      <w:pPr>
+        <w:pStyle w:val="Compact"/>
+        <w:numPr>
+          <w:ilvl w:val="0"/>
+          <w:numId w:val="1049"/>
+        </w:numPr>
+      </w:pPr>
+      <w:r>
+        <w:t xml:space="preserve">Odds compare the chance of success to the chance of failure</w:t>
+      </w:r>
+    </w:p>
+    <w:p>
+      <w:pPr>
+        <w:pStyle w:val="Compact"/>
+        <w:numPr>
+          <w:ilvl w:val="0"/>
+          <w:numId w:val="1049"/>
         </w:numPr>
       </w:pPr>
       <w:r>
@@ -2664,16 +3195,74 @@
         <w:t xml:space="preserve"> </w:t>
       </w:r>
       <w:r>
+        <w:t xml:space="preserve"> </w:t>
+      </w:r>
+      <w:r>
+        <w:t xml:space="preserve">=</w:t>
+      </w:r>
+      <w:r>
+        <w:t xml:space="preserve"> </w:t>
+      </w:r>
+      <w:r>
+        <w:t xml:space="preserve"> </w:t>
+      </w:r>
+      <w:r>
+        <w:t xml:space="preserve">]</w:t>
+      </w:r>
+    </w:p>
+    <w:p>
+      <w:pPr>
+        <w:pStyle w:val="Compact"/>
+        <w:numPr>
+          <w:ilvl w:val="0"/>
+          <w:numId w:val="1049"/>
+        </w:numPr>
+      </w:pPr>
+      <w:r>
+        <w:t xml:space="preserve">If (p = 0.75), odds = (0.75/0.25 = 3), or 3-to-1</w:t>
+      </w:r>
+    </w:p>
+    <w:bookmarkEnd w:id="117"/>
+    <w:bookmarkStart w:id="118" w:name="log-odds"/>
+    <w:p>
+      <w:pPr>
+        <w:pStyle w:val="Heading2"/>
+      </w:pPr>
+      <w:r>
+        <w:t xml:space="preserve">15.3 Log-odds</w:t>
+      </w:r>
+    </w:p>
+    <w:p>
+      <w:pPr>
+        <w:pStyle w:val="Compact"/>
+        <w:numPr>
+          <w:ilvl w:val="0"/>
+          <w:numId w:val="1050"/>
+        </w:numPr>
+      </w:pPr>
+      <w:r>
+        <w:t xml:space="preserve">Logistic regression takes the natural log of the odds</w:t>
+      </w:r>
+    </w:p>
+    <w:p>
+      <w:pPr>
+        <w:pStyle w:val="Compact"/>
+        <w:numPr>
+          <w:ilvl w:val="0"/>
+          <w:numId w:val="1050"/>
+        </w:numPr>
+      </w:pPr>
+      <w:r>
+        <w:t xml:space="preserve">[</w:t>
+      </w:r>
+      <w:r>
+        <w:t xml:space="preserve"> </w:t>
+      </w:r>
+      <w:r>
         <w:t xml:space="preserve">(</w:t>
       </w:r>
       <w:r>
-        <w:t xml:space="preserve">)=</w:t>
-      </w:r>
-      <w:r>
-        <w:t xml:space="preserve">_0+</w:t>
-      </w:r>
-      <w:r>
-        <w:t xml:space="preserve">_1 X</w:t>
+        <w:t xml:space="preserve">)</w:t>
       </w:r>
       <w:r>
         <w:t xml:space="preserve"> </w:t>
@@ -2682,190 +3271,82 @@
         <w:t xml:space="preserve">]</w:t>
       </w:r>
     </w:p>
-    <w:bookmarkEnd w:id="87"/>
-    <w:bookmarkStart w:id="88" w:name="the-curved-part"/>
-    <w:p>
-      <w:pPr>
-        <w:pStyle w:val="Heading2"/>
-      </w:pPr>
-      <w:r>
-        <w:t xml:space="preserve">14.2 The curved part</w:t>
-      </w:r>
-    </w:p>
-    <w:p>
-      <w:pPr>
-        <w:pStyle w:val="Compact"/>
-        <w:numPr>
-          <w:ilvl w:val="0"/>
-          <w:numId w:val="1048"/>
-        </w:numPr>
-      </w:pPr>
-      <w:r>
-        <w:t xml:space="preserve">When we convert log-odds back into probability, the relationship becomes S-shaped</w:t>
-      </w:r>
-    </w:p>
-    <w:p>
-      <w:pPr>
-        <w:pStyle w:val="Compact"/>
-        <w:numPr>
-          <w:ilvl w:val="0"/>
-          <w:numId w:val="1048"/>
-        </w:numPr>
-      </w:pPr>
-      <w:r>
-        <w:t xml:space="preserve">That is why the graph of probability against X is not a straight line</w:t>
-      </w:r>
-    </w:p>
-    <w:p>
-      <w:pPr>
-        <w:pStyle w:val="Compact"/>
-        <w:numPr>
-          <w:ilvl w:val="0"/>
-          <w:numId w:val="1048"/>
-        </w:numPr>
-      </w:pPr>
-      <w:r>
-        <w:t xml:space="preserve">A one-unit change in X has a constant effect on log-odds, not on probability</w:t>
-      </w:r>
-    </w:p>
-    <w:bookmarkEnd w:id="88"/>
-    <w:bookmarkStart w:id="89" w:name="teaching-line"/>
-    <w:p>
-      <w:pPr>
-        <w:pStyle w:val="Heading2"/>
-      </w:pPr>
-      <w:r>
-        <w:t xml:space="preserve">14.3 Teaching line</w:t>
-      </w:r>
-    </w:p>
-    <w:p>
-      <w:pPr>
-        <w:pStyle w:val="Compact"/>
-        <w:numPr>
-          <w:ilvl w:val="0"/>
-          <w:numId w:val="1049"/>
-        </w:numPr>
-      </w:pPr>
-      <w:r>
-        <w:t xml:space="preserve">"Linear on the inside, curved on the outside"</w:t>
-      </w:r>
-    </w:p>
-    <w:bookmarkEnd w:id="89"/>
-    <w:bookmarkEnd w:id="90"/>
-    <w:bookmarkStart w:id="95" w:name="probability-odds-and-log-odds"/>
+    <w:p>
+      <w:pPr>
+        <w:pStyle w:val="Compact"/>
+        <w:numPr>
+          <w:ilvl w:val="0"/>
+          <w:numId w:val="1050"/>
+        </w:numPr>
+      </w:pPr>
+      <w:r>
+        <w:t xml:space="preserve">This converts the bounded probability scale into an unbounded linear scale</w:t>
+      </w:r>
+    </w:p>
+    <w:bookmarkEnd w:id="118"/>
+    <w:bookmarkStart w:id="119" w:name="why-do-this"/>
+    <w:p>
+      <w:pPr>
+        <w:pStyle w:val="Heading2"/>
+      </w:pPr>
+      <w:r>
+        <w:t xml:space="preserve">15.4 Why do this?</w:t>
+      </w:r>
+    </w:p>
+    <w:p>
+      <w:pPr>
+        <w:pStyle w:val="Compact"/>
+        <w:numPr>
+          <w:ilvl w:val="0"/>
+          <w:numId w:val="1051"/>
+        </w:numPr>
+      </w:pPr>
+      <w:r>
+        <w:t xml:space="preserve">Probabilities are bounded between 0 and 1</w:t>
+      </w:r>
+    </w:p>
+    <w:p>
+      <w:pPr>
+        <w:pStyle w:val="Compact"/>
+        <w:numPr>
+          <w:ilvl w:val="0"/>
+          <w:numId w:val="1051"/>
+        </w:numPr>
+      </w:pPr>
+      <w:r>
+        <w:t xml:space="preserve">Log-odds run from negative infinity to positive infinity</w:t>
+      </w:r>
+    </w:p>
+    <w:p>
+      <w:pPr>
+        <w:pStyle w:val="Compact"/>
+        <w:numPr>
+          <w:ilvl w:val="0"/>
+          <w:numId w:val="1051"/>
+        </w:numPr>
+      </w:pPr>
+      <w:r>
+        <w:t xml:space="preserve">That makes a linear model possible</w:t>
+      </w:r>
+    </w:p>
+    <w:bookmarkEnd w:id="119"/>
+    <w:bookmarkEnd w:id="120"/>
+    <w:bookmarkStart w:id="124" w:name="the-link-function"/>
     <w:p>
       <w:pPr>
         <w:pStyle w:val="Heading1"/>
       </w:pPr>
       <w:r>
-        <w:t xml:space="preserve">15. Probability, odds, and log-odds</w:t>
-      </w:r>
-    </w:p>
-    <w:bookmarkStart w:id="91" w:name="probability"/>
-    <w:p>
-      <w:pPr>
-        <w:pStyle w:val="Heading2"/>
-      </w:pPr>
-      <w:r>
-        <w:t xml:space="preserve">15.1 Probability</w:t>
-      </w:r>
-    </w:p>
-    <w:p>
-      <w:pPr>
-        <w:pStyle w:val="Compact"/>
-        <w:numPr>
-          <w:ilvl w:val="0"/>
-          <w:numId w:val="1050"/>
-        </w:numPr>
-      </w:pPr>
-      <w:r>
-        <w:t xml:space="preserve">Probability is the chance of an event, from 0 to 1</w:t>
-      </w:r>
-    </w:p>
-    <w:p>
-      <w:pPr>
-        <w:pStyle w:val="Compact"/>
-        <w:numPr>
-          <w:ilvl w:val="0"/>
-          <w:numId w:val="1050"/>
-        </w:numPr>
-      </w:pPr>
-      <w:r>
-        <w:t xml:space="preserve">Example: (p = 0.75) means a 75% chance</w:t>
-      </w:r>
-    </w:p>
-    <w:bookmarkEnd w:id="91"/>
-    <w:bookmarkStart w:id="92" w:name="odds"/>
-    <w:p>
-      <w:pPr>
-        <w:pStyle w:val="Heading2"/>
-      </w:pPr>
-      <w:r>
-        <w:t xml:space="preserve">15.2 Odds</w:t>
-      </w:r>
-    </w:p>
-    <w:p>
-      <w:pPr>
-        <w:pStyle w:val="Compact"/>
-        <w:numPr>
-          <w:ilvl w:val="0"/>
-          <w:numId w:val="1051"/>
-        </w:numPr>
-      </w:pPr>
-      <w:r>
-        <w:t xml:space="preserve">Odds compare the chance of success to the chance of failure</w:t>
-      </w:r>
-    </w:p>
-    <w:p>
-      <w:pPr>
-        <w:pStyle w:val="Compact"/>
-        <w:numPr>
-          <w:ilvl w:val="0"/>
-          <w:numId w:val="1051"/>
-        </w:numPr>
-      </w:pPr>
-      <w:r>
-        <w:t xml:space="preserve">[</w:t>
-      </w:r>
-      <w:r>
-        <w:t xml:space="preserve"> </w:t>
-      </w:r>
-      <w:r>
-        <w:t xml:space="preserve"> </w:t>
-      </w:r>
-      <w:r>
-        <w:t xml:space="preserve">=</w:t>
-      </w:r>
-      <w:r>
-        <w:t xml:space="preserve"> </w:t>
-      </w:r>
-      <w:r>
-        <w:t xml:space="preserve"> </w:t>
-      </w:r>
-      <w:r>
-        <w:t xml:space="preserve">]</w:t>
-      </w:r>
-    </w:p>
-    <w:p>
-      <w:pPr>
-        <w:pStyle w:val="Compact"/>
-        <w:numPr>
-          <w:ilvl w:val="0"/>
-          <w:numId w:val="1051"/>
-        </w:numPr>
-      </w:pPr>
-      <w:r>
-        <w:t xml:space="preserve">If (p = 0.75), odds = (0.75/0.25 = 3), or 3-to-1</w:t>
-      </w:r>
-    </w:p>
-    <w:bookmarkEnd w:id="92"/>
-    <w:bookmarkStart w:id="93" w:name="log-odds"/>
-    <w:p>
-      <w:pPr>
-        <w:pStyle w:val="Heading2"/>
-      </w:pPr>
-      <w:r>
-        <w:t xml:space="preserve">15.3 Log-odds</w:t>
+        <w:t xml:space="preserve">16. The link function</w:t>
+      </w:r>
+    </w:p>
+    <w:bookmarkStart w:id="121" w:name="what-is-a-link-function"/>
+    <w:p>
+      <w:pPr>
+        <w:pStyle w:val="Heading2"/>
+      </w:pPr>
+      <w:r>
+        <w:t xml:space="preserve">16.1 What is a link function?</w:t>
       </w:r>
     </w:p>
     <w:p>
@@ -2877,7 +3358,7 @@
         </w:numPr>
       </w:pPr>
       <w:r>
-        <w:t xml:space="preserve">Logistic regression takes the natural log of the odds</w:t>
+        <w:t xml:space="preserve">The link function connects the linear predictor to the mean of the outcome</w:t>
       </w:r>
     </w:p>
     <w:p>
@@ -2889,22 +3370,7 @@
         </w:numPr>
       </w:pPr>
       <w:r>
-        <w:t xml:space="preserve">[</w:t>
-      </w:r>
-      <w:r>
-        <w:t xml:space="preserve"> </w:t>
-      </w:r>
-      <w:r>
-        <w:t xml:space="preserve">(</w:t>
-      </w:r>
-      <w:r>
-        <w:t xml:space="preserve">)</w:t>
-      </w:r>
-      <w:r>
-        <w:t xml:space="preserve"> </w:t>
-      </w:r>
-      <w:r>
-        <w:t xml:space="preserve">]</w:t>
+        <w:t xml:space="preserve">In logistic regression, the link is the logit link</w:t>
       </w:r>
     </w:p>
     <w:p>
@@ -2916,17 +3382,17 @@
         </w:numPr>
       </w:pPr>
       <w:r>
-        <w:t xml:space="preserve">This converts the bounded probability scale into an unbounded linear scale</w:t>
-      </w:r>
-    </w:p>
-    <w:bookmarkEnd w:id="93"/>
-    <w:bookmarkStart w:id="94" w:name="why-do-this"/>
-    <w:p>
-      <w:pPr>
-        <w:pStyle w:val="Heading2"/>
-      </w:pPr>
-      <w:r>
-        <w:t xml:space="preserve">15.4 Why do this?</w:t>
+        <w:t xml:space="preserve">It maps probability to log-odds</w:t>
+      </w:r>
+    </w:p>
+    <w:bookmarkEnd w:id="121"/>
+    <w:bookmarkStart w:id="122" w:name="simple-explanation"/>
+    <w:p>
+      <w:pPr>
+        <w:pStyle w:val="Heading2"/>
+      </w:pPr>
+      <w:r>
+        <w:t xml:space="preserve">16.2 Simple explanation</w:t>
       </w:r>
     </w:p>
     <w:p>
@@ -2938,7 +3404,7 @@
         </w:numPr>
       </w:pPr>
       <w:r>
-        <w:t xml:space="preserve">Probabilities are bounded between 0 and 1</w:t>
+        <w:t xml:space="preserve">OLS identity link: predicted Y is directly the linear predictor</w:t>
       </w:r>
     </w:p>
     <w:p>
@@ -2950,7 +3416,7 @@
         </w:numPr>
       </w:pPr>
       <w:r>
-        <w:t xml:space="preserve">Log-odds run from negative infinity to positive infinity</w:t>
+        <w:t xml:space="preserve">Logistic regression logit link: predicted probability is connected indirectly through log-odds</w:t>
       </w:r>
     </w:p>
     <w:p>
@@ -2962,113 +3428,11 @@
         </w:numPr>
       </w:pPr>
       <w:r>
-        <w:t xml:space="preserve">That makes a linear model possible</w:t>
-      </w:r>
-    </w:p>
-    <w:bookmarkEnd w:id="94"/>
-    <w:bookmarkEnd w:id="95"/>
-    <w:bookmarkStart w:id="99" w:name="the-link-function"/>
-    <w:p>
-      <w:pPr>
-        <w:pStyle w:val="Heading1"/>
-      </w:pPr>
-      <w:r>
-        <w:t xml:space="preserve">16. The link function</w:t>
-      </w:r>
-    </w:p>
-    <w:bookmarkStart w:id="96" w:name="what-is-a-link-function"/>
-    <w:p>
-      <w:pPr>
-        <w:pStyle w:val="Heading2"/>
-      </w:pPr>
-      <w:r>
-        <w:t xml:space="preserve">16.1 What is a link function?</w:t>
-      </w:r>
-    </w:p>
-    <w:p>
-      <w:pPr>
-        <w:pStyle w:val="Compact"/>
-        <w:numPr>
-          <w:ilvl w:val="0"/>
-          <w:numId w:val="1054"/>
-        </w:numPr>
-      </w:pPr>
-      <w:r>
-        <w:t xml:space="preserve">The link function connects the linear predictor to the mean of the outcome</w:t>
-      </w:r>
-    </w:p>
-    <w:p>
-      <w:pPr>
-        <w:pStyle w:val="Compact"/>
-        <w:numPr>
-          <w:ilvl w:val="0"/>
-          <w:numId w:val="1054"/>
-        </w:numPr>
-      </w:pPr>
-      <w:r>
-        <w:t xml:space="preserve">In logistic regression, the link is the logit link</w:t>
-      </w:r>
-    </w:p>
-    <w:p>
-      <w:pPr>
-        <w:pStyle w:val="Compact"/>
-        <w:numPr>
-          <w:ilvl w:val="0"/>
-          <w:numId w:val="1054"/>
-        </w:numPr>
-      </w:pPr>
-      <w:r>
-        <w:t xml:space="preserve">It maps probability to log-odds</w:t>
-      </w:r>
-    </w:p>
-    <w:bookmarkEnd w:id="96"/>
-    <w:bookmarkStart w:id="97" w:name="simple-explanation"/>
-    <w:p>
-      <w:pPr>
-        <w:pStyle w:val="Heading2"/>
-      </w:pPr>
-      <w:r>
-        <w:t xml:space="preserve">16.2 Simple explanation</w:t>
-      </w:r>
-    </w:p>
-    <w:p>
-      <w:pPr>
-        <w:pStyle w:val="Compact"/>
-        <w:numPr>
-          <w:ilvl w:val="0"/>
-          <w:numId w:val="1055"/>
-        </w:numPr>
-      </w:pPr>
-      <w:r>
-        <w:t xml:space="preserve">OLS identity link: predicted Y is directly the linear predictor</w:t>
-      </w:r>
-    </w:p>
-    <w:p>
-      <w:pPr>
-        <w:pStyle w:val="Compact"/>
-        <w:numPr>
-          <w:ilvl w:val="0"/>
-          <w:numId w:val="1055"/>
-        </w:numPr>
-      </w:pPr>
-      <w:r>
-        <w:t xml:space="preserve">Logistic regression logit link: predicted probability is connected indirectly through log-odds</w:t>
-      </w:r>
-    </w:p>
-    <w:p>
-      <w:pPr>
-        <w:pStyle w:val="Compact"/>
-        <w:numPr>
-          <w:ilvl w:val="0"/>
-          <w:numId w:val="1055"/>
-        </w:numPr>
-      </w:pPr>
-      <w:r>
         <w:t xml:space="preserve">Same basic idea of predictors and coefficients, different mapping to the outcome scale</w:t>
       </w:r>
     </w:p>
-    <w:bookmarkEnd w:id="97"/>
-    <w:bookmarkStart w:id="98" w:name="nice-comparison-table"/>
+    <w:bookmarkEnd w:id="122"/>
+    <w:bookmarkStart w:id="123" w:name="nice-comparison-table"/>
     <w:p>
       <w:pPr>
         <w:pStyle w:val="Heading2"/>
@@ -3256,9 +3620,9 @@
         </w:tc>
       </w:tr>
     </w:tbl>
-    <w:bookmarkEnd w:id="98"/>
-    <w:bookmarkEnd w:id="99"/>
-    <w:bookmarkStart w:id="103" w:name="how-estimation-differs"/>
+    <w:bookmarkEnd w:id="123"/>
+    <w:bookmarkEnd w:id="124"/>
+    <w:bookmarkStart w:id="128" w:name="how-estimation-differs"/>
     <w:p>
       <w:pPr>
         <w:pStyle w:val="Heading1"/>
@@ -3267,7 +3631,7 @@
         <w:t xml:space="preserve">17. How estimation differs</w:t>
       </w:r>
     </w:p>
-    <w:bookmarkStart w:id="100" w:name="ols-has-a-direct-formula"/>
+    <w:bookmarkStart w:id="125" w:name="ols-has-a-direct-formula"/>
     <w:p>
       <w:pPr>
         <w:pStyle w:val="Heading2"/>
@@ -3281,11 +3645,103 @@
         <w:pStyle w:val="Compact"/>
         <w:numPr>
           <w:ilvl w:val="0"/>
+          <w:numId w:val="1054"/>
+        </w:numPr>
+      </w:pPr>
+      <w:r>
+        <w:t xml:space="preserve">In simple regression, we can solve for slope and intercept directly</w:t>
+      </w:r>
+    </w:p>
+    <w:p>
+      <w:pPr>
+        <w:pStyle w:val="Compact"/>
+        <w:numPr>
+          <w:ilvl w:val="0"/>
+          <w:numId w:val="1054"/>
+        </w:numPr>
+      </w:pPr>
+      <w:r>
+        <w:t xml:space="preserve">That is what you did in Lecture 9 with covariance and variance</w:t>
+      </w:r>
+    </w:p>
+    <w:bookmarkEnd w:id="125"/>
+    <w:bookmarkStart w:id="126" w:name="logistic-regression-does-not"/>
+    <w:p>
+      <w:pPr>
+        <w:pStyle w:val="Heading2"/>
+      </w:pPr>
+      <w:r>
+        <w:t xml:space="preserve">17.2 Logistic regression does not</w:t>
+      </w:r>
+    </w:p>
+    <w:p>
+      <w:pPr>
+        <w:pStyle w:val="Compact"/>
+        <w:numPr>
+          <w:ilvl w:val="0"/>
+          <w:numId w:val="1055"/>
+        </w:numPr>
+      </w:pPr>
+      <w:r>
+        <w:t xml:space="preserve">There is no simple closed-form equation that directly solves the coefficients</w:t>
+      </w:r>
+    </w:p>
+    <w:p>
+      <w:pPr>
+        <w:pStyle w:val="Compact"/>
+        <w:numPr>
+          <w:ilvl w:val="0"/>
+          <w:numId w:val="1055"/>
+        </w:numPr>
+      </w:pPr>
+      <w:r>
+        <w:t xml:space="preserve">The computer starts with guesses</w:t>
+      </w:r>
+    </w:p>
+    <w:p>
+      <w:pPr>
+        <w:pStyle w:val="Compact"/>
+        <w:numPr>
+          <w:ilvl w:val="0"/>
+          <w:numId w:val="1055"/>
+        </w:numPr>
+      </w:pPr>
+      <w:r>
+        <w:t xml:space="preserve">Then it repeatedly updates them to improve the likelihood</w:t>
+      </w:r>
+    </w:p>
+    <w:p>
+      <w:pPr>
+        <w:pStyle w:val="Compact"/>
+        <w:numPr>
+          <w:ilvl w:val="0"/>
+          <w:numId w:val="1055"/>
+        </w:numPr>
+      </w:pPr>
+      <w:r>
+        <w:t xml:space="preserve">This is iterative optimization</w:t>
+      </w:r>
+    </w:p>
+    <w:bookmarkEnd w:id="126"/>
+    <w:bookmarkStart w:id="127" w:name="plain-language-analogy"/>
+    <w:p>
+      <w:pPr>
+        <w:pStyle w:val="Heading2"/>
+      </w:pPr>
+      <w:r>
+        <w:t xml:space="preserve">17.3 Plain-language analogy</w:t>
+      </w:r>
+    </w:p>
+    <w:p>
+      <w:pPr>
+        <w:pStyle w:val="Compact"/>
+        <w:numPr>
+          <w:ilvl w:val="0"/>
           <w:numId w:val="1056"/>
         </w:numPr>
       </w:pPr>
       <w:r>
-        <w:t xml:space="preserve">In simple regression, we can solve for slope and intercept directly</w:t>
+        <w:t xml:space="preserve">OLS is like having an answer key formula</w:t>
       </w:r>
     </w:p>
     <w:p>
@@ -3297,17 +3753,27 @@
         </w:numPr>
       </w:pPr>
       <w:r>
-        <w:t xml:space="preserve">That is what you did in Lecture 9 with covariance and variance</w:t>
-      </w:r>
-    </w:p>
-    <w:bookmarkEnd w:id="100"/>
-    <w:bookmarkStart w:id="101" w:name="logistic-regression-does-not"/>
-    <w:p>
-      <w:pPr>
-        <w:pStyle w:val="Heading2"/>
-      </w:pPr>
-      <w:r>
-        <w:t xml:space="preserve">17.2 Logistic regression does not</w:t>
+        <w:t xml:space="preserve">Logistic regression is like searching uphill until you reach the highest point on the likelihood surface</w:t>
+      </w:r>
+    </w:p>
+    <w:bookmarkEnd w:id="127"/>
+    <w:bookmarkEnd w:id="128"/>
+    <w:bookmarkStart w:id="132" w:name="what-logistic-coefficients-mean"/>
+    <w:p>
+      <w:pPr>
+        <w:pStyle w:val="Heading1"/>
+      </w:pPr>
+      <w:r>
+        <w:t xml:space="preserve">18. What logistic coefficients mean</w:t>
+      </w:r>
+    </w:p>
+    <w:bookmarkStart w:id="129" w:name="interpreting-a-coefficient"/>
+    <w:p>
+      <w:pPr>
+        <w:pStyle w:val="Heading2"/>
+      </w:pPr>
+      <w:r>
+        <w:t xml:space="preserve">18.1 Interpreting a coefficient</w:t>
       </w:r>
     </w:p>
     <w:p>
@@ -3316,108 +3782,6 @@
         <w:numPr>
           <w:ilvl w:val="0"/>
           <w:numId w:val="1057"/>
-        </w:numPr>
-      </w:pPr>
-      <w:r>
-        <w:t xml:space="preserve">There is no simple closed-form equation that directly solves the coefficients</w:t>
-      </w:r>
-    </w:p>
-    <w:p>
-      <w:pPr>
-        <w:pStyle w:val="Compact"/>
-        <w:numPr>
-          <w:ilvl w:val="0"/>
-          <w:numId w:val="1057"/>
-        </w:numPr>
-      </w:pPr>
-      <w:r>
-        <w:t xml:space="preserve">The computer starts with guesses</w:t>
-      </w:r>
-    </w:p>
-    <w:p>
-      <w:pPr>
-        <w:pStyle w:val="Compact"/>
-        <w:numPr>
-          <w:ilvl w:val="0"/>
-          <w:numId w:val="1057"/>
-        </w:numPr>
-      </w:pPr>
-      <w:r>
-        <w:t xml:space="preserve">Then it repeatedly updates them to improve the likelihood</w:t>
-      </w:r>
-    </w:p>
-    <w:p>
-      <w:pPr>
-        <w:pStyle w:val="Compact"/>
-        <w:numPr>
-          <w:ilvl w:val="0"/>
-          <w:numId w:val="1057"/>
-        </w:numPr>
-      </w:pPr>
-      <w:r>
-        <w:t xml:space="preserve">This is iterative optimization</w:t>
-      </w:r>
-    </w:p>
-    <w:bookmarkEnd w:id="101"/>
-    <w:bookmarkStart w:id="102" w:name="plain-language-analogy"/>
-    <w:p>
-      <w:pPr>
-        <w:pStyle w:val="Heading2"/>
-      </w:pPr>
-      <w:r>
-        <w:t xml:space="preserve">17.3 Plain-language analogy</w:t>
-      </w:r>
-    </w:p>
-    <w:p>
-      <w:pPr>
-        <w:pStyle w:val="Compact"/>
-        <w:numPr>
-          <w:ilvl w:val="0"/>
-          <w:numId w:val="1058"/>
-        </w:numPr>
-      </w:pPr>
-      <w:r>
-        <w:t xml:space="preserve">OLS is like having an answer key formula</w:t>
-      </w:r>
-    </w:p>
-    <w:p>
-      <w:pPr>
-        <w:pStyle w:val="Compact"/>
-        <w:numPr>
-          <w:ilvl w:val="0"/>
-          <w:numId w:val="1058"/>
-        </w:numPr>
-      </w:pPr>
-      <w:r>
-        <w:t xml:space="preserve">Logistic regression is like searching uphill until you reach the highest point on the likelihood surface</w:t>
-      </w:r>
-    </w:p>
-    <w:bookmarkEnd w:id="102"/>
-    <w:bookmarkEnd w:id="103"/>
-    <w:bookmarkStart w:id="107" w:name="what-logistic-coefficients-mean"/>
-    <w:p>
-      <w:pPr>
-        <w:pStyle w:val="Heading1"/>
-      </w:pPr>
-      <w:r>
-        <w:t xml:space="preserve">18. What logistic coefficients mean</w:t>
-      </w:r>
-    </w:p>
-    <w:bookmarkStart w:id="104" w:name="interpreting-a-coefficient"/>
-    <w:p>
-      <w:pPr>
-        <w:pStyle w:val="Heading2"/>
-      </w:pPr>
-      <w:r>
-        <w:t xml:space="preserve">18.1 Interpreting a coefficient</w:t>
-      </w:r>
-    </w:p>
-    <w:p>
-      <w:pPr>
-        <w:pStyle w:val="Compact"/>
-        <w:numPr>
-          <w:ilvl w:val="0"/>
-          <w:numId w:val="1059"/>
         </w:numPr>
       </w:pPr>
       <w:r>
@@ -3448,7 +3812,7 @@
         <w:pStyle w:val="Compact"/>
         <w:numPr>
           <w:ilvl w:val="0"/>
-          <w:numId w:val="1059"/>
+          <w:numId w:val="1057"/>
         </w:numPr>
       </w:pPr>
       <w:r>
@@ -3470,21 +3834,126 @@
         <w:pStyle w:val="Compact"/>
         <w:numPr>
           <w:ilvl w:val="0"/>
+          <w:numId w:val="1057"/>
+        </w:numPr>
+      </w:pPr>
+      <w:r>
+        <w:t xml:space="preserve">Odds ratios above 1 increase the odds; below 1 decrease the odds</w:t>
+      </w:r>
+    </w:p>
+    <w:bookmarkEnd w:id="129"/>
+    <w:bookmarkStart w:id="130" w:name="why-students-find-this-awkward"/>
+    <w:p>
+      <w:pPr>
+        <w:pStyle w:val="Heading2"/>
+      </w:pPr>
+      <w:r>
+        <w:t xml:space="preserve">18.2 Why students find this awkward</w:t>
+      </w:r>
+    </w:p>
+    <w:p>
+      <w:pPr>
+        <w:pStyle w:val="Compact"/>
+        <w:numPr>
+          <w:ilvl w:val="0"/>
+          <w:numId w:val="1058"/>
+        </w:numPr>
+      </w:pPr>
+      <w:r>
+        <w:t xml:space="preserve">Log-odds are not intuitive</w:t>
+      </w:r>
+    </w:p>
+    <w:p>
+      <w:pPr>
+        <w:pStyle w:val="Compact"/>
+        <w:numPr>
+          <w:ilvl w:val="0"/>
+          <w:numId w:val="1058"/>
+        </w:numPr>
+      </w:pPr>
+      <w:r>
+        <w:t xml:space="preserve">Odds are more intuitive, but still not as intuitive as probability</w:t>
+      </w:r>
+    </w:p>
+    <w:p>
+      <w:pPr>
+        <w:pStyle w:val="Compact"/>
+        <w:numPr>
+          <w:ilvl w:val="0"/>
+          <w:numId w:val="1058"/>
+        </w:numPr>
+      </w:pPr>
+      <w:r>
+        <w:t xml:space="preserve">That is why predicted probabilities and marginal effects are often easier to present</w:t>
+      </w:r>
+    </w:p>
+    <w:bookmarkEnd w:id="130"/>
+    <w:bookmarkStart w:id="131" w:name="teaching-advice-slide"/>
+    <w:p>
+      <w:pPr>
+        <w:pStyle w:val="Heading2"/>
+      </w:pPr>
+      <w:r>
+        <w:t xml:space="preserve">18.3 Teaching advice slide</w:t>
+      </w:r>
+    </w:p>
+    <w:p>
+      <w:pPr>
+        <w:pStyle w:val="Compact"/>
+        <w:numPr>
+          <w:ilvl w:val="0"/>
           <w:numId w:val="1059"/>
         </w:numPr>
       </w:pPr>
       <w:r>
-        <w:t xml:space="preserve">Odds ratios above 1 increase the odds; below 1 decrease the odds</w:t>
-      </w:r>
-    </w:p>
-    <w:bookmarkEnd w:id="104"/>
-    <w:bookmarkStart w:id="105" w:name="why-students-find-this-awkward"/>
-    <w:p>
-      <w:pPr>
-        <w:pStyle w:val="Heading2"/>
-      </w:pPr>
-      <w:r>
-        <w:t xml:space="preserve">18.2 Why students find this awkward</w:t>
+        <w:t xml:space="preserve">Know the coefficient is about log-odds</w:t>
+      </w:r>
+    </w:p>
+    <w:p>
+      <w:pPr>
+        <w:pStyle w:val="Compact"/>
+        <w:numPr>
+          <w:ilvl w:val="0"/>
+          <w:numId w:val="1059"/>
+        </w:numPr>
+      </w:pPr>
+      <w:r>
+        <w:t xml:space="preserve">Know (e^{</w:t>
+      </w:r>
+      <w:r>
+        <w:t xml:space="preserve">}) gives the odds ratio</w:t>
+      </w:r>
+    </w:p>
+    <w:p>
+      <w:pPr>
+        <w:pStyle w:val="Compact"/>
+        <w:numPr>
+          <w:ilvl w:val="0"/>
+          <w:numId w:val="1059"/>
+        </w:numPr>
+      </w:pPr>
+      <w:r>
+        <w:t xml:space="preserve">For interpretation, plots of predicted probabilities are often best</w:t>
+      </w:r>
+    </w:p>
+    <w:bookmarkEnd w:id="131"/>
+    <w:bookmarkEnd w:id="132"/>
+    <w:bookmarkStart w:id="135" w:name="ols-versus-logit"/>
+    <w:p>
+      <w:pPr>
+        <w:pStyle w:val="Heading1"/>
+      </w:pPr>
+      <w:r>
+        <w:t xml:space="preserve">19. OLS versus logit</w:t>
+      </w:r>
+    </w:p>
+    <w:bookmarkStart w:id="133" w:name="similarities"/>
+    <w:p>
+      <w:pPr>
+        <w:pStyle w:val="Heading2"/>
+      </w:pPr>
+      <w:r>
+        <w:t xml:space="preserve">19.1 Similarities</w:t>
       </w:r>
     </w:p>
     <w:p>
@@ -3496,7 +3965,7 @@
         </w:numPr>
       </w:pPr>
       <w:r>
-        <w:t xml:space="preserve">Log-odds are not intuitive</w:t>
+        <w:t xml:space="preserve">Both use predictors to explain variation in an outcome</w:t>
       </w:r>
     </w:p>
     <w:p>
@@ -3508,7 +3977,7 @@
         </w:numPr>
       </w:pPr>
       <w:r>
-        <w:t xml:space="preserve">Odds are more intuitive, but still not as intuitive as probability</w:t>
+        <w:t xml:space="preserve">Both estimate coefficients</w:t>
       </w:r>
     </w:p>
     <w:p>
@@ -3520,111 +3989,6 @@
         </w:numPr>
       </w:pPr>
       <w:r>
-        <w:t xml:space="preserve">That is why predicted probabilities and marginal effects are often easier to present</w:t>
-      </w:r>
-    </w:p>
-    <w:bookmarkEnd w:id="105"/>
-    <w:bookmarkStart w:id="106" w:name="teaching-advice-slide"/>
-    <w:p>
-      <w:pPr>
-        <w:pStyle w:val="Heading2"/>
-      </w:pPr>
-      <w:r>
-        <w:t xml:space="preserve">18.3 Teaching advice slide</w:t>
-      </w:r>
-    </w:p>
-    <w:p>
-      <w:pPr>
-        <w:pStyle w:val="Compact"/>
-        <w:numPr>
-          <w:ilvl w:val="0"/>
-          <w:numId w:val="1061"/>
-        </w:numPr>
-      </w:pPr>
-      <w:r>
-        <w:t xml:space="preserve">Know the coefficient is about log-odds</w:t>
-      </w:r>
-    </w:p>
-    <w:p>
-      <w:pPr>
-        <w:pStyle w:val="Compact"/>
-        <w:numPr>
-          <w:ilvl w:val="0"/>
-          <w:numId w:val="1061"/>
-        </w:numPr>
-      </w:pPr>
-      <w:r>
-        <w:t xml:space="preserve">Know (e^{</w:t>
-      </w:r>
-      <w:r>
-        <w:t xml:space="preserve">}) gives the odds ratio</w:t>
-      </w:r>
-    </w:p>
-    <w:p>
-      <w:pPr>
-        <w:pStyle w:val="Compact"/>
-        <w:numPr>
-          <w:ilvl w:val="0"/>
-          <w:numId w:val="1061"/>
-        </w:numPr>
-      </w:pPr>
-      <w:r>
-        <w:t xml:space="preserve">For interpretation, plots of predicted probabilities are often best</w:t>
-      </w:r>
-    </w:p>
-    <w:bookmarkEnd w:id="106"/>
-    <w:bookmarkEnd w:id="107"/>
-    <w:bookmarkStart w:id="110" w:name="ols-versus-logit"/>
-    <w:p>
-      <w:pPr>
-        <w:pStyle w:val="Heading1"/>
-      </w:pPr>
-      <w:r>
-        <w:t xml:space="preserve">19. OLS versus logit</w:t>
-      </w:r>
-    </w:p>
-    <w:bookmarkStart w:id="108" w:name="similarities"/>
-    <w:p>
-      <w:pPr>
-        <w:pStyle w:val="Heading2"/>
-      </w:pPr>
-      <w:r>
-        <w:t xml:space="preserve">19.1 Similarities</w:t>
-      </w:r>
-    </w:p>
-    <w:p>
-      <w:pPr>
-        <w:pStyle w:val="Compact"/>
-        <w:numPr>
-          <w:ilvl w:val="0"/>
-          <w:numId w:val="1062"/>
-        </w:numPr>
-      </w:pPr>
-      <w:r>
-        <w:t xml:space="preserve">Both use predictors to explain variation in an outcome</w:t>
-      </w:r>
-    </w:p>
-    <w:p>
-      <w:pPr>
-        <w:pStyle w:val="Compact"/>
-        <w:numPr>
-          <w:ilvl w:val="0"/>
-          <w:numId w:val="1062"/>
-        </w:numPr>
-      </w:pPr>
-      <w:r>
-        <w:t xml:space="preserve">Both estimate coefficients</w:t>
-      </w:r>
-    </w:p>
-    <w:p>
-      <w:pPr>
-        <w:pStyle w:val="Compact"/>
-        <w:numPr>
-          <w:ilvl w:val="0"/>
-          <w:numId w:val="1062"/>
-        </w:numPr>
-      </w:pPr>
-      <w:r>
         <w:t xml:space="preserve">Both can include multiple X variables, interactions, and nonlinear terms</w:t>
       </w:r>
     </w:p>
@@ -3633,15 +3997,15 @@
         <w:pStyle w:val="Compact"/>
         <w:numPr>
           <w:ilvl w:val="0"/>
-          <w:numId w:val="1062"/>
+          <w:numId w:val="1060"/>
         </w:numPr>
       </w:pPr>
       <w:r>
         <w:t xml:space="preserve">Both can be used for explanation or prediction</w:t>
       </w:r>
     </w:p>
-    <w:bookmarkEnd w:id="108"/>
-    <w:bookmarkStart w:id="109" w:name="differences"/>
+    <w:bookmarkEnd w:id="133"/>
+    <w:bookmarkStart w:id="134" w:name="differences"/>
     <w:p>
       <w:pPr>
         <w:pStyle w:val="Heading2"/>
@@ -3876,9 +4240,9 @@
         </w:tc>
       </w:tr>
     </w:tbl>
-    <w:bookmarkEnd w:id="109"/>
-    <w:bookmarkEnd w:id="110"/>
-    <w:bookmarkStart w:id="114" w:name="assumptions-of-logistic-regression"/>
+    <w:bookmarkEnd w:id="134"/>
+    <w:bookmarkEnd w:id="135"/>
+    <w:bookmarkStart w:id="139" w:name="assumptions-of-logistic-regression"/>
     <w:p>
       <w:pPr>
         <w:pStyle w:val="Heading1"/>
@@ -3887,7 +4251,7 @@
         <w:t xml:space="preserve">20. Assumptions of logistic regression</w:t>
       </w:r>
     </w:p>
-    <w:bookmarkStart w:id="111" w:name="core-assumptions"/>
+    <w:bookmarkStart w:id="136" w:name="core-assumptions"/>
     <w:p>
       <w:pPr>
         <w:pStyle w:val="Heading2"/>
@@ -3901,7 +4265,7 @@
         <w:pStyle w:val="Compact"/>
         <w:numPr>
           <w:ilvl w:val="0"/>
-          <w:numId w:val="1063"/>
+          <w:numId w:val="1061"/>
         </w:numPr>
       </w:pPr>
       <w:r>
@@ -3913,7 +4277,7 @@
         <w:pStyle w:val="Compact"/>
         <w:numPr>
           <w:ilvl w:val="0"/>
-          <w:numId w:val="1063"/>
+          <w:numId w:val="1061"/>
         </w:numPr>
       </w:pPr>
       <w:r>
@@ -3925,7 +4289,7 @@
         <w:pStyle w:val="Compact"/>
         <w:numPr>
           <w:ilvl w:val="0"/>
-          <w:numId w:val="1063"/>
+          <w:numId w:val="1061"/>
         </w:numPr>
       </w:pPr>
       <w:r>
@@ -3937,7 +4301,7 @@
         <w:pStyle w:val="Compact"/>
         <w:numPr>
           <w:ilvl w:val="0"/>
-          <w:numId w:val="1063"/>
+          <w:numId w:val="1061"/>
         </w:numPr>
       </w:pPr>
       <w:r>
@@ -3949,7 +4313,7 @@
         <w:pStyle w:val="Compact"/>
         <w:numPr>
           <w:ilvl w:val="0"/>
-          <w:numId w:val="1063"/>
+          <w:numId w:val="1061"/>
         </w:numPr>
       </w:pPr>
       <w:r>
@@ -3961,15 +4325,15 @@
         <w:pStyle w:val="Compact"/>
         <w:numPr>
           <w:ilvl w:val="0"/>
-          <w:numId w:val="1063"/>
+          <w:numId w:val="1061"/>
         </w:numPr>
       </w:pPr>
       <w:r>
         <w:t xml:space="preserve">No extreme separation problems</w:t>
       </w:r>
     </w:p>
-    <w:bookmarkEnd w:id="111"/>
-    <w:bookmarkStart w:id="112" w:name="what-is-different-from-ols"/>
+    <w:bookmarkEnd w:id="136"/>
+    <w:bookmarkStart w:id="137" w:name="what-is-different-from-ols"/>
     <w:p>
       <w:pPr>
         <w:pStyle w:val="Heading2"/>
@@ -3983,7 +4347,7 @@
         <w:pStyle w:val="Compact"/>
         <w:numPr>
           <w:ilvl w:val="0"/>
-          <w:numId w:val="1064"/>
+          <w:numId w:val="1062"/>
         </w:numPr>
       </w:pPr>
       <w:r>
@@ -4011,7 +4375,7 @@
         <w:pStyle w:val="Compact"/>
         <w:numPr>
           <w:ilvl w:val="0"/>
-          <w:numId w:val="1064"/>
+          <w:numId w:val="1062"/>
         </w:numPr>
       </w:pPr>
       <w:r>
@@ -4039,15 +4403,15 @@
         <w:pStyle w:val="Compact"/>
         <w:numPr>
           <w:ilvl w:val="0"/>
-          <w:numId w:val="1064"/>
+          <w:numId w:val="1062"/>
         </w:numPr>
       </w:pPr>
       <w:r>
         <w:t xml:space="preserve">But it still cares about independence, specification, and omitted variables</w:t>
       </w:r>
     </w:p>
-    <w:bookmarkEnd w:id="112"/>
-    <w:bookmarkStart w:id="113" w:name="small-violations"/>
+    <w:bookmarkEnd w:id="137"/>
+    <w:bookmarkStart w:id="138" w:name="small-violations"/>
     <w:p>
       <w:pPr>
         <w:pStyle w:val="Heading2"/>
@@ -4061,7 +4425,7 @@
         <w:pStyle w:val="Compact"/>
         <w:numPr>
           <w:ilvl w:val="0"/>
-          <w:numId w:val="1065"/>
+          <w:numId w:val="1063"/>
         </w:numPr>
       </w:pPr>
       <w:r>
@@ -4073,7 +4437,7 @@
         <w:pStyle w:val="Compact"/>
         <w:numPr>
           <w:ilvl w:val="0"/>
-          <w:numId w:val="1065"/>
+          <w:numId w:val="1063"/>
         </w:numPr>
       </w:pPr>
       <w:r>
@@ -4085,973 +4449,2586 @@
         <w:pStyle w:val="Compact"/>
         <w:numPr>
           <w:ilvl w:val="0"/>
-          <w:numId w:val="1065"/>
+          <w:numId w:val="1063"/>
         </w:numPr>
       </w:pPr>
       <w:r>
         <w:t xml:space="preserve">Separation is a bigger practical problem than normality</w:t>
-      </w:r>
-    </w:p>
-    <w:bookmarkEnd w:id="113"/>
-    <w:bookmarkEnd w:id="114"/>
-    <w:bookmarkStart w:id="118" w:name="what-is-separation"/>
-    <w:p>
-      <w:pPr>
-        <w:pStyle w:val="Heading1"/>
-      </w:pPr>
-      <w:r>
-        <w:t xml:space="preserve">21. What is separation?</w:t>
-      </w:r>
-    </w:p>
-    <w:bookmarkStart w:id="115" w:name="separation-in-plain-english"/>
-    <w:p>
-      <w:pPr>
-        <w:pStyle w:val="Heading2"/>
-      </w:pPr>
-      <w:r>
-        <w:t xml:space="preserve">21.1 Separation in plain English</w:t>
-      </w:r>
-    </w:p>
-    <w:p>
-      <w:pPr>
-        <w:pStyle w:val="Compact"/>
-        <w:numPr>
-          <w:ilvl w:val="0"/>
-          <w:numId w:val="1066"/>
-        </w:numPr>
-      </w:pPr>
-      <w:r>
-        <w:t xml:space="preserve">If X almost perfectly predicts whether Y is 0 or 1, the model can struggle</w:t>
-      </w:r>
-    </w:p>
-    <w:p>
-      <w:pPr>
-        <w:pStyle w:val="Compact"/>
-        <w:numPr>
-          <w:ilvl w:val="0"/>
-          <w:numId w:val="1066"/>
-        </w:numPr>
-      </w:pPr>
-      <w:r>
-        <w:t xml:space="preserve">The likelihood keeps improving as a coefficient gets bigger and bigger</w:t>
-      </w:r>
-    </w:p>
-    <w:p>
-      <w:pPr>
-        <w:pStyle w:val="Compact"/>
-        <w:numPr>
-          <w:ilvl w:val="0"/>
-          <w:numId w:val="1066"/>
-        </w:numPr>
-      </w:pPr>
-      <w:r>
-        <w:t xml:space="preserve">Estimates can become unstable or fail</w:t>
-      </w:r>
-    </w:p>
-    <w:bookmarkEnd w:id="115"/>
-    <w:bookmarkStart w:id="116" w:name="example-1"/>
-    <w:p>
-      <w:pPr>
-        <w:pStyle w:val="Heading2"/>
-      </w:pPr>
-      <w:r>
-        <w:t xml:space="preserve">21.2 Example</w:t>
-      </w:r>
-    </w:p>
-    <w:p>
-      <w:pPr>
-        <w:pStyle w:val="Compact"/>
-        <w:numPr>
-          <w:ilvl w:val="0"/>
-          <w:numId w:val="1067"/>
-        </w:numPr>
-      </w:pPr>
-      <w:r>
-        <w:t xml:space="preserve">If every incumbent wins and every challenger loses in your tiny sample</w:t>
-      </w:r>
-    </w:p>
-    <w:p>
-      <w:pPr>
-        <w:pStyle w:val="Compact"/>
-        <w:numPr>
-          <w:ilvl w:val="0"/>
-          <w:numId w:val="1067"/>
-        </w:numPr>
-      </w:pPr>
-      <w:r>
-        <w:t xml:space="preserve">Then the model may have trouble estimating a finite slope</w:t>
-      </w:r>
-    </w:p>
-    <w:bookmarkEnd w:id="116"/>
-    <w:bookmarkStart w:id="117" w:name="what-to-do"/>
-    <w:p>
-      <w:pPr>
-        <w:pStyle w:val="Heading2"/>
-      </w:pPr>
-      <w:r>
-        <w:t xml:space="preserve">21.3 What to do</w:t>
-      </w:r>
-    </w:p>
-    <w:p>
-      <w:pPr>
-        <w:pStyle w:val="Compact"/>
-        <w:numPr>
-          <w:ilvl w:val="0"/>
-          <w:numId w:val="1068"/>
-        </w:numPr>
-      </w:pPr>
-      <w:r>
-        <w:t xml:space="preserve">Get more data</w:t>
-      </w:r>
-    </w:p>
-    <w:p>
-      <w:pPr>
-        <w:pStyle w:val="Compact"/>
-        <w:numPr>
-          <w:ilvl w:val="0"/>
-          <w:numId w:val="1068"/>
-        </w:numPr>
-      </w:pPr>
-      <w:r>
-        <w:t xml:space="preserve">Simplify the model</w:t>
-      </w:r>
-    </w:p>
-    <w:p>
-      <w:pPr>
-        <w:pStyle w:val="Compact"/>
-        <w:numPr>
-          <w:ilvl w:val="0"/>
-          <w:numId w:val="1068"/>
-        </w:numPr>
-      </w:pPr>
-      <w:r>
-        <w:t xml:space="preserve">Collapse sparse categories</w:t>
-      </w:r>
-    </w:p>
-    <w:p>
-      <w:pPr>
-        <w:pStyle w:val="Compact"/>
-        <w:numPr>
-          <w:ilvl w:val="0"/>
-          <w:numId w:val="1068"/>
-        </w:numPr>
-      </w:pPr>
-      <w:r>
-        <w:t xml:space="preserve">Use penalized methods in advanced work</w:t>
-      </w:r>
-    </w:p>
-    <w:bookmarkEnd w:id="117"/>
-    <w:bookmarkEnd w:id="118"/>
-    <w:bookmarkStart w:id="121" w:name="visual-slide-idea"/>
-    <w:p>
-      <w:pPr>
-        <w:pStyle w:val="Heading1"/>
-      </w:pPr>
-      <w:r>
-        <w:t xml:space="preserve">22. Visual slide idea</w:t>
-      </w:r>
-    </w:p>
-    <w:bookmarkStart w:id="119" w:name="one-graphic-for-the-whole-comparison"/>
-    <w:p>
-      <w:pPr>
-        <w:pStyle w:val="Heading2"/>
-      </w:pPr>
-      <w:r>
-        <w:t xml:space="preserve">22.1 One graphic for the whole comparison</w:t>
-      </w:r>
-    </w:p>
-    <w:p>
-      <w:pPr>
-        <w:pStyle w:val="Compact"/>
-        <w:numPr>
-          <w:ilvl w:val="0"/>
-          <w:numId w:val="1069"/>
-        </w:numPr>
-      </w:pPr>
-      <w:r>
-        <w:t xml:space="preserve">Left panel: OLS line through continuous data</w:t>
-      </w:r>
-    </w:p>
-    <w:p>
-      <w:pPr>
-        <w:pStyle w:val="Compact"/>
-        <w:numPr>
-          <w:ilvl w:val="0"/>
-          <w:numId w:val="1069"/>
-        </w:numPr>
-      </w:pPr>
-      <w:r>
-        <w:t xml:space="preserve">Middle panel: binary data with OLS line showing impossible predictions</w:t>
-      </w:r>
-    </w:p>
-    <w:p>
-      <w:pPr>
-        <w:pStyle w:val="Compact"/>
-        <w:numPr>
-          <w:ilvl w:val="0"/>
-          <w:numId w:val="1069"/>
-        </w:numPr>
-      </w:pPr>
-      <w:r>
-        <w:t xml:space="preserve">Right panel: logistic S-curve bounded at 0 and 1</w:t>
-      </w:r>
-    </w:p>
-    <w:bookmarkEnd w:id="119"/>
-    <w:bookmarkStart w:id="120" w:name="optional-in-class-demonstration"/>
-    <w:p>
-      <w:pPr>
-        <w:pStyle w:val="Heading2"/>
-      </w:pPr>
-      <w:r>
-        <w:t xml:space="preserve">22.2 Optional in-class demonstration</w:t>
-      </w:r>
-    </w:p>
-    <w:p>
-      <w:pPr>
-        <w:pStyle w:val="Compact"/>
-        <w:numPr>
-          <w:ilvl w:val="0"/>
-          <w:numId w:val="1070"/>
-        </w:numPr>
-      </w:pPr>
-      <w:r>
-        <w:t xml:space="preserve">Put probability on the y-axis</w:t>
-      </w:r>
-    </w:p>
-    <w:p>
-      <w:pPr>
-        <w:pStyle w:val="Compact"/>
-        <w:numPr>
-          <w:ilvl w:val="0"/>
-          <w:numId w:val="1070"/>
-        </w:numPr>
-      </w:pPr>
-      <w:r>
-        <w:t xml:space="preserve">Show that the steepest change is in the middle</w:t>
-      </w:r>
-    </w:p>
-    <w:p>
-      <w:pPr>
-        <w:pStyle w:val="Compact"/>
-        <w:numPr>
-          <w:ilvl w:val="0"/>
-          <w:numId w:val="1070"/>
-        </w:numPr>
-      </w:pPr>
-      <w:r>
-        <w:t xml:space="preserve">Near 0 and near 1, the curve flattens</w:t>
-      </w:r>
-    </w:p>
-    <w:p>
-      <w:pPr>
-        <w:pStyle w:val="Compact"/>
-        <w:numPr>
-          <w:ilvl w:val="0"/>
-          <w:numId w:val="1070"/>
-        </w:numPr>
-      </w:pPr>
-      <w:r>
-        <w:t xml:space="preserve">Same coefficient, different change in probability depending on where you are on the curve</w:t>
-      </w:r>
-    </w:p>
-    <w:bookmarkEnd w:id="120"/>
-    <w:bookmarkEnd w:id="121"/>
-    <w:bookmarkStart w:id="127" w:name="beyond-binary-outcomes"/>
-    <w:p>
-      <w:pPr>
-        <w:pStyle w:val="Heading1"/>
-      </w:pPr>
-      <w:r>
-        <w:t xml:space="preserve">23. Beyond binary outcomes</w:t>
-      </w:r>
-    </w:p>
-    <w:bookmarkStart w:id="122" w:name="the-broader-idea"/>
-    <w:p>
-      <w:pPr>
-        <w:pStyle w:val="Heading2"/>
-      </w:pPr>
-      <w:r>
-        <w:t xml:space="preserve">23.1 The broader idea</w:t>
-      </w:r>
-    </w:p>
-    <w:p>
-      <w:pPr>
-        <w:pStyle w:val="Compact"/>
-        <w:numPr>
-          <w:ilvl w:val="0"/>
-          <w:numId w:val="1071"/>
-        </w:numPr>
-      </w:pPr>
-      <w:r>
-        <w:t xml:space="preserve">Different kinds of dependent variables need different models</w:t>
-      </w:r>
-    </w:p>
-    <w:p>
-      <w:pPr>
-        <w:pStyle w:val="Compact"/>
-        <w:numPr>
-          <w:ilvl w:val="0"/>
-          <w:numId w:val="1071"/>
-        </w:numPr>
-      </w:pPr>
-      <w:r>
-        <w:t xml:space="preserve">The general rule is:</w:t>
-      </w:r>
-    </w:p>
-    <w:p>
-      <w:pPr>
-        <w:pStyle w:val="Compact"/>
-        <w:numPr>
-          <w:ilvl w:val="0"/>
-          <w:numId w:val="1071"/>
-        </w:numPr>
-      </w:pPr>
-      <w:r>
-        <w:t xml:space="preserve">match the model to the outcome type and data-generating process</w:t>
-      </w:r>
-    </w:p>
-    <w:bookmarkEnd w:id="122"/>
-    <w:bookmarkStart w:id="123" w:name="ordered-logit"/>
-    <w:p>
-      <w:pPr>
-        <w:pStyle w:val="Heading2"/>
-      </w:pPr>
-      <w:r>
-        <w:t xml:space="preserve">23.2 Ordered logit</w:t>
-      </w:r>
-    </w:p>
-    <w:p>
-      <w:pPr>
-        <w:pStyle w:val="Compact"/>
-        <w:numPr>
-          <w:ilvl w:val="0"/>
-          <w:numId w:val="1072"/>
-        </w:numPr>
-      </w:pPr>
-      <w:r>
-        <w:t xml:space="preserve">If the outcome is ordinal, with ranked categories</w:t>
-      </w:r>
-    </w:p>
-    <w:p>
-      <w:pPr>
-        <w:pStyle w:val="Compact"/>
-        <w:numPr>
-          <w:ilvl w:val="0"/>
-          <w:numId w:val="1072"/>
-        </w:numPr>
-      </w:pPr>
-      <w:r>
-        <w:t xml:space="preserve">Example: strongly disagree to strongly agree</w:t>
-      </w:r>
-    </w:p>
-    <w:p>
-      <w:pPr>
-        <w:pStyle w:val="Compact"/>
-        <w:numPr>
-          <w:ilvl w:val="0"/>
-          <w:numId w:val="1072"/>
-        </w:numPr>
-      </w:pPr>
-      <w:r>
-        <w:t xml:space="preserve">Ordered logit uses the ranking information without pretending the distances are equal</w:t>
-      </w:r>
-    </w:p>
-    <w:bookmarkEnd w:id="123"/>
-    <w:bookmarkStart w:id="124" w:name="poisson-regression"/>
-    <w:p>
-      <w:pPr>
-        <w:pStyle w:val="Heading2"/>
-      </w:pPr>
-      <w:r>
-        <w:t xml:space="preserve">23.3 Poisson regression</w:t>
-      </w:r>
-    </w:p>
-    <w:p>
-      <w:pPr>
-        <w:pStyle w:val="Compact"/>
-        <w:numPr>
-          <w:ilvl w:val="0"/>
-          <w:numId w:val="1073"/>
-        </w:numPr>
-      </w:pPr>
-      <w:r>
-        <w:t xml:space="preserve">If the outcome is a count</w:t>
-      </w:r>
-    </w:p>
-    <w:p>
-      <w:pPr>
-        <w:pStyle w:val="Compact"/>
-        <w:numPr>
-          <w:ilvl w:val="0"/>
-          <w:numId w:val="1073"/>
-        </w:numPr>
-      </w:pPr>
-      <w:r>
-        <w:t xml:space="preserve">Example: number of protests, vetoes, coups, or conflict events</w:t>
-      </w:r>
-    </w:p>
-    <w:p>
-      <w:pPr>
-        <w:pStyle w:val="Compact"/>
-        <w:numPr>
-          <w:ilvl w:val="0"/>
-          <w:numId w:val="1073"/>
-        </w:numPr>
-      </w:pPr>
-      <w:r>
-        <w:t xml:space="preserve">Poisson is built for nonnegative integer counts</w:t>
-      </w:r>
-    </w:p>
-    <w:bookmarkEnd w:id="124"/>
-    <w:bookmarkStart w:id="125" w:name="probit"/>
-    <w:p>
-      <w:pPr>
-        <w:pStyle w:val="Heading2"/>
-      </w:pPr>
-      <w:r>
-        <w:t xml:space="preserve">23.4 Probit</w:t>
-      </w:r>
-    </w:p>
-    <w:p>
-      <w:pPr>
-        <w:pStyle w:val="Compact"/>
-        <w:numPr>
-          <w:ilvl w:val="0"/>
-          <w:numId w:val="1074"/>
-        </w:numPr>
-      </w:pPr>
-      <w:r>
-        <w:t xml:space="preserve">Also for binary outcomes</w:t>
-      </w:r>
-    </w:p>
-    <w:p>
-      <w:pPr>
-        <w:pStyle w:val="Compact"/>
-        <w:numPr>
-          <w:ilvl w:val="0"/>
-          <w:numId w:val="1074"/>
-        </w:numPr>
-      </w:pPr>
-      <w:r>
-        <w:t xml:space="preserve">Very similar to logit in practice</w:t>
-      </w:r>
-    </w:p>
-    <w:p>
-      <w:pPr>
-        <w:pStyle w:val="Compact"/>
-        <w:numPr>
-          <w:ilvl w:val="0"/>
-          <w:numId w:val="1074"/>
-        </w:numPr>
-      </w:pPr>
-      <w:r>
-        <w:t xml:space="preserve">Main difference is the link function: normal CDF instead of logistic curve</w:t>
-      </w:r>
-    </w:p>
-    <w:bookmarkEnd w:id="125"/>
-    <w:bookmarkStart w:id="126" w:name="nominal-regression"/>
-    <w:p>
-      <w:pPr>
-        <w:pStyle w:val="Heading2"/>
-      </w:pPr>
-      <w:r>
-        <w:t xml:space="preserve">23.5 Nominal regression</w:t>
-      </w:r>
-    </w:p>
-    <w:p>
-      <w:pPr>
-        <w:pStyle w:val="Compact"/>
-        <w:numPr>
-          <w:ilvl w:val="0"/>
-          <w:numId w:val="1075"/>
-        </w:numPr>
-      </w:pPr>
-      <w:r>
-        <w:t xml:space="preserve">If categories have no natural order</w:t>
-      </w:r>
-    </w:p>
-    <w:p>
-      <w:pPr>
-        <w:pStyle w:val="Compact"/>
-        <w:numPr>
-          <w:ilvl w:val="0"/>
-          <w:numId w:val="1075"/>
-        </w:numPr>
-      </w:pPr>
-      <w:r>
-        <w:t xml:space="preserve">Example: party choice among Democrat, Republican, Independent</w:t>
-      </w:r>
-    </w:p>
-    <w:p>
-      <w:pPr>
-        <w:pStyle w:val="Compact"/>
-        <w:numPr>
-          <w:ilvl w:val="0"/>
-          <w:numId w:val="1075"/>
-        </w:numPr>
-      </w:pPr>
-      <w:r>
-        <w:t xml:space="preserve">Multinomial or nominal logistic regression is the common approach</w:t>
-      </w:r>
-    </w:p>
-    <w:bookmarkEnd w:id="126"/>
-    <w:bookmarkEnd w:id="127"/>
-    <w:bookmarkStart w:id="129" w:name="a-simple-decision-slide"/>
-    <w:p>
-      <w:pPr>
-        <w:pStyle w:val="Heading1"/>
-      </w:pPr>
-      <w:r>
-        <w:t xml:space="preserve">24. A simple decision slide</w:t>
-      </w:r>
-    </w:p>
-    <w:bookmarkStart w:id="128" w:name="what-model-should-i-think-about-first"/>
-    <w:p>
-      <w:pPr>
-        <w:pStyle w:val="Heading2"/>
-      </w:pPr>
-      <w:r>
-        <w:t xml:space="preserve">24.1 What model should I think about first?</w:t>
-      </w:r>
-    </w:p>
-    <w:p>
-      <w:pPr>
-        <w:pStyle w:val="Compact"/>
-        <w:numPr>
-          <w:ilvl w:val="0"/>
-          <w:numId w:val="1076"/>
-        </w:numPr>
-      </w:pPr>
-      <w:r>
-        <w:t xml:space="preserve">Continuous Y -&gt; OLS</w:t>
-      </w:r>
-    </w:p>
-    <w:p>
-      <w:pPr>
-        <w:pStyle w:val="Compact"/>
-        <w:numPr>
-          <w:ilvl w:val="0"/>
-          <w:numId w:val="1076"/>
-        </w:numPr>
-      </w:pPr>
-      <w:r>
-        <w:t xml:space="preserve">Binary Y -&gt; Logit or probit</w:t>
-      </w:r>
-    </w:p>
-    <w:p>
-      <w:pPr>
-        <w:pStyle w:val="Compact"/>
-        <w:numPr>
-          <w:ilvl w:val="0"/>
-          <w:numId w:val="1076"/>
-        </w:numPr>
-      </w:pPr>
-      <w:r>
-        <w:t xml:space="preserve">Ordinal Y -&gt; Ordered logit</w:t>
-      </w:r>
-    </w:p>
-    <w:p>
-      <w:pPr>
-        <w:pStyle w:val="Compact"/>
-        <w:numPr>
-          <w:ilvl w:val="0"/>
-          <w:numId w:val="1076"/>
-        </w:numPr>
-      </w:pPr>
-      <w:r>
-        <w:t xml:space="preserve">Count Y -&gt; Poisson</w:t>
-      </w:r>
-    </w:p>
-    <w:p>
-      <w:pPr>
-        <w:pStyle w:val="Compact"/>
-        <w:numPr>
-          <w:ilvl w:val="0"/>
-          <w:numId w:val="1076"/>
-        </w:numPr>
-      </w:pPr>
-      <w:r>
-        <w:t xml:space="preserve">Unordered categories -&gt; Multinomial / nominal logit</w:t>
-      </w:r>
-    </w:p>
-    <w:bookmarkEnd w:id="128"/>
-    <w:bookmarkEnd w:id="129"/>
-    <w:bookmarkStart w:id="132" w:name="graphical-demonstration-idea"/>
-    <w:p>
-      <w:pPr>
-        <w:pStyle w:val="Heading1"/>
-      </w:pPr>
-      <w:r>
-        <w:t xml:space="preserve">25. Graphical demonstration idea</w:t>
-      </w:r>
-    </w:p>
-    <w:bookmarkStart w:id="130" w:name="one-slide-visual-taxonomy"/>
-    <w:p>
-      <w:pPr>
-        <w:pStyle w:val="Heading2"/>
-      </w:pPr>
-      <w:r>
-        <w:t xml:space="preserve">25.1 One-slide visual taxonomy</w:t>
-      </w:r>
-    </w:p>
-    <w:p>
-      <w:pPr>
-        <w:pStyle w:val="Compact"/>
-        <w:numPr>
-          <w:ilvl w:val="0"/>
-          <w:numId w:val="1077"/>
-        </w:numPr>
-      </w:pPr>
-      <w:r>
-        <w:t xml:space="preserve">Continuous outcome: straight number line and OLS line</w:t>
-      </w:r>
-    </w:p>
-    <w:p>
-      <w:pPr>
-        <w:pStyle w:val="Compact"/>
-        <w:numPr>
-          <w:ilvl w:val="0"/>
-          <w:numId w:val="1077"/>
-        </w:numPr>
-      </w:pPr>
-      <w:r>
-        <w:t xml:space="preserve">Binary outcome: two values, 0 and 1, with S-curve</w:t>
-      </w:r>
-    </w:p>
-    <w:p>
-      <w:pPr>
-        <w:pStyle w:val="Compact"/>
-        <w:numPr>
-          <w:ilvl w:val="0"/>
-          <w:numId w:val="1077"/>
-        </w:numPr>
-      </w:pPr>
-      <w:r>
-        <w:t xml:space="preserve">Ordinal outcome: stacked ranked boxes</w:t>
-      </w:r>
-    </w:p>
-    <w:p>
-      <w:pPr>
-        <w:pStyle w:val="Compact"/>
-        <w:numPr>
-          <w:ilvl w:val="0"/>
-          <w:numId w:val="1077"/>
-        </w:numPr>
-      </w:pPr>
-      <w:r>
-        <w:t xml:space="preserve">Count outcome: 0, 1, 2, 3, ...</w:t>
-      </w:r>
-    </w:p>
-    <w:p>
-      <w:pPr>
-        <w:pStyle w:val="Compact"/>
-        <w:numPr>
-          <w:ilvl w:val="0"/>
-          <w:numId w:val="1077"/>
-        </w:numPr>
-      </w:pPr>
-      <w:r>
-        <w:t xml:space="preserve">Nominal outcome: colored categories with no ranking</w:t>
-      </w:r>
-    </w:p>
-    <w:bookmarkEnd w:id="130"/>
-    <w:bookmarkStart w:id="131" w:name="teaching-point"/>
-    <w:p>
-      <w:pPr>
-        <w:pStyle w:val="Heading2"/>
-      </w:pPr>
-      <w:r>
-        <w:t xml:space="preserve">25.2 Teaching point</w:t>
-      </w:r>
-    </w:p>
-    <w:p>
-      <w:pPr>
-        <w:pStyle w:val="Compact"/>
-        <w:numPr>
-          <w:ilvl w:val="0"/>
-          <w:numId w:val="1078"/>
-        </w:numPr>
-      </w:pPr>
-      <w:r>
-        <w:t xml:space="preserve">The dependent variable tells you a lot about the model choice</w:t>
-      </w:r>
-    </w:p>
-    <w:p>
-      <w:pPr>
-        <w:pStyle w:val="Compact"/>
-        <w:numPr>
-          <w:ilvl w:val="0"/>
-          <w:numId w:val="1078"/>
-        </w:numPr>
-      </w:pPr>
-      <w:r>
-        <w:t xml:space="preserve">The wrong model can answer the wrong question even if the software gives output</w:t>
-      </w:r>
-    </w:p>
-    <w:bookmarkEnd w:id="131"/>
-    <w:bookmarkEnd w:id="132"/>
-    <w:bookmarkStart w:id="135" w:name="bringing-it-together"/>
-    <w:p>
-      <w:pPr>
-        <w:pStyle w:val="Heading1"/>
-      </w:pPr>
-      <w:r>
-        <w:t xml:space="preserve">26. Bringing it together</w:t>
-      </w:r>
-    </w:p>
-    <w:bookmarkStart w:id="133" w:name="big-takeaways"/>
-    <w:p>
-      <w:pPr>
-        <w:pStyle w:val="Heading2"/>
-      </w:pPr>
-      <w:r>
-        <w:t xml:space="preserve">26.1 Big takeaways</w:t>
-      </w:r>
-    </w:p>
-    <w:p>
-      <w:pPr>
-        <w:pStyle w:val="Compact"/>
-        <w:numPr>
-          <w:ilvl w:val="0"/>
-          <w:numId w:val="1079"/>
-        </w:numPr>
-      </w:pPr>
-      <w:r>
-        <w:t xml:space="preserve">OLS is powerful, simple, and interpretable, but it depends on assumptions</w:t>
-      </w:r>
-    </w:p>
-    <w:p>
-      <w:pPr>
-        <w:pStyle w:val="Compact"/>
-        <w:numPr>
-          <w:ilvl w:val="0"/>
-          <w:numId w:val="1079"/>
-        </w:numPr>
-      </w:pPr>
-      <w:r>
-        <w:t xml:space="preserve">Some violations mainly hurt standard errors; others create bias</w:t>
-      </w:r>
-    </w:p>
-    <w:p>
-      <w:pPr>
-        <w:pStyle w:val="Compact"/>
-        <w:numPr>
-          <w:ilvl w:val="0"/>
-          <w:numId w:val="1079"/>
-        </w:numPr>
-      </w:pPr>
-      <w:r>
-        <w:t xml:space="preserve">Logistic regression is the main entry point to maximum likelihood</w:t>
-      </w:r>
-    </w:p>
-    <w:p>
-      <w:pPr>
-        <w:pStyle w:val="Compact"/>
-        <w:numPr>
-          <w:ilvl w:val="0"/>
-          <w:numId w:val="1079"/>
-        </w:numPr>
-      </w:pPr>
-      <w:r>
-        <w:t xml:space="preserve">In logit, the model is linear in log-odds, not in probability</w:t>
-      </w:r>
-    </w:p>
-    <w:p>
-      <w:pPr>
-        <w:pStyle w:val="Compact"/>
-        <w:numPr>
-          <w:ilvl w:val="0"/>
-          <w:numId w:val="1079"/>
-        </w:numPr>
-      </w:pPr>
-      <w:r>
-        <w:t xml:space="preserve">Different outcome types call for different models</w:t>
-      </w:r>
-    </w:p>
-    <w:bookmarkEnd w:id="133"/>
-    <w:bookmarkStart w:id="134" w:name="suggested-final-class-question"/>
-    <w:p>
-      <w:pPr>
-        <w:pStyle w:val="Heading2"/>
-      </w:pPr>
-      <w:r>
-        <w:t xml:space="preserve">26.2 Suggested final class question</w:t>
-      </w:r>
-    </w:p>
-    <w:p>
-      <w:pPr>
-        <w:pStyle w:val="Compact"/>
-        <w:numPr>
-          <w:ilvl w:val="0"/>
-          <w:numId w:val="1080"/>
-        </w:numPr>
-      </w:pPr>
-      <w:r>
-        <w:t xml:space="preserve">If your dependent variable is whether a country experiences civil conflict onset this year, would you start with OLS or logit?</w:t>
-      </w:r>
-    </w:p>
-    <w:p>
-      <w:pPr>
-        <w:pStyle w:val="Compact"/>
-        <w:numPr>
-          <w:ilvl w:val="0"/>
-          <w:numId w:val="1080"/>
-        </w:numPr>
-      </w:pPr>
-      <w:r>
-        <w:t xml:space="preserve">Why?</w:t>
-      </w:r>
-    </w:p>
-    <w:p>
-      <w:pPr>
-        <w:pStyle w:val="Compact"/>
-        <w:numPr>
-          <w:ilvl w:val="0"/>
-          <w:numId w:val="1080"/>
-        </w:numPr>
-      </w:pPr>
-      <w:r>
-        <w:t xml:space="preserve">What assumptions would you worry about most?</w:t>
-      </w:r>
-    </w:p>
-    <w:bookmarkEnd w:id="134"/>
-    <w:bookmarkEnd w:id="135"/>
-    <w:bookmarkStart w:id="137" w:name="optional-lab-bridge"/>
-    <w:p>
-      <w:pPr>
-        <w:pStyle w:val="Heading1"/>
-      </w:pPr>
-      <w:r>
-        <w:t xml:space="preserve">27. Optional lab bridge</w:t>
-      </w:r>
-    </w:p>
-    <w:bookmarkStart w:id="136" w:name="looking-ahead-to-lab-or-later-lecture"/>
-    <w:p>
-      <w:pPr>
-        <w:pStyle w:val="Heading2"/>
-      </w:pPr>
-      <w:r>
-        <w:t xml:space="preserve">27.1 Looking ahead to lab or later lecture</w:t>
-      </w:r>
-    </w:p>
-    <w:p>
-      <w:pPr>
-        <w:pStyle w:val="Compact"/>
-        <w:numPr>
-          <w:ilvl w:val="0"/>
-          <w:numId w:val="1081"/>
-        </w:numPr>
-      </w:pPr>
-      <w:r>
-        <w:t xml:space="preserve">Fit an OLS model and inspect residual plots</w:t>
-      </w:r>
-    </w:p>
-    <w:p>
-      <w:pPr>
-        <w:pStyle w:val="Compact"/>
-        <w:numPr>
-          <w:ilvl w:val="0"/>
-          <w:numId w:val="1081"/>
-        </w:numPr>
-      </w:pPr>
-      <w:r>
-        <w:t xml:space="preserve">Fit a logistic model to a binary outcome</w:t>
-      </w:r>
-    </w:p>
-    <w:p>
-      <w:pPr>
-        <w:pStyle w:val="Compact"/>
-        <w:numPr>
-          <w:ilvl w:val="0"/>
-          <w:numId w:val="1081"/>
-        </w:numPr>
-      </w:pPr>
-      <w:r>
-        <w:t xml:space="preserve">Compare predicted values from OLS and predicted probabilities from logit</w:t>
-      </w:r>
-    </w:p>
-    <w:p>
-      <w:pPr>
-        <w:pStyle w:val="Compact"/>
-        <w:numPr>
-          <w:ilvl w:val="0"/>
-          <w:numId w:val="1081"/>
-        </w:numPr>
-      </w:pPr>
-      <w:r>
-        <w:t xml:space="preserve">Convert a logit coefficient to odds ratio</w:t>
-      </w:r>
-    </w:p>
-    <w:p>
-      <w:pPr>
-        <w:pStyle w:val="Compact"/>
-        <w:numPr>
-          <w:ilvl w:val="0"/>
-          <w:numId w:val="1081"/>
-        </w:numPr>
-      </w:pPr>
-      <w:r>
-        <w:t xml:space="preserve">Plot predicted probabilities across values of X</w:t>
-      </w:r>
-    </w:p>
-    <w:bookmarkEnd w:id="136"/>
-    <w:bookmarkEnd w:id="137"/>
-    <w:bookmarkStart w:id="139" w:name="authorship-and-license"/>
-    <w:p>
-      <w:pPr>
-        <w:pStyle w:val="Heading1"/>
-      </w:pPr>
-      <w:r>
-        <w:t xml:space="preserve">28. Authorship and license</w:t>
-      </w:r>
-    </w:p>
-    <w:bookmarkStart w:id="138" w:name="authorship-and-license-1"/>
-    <w:p>
-      <w:pPr>
-        <w:pStyle w:val="Heading2"/>
-      </w:pPr>
-      <w:r>
-        <w:t xml:space="preserve">28.1 Authorship and License</w:t>
-      </w:r>
-    </w:p>
-    <w:p>
-      <w:pPr>
-        <w:pStyle w:val="Compact"/>
-        <w:numPr>
-          <w:ilvl w:val="0"/>
-          <w:numId w:val="1082"/>
-        </w:numPr>
-      </w:pPr>
-      <w:r>
-        <w:t xml:space="preserve">Author: Tom Hanna</w:t>
-      </w:r>
-    </w:p>
-    <w:p>
-      <w:pPr>
-        <w:pStyle w:val="Compact"/>
-        <w:numPr>
-          <w:ilvl w:val="0"/>
-          <w:numId w:val="1082"/>
-        </w:numPr>
-      </w:pPr>
-      <w:r>
-        <w:t xml:space="preserve">Website: tomhanna.me</w:t>
-      </w:r>
-    </w:p>
-    <w:p>
-      <w:pPr>
-        <w:pStyle w:val="Compact"/>
-        <w:numPr>
-          <w:ilvl w:val="0"/>
-          <w:numId w:val="1082"/>
-        </w:numPr>
-      </w:pPr>
-      <w:r>
-        <w:t xml:space="preserve">License: This work is licensed under a Creative Commons Attribution-NonCommercial-ShareAlike 4.0 International License.</w:t>
       </w:r>
     </w:p>
     <w:bookmarkEnd w:id="138"/>
     <w:bookmarkEnd w:id="139"/>
+    <w:bookmarkStart w:id="143" w:name="what-is-separation"/>
+    <w:p>
+      <w:pPr>
+        <w:pStyle w:val="Heading1"/>
+      </w:pPr>
+      <w:r>
+        <w:t xml:space="preserve">21. What is separation?</w:t>
+      </w:r>
+    </w:p>
+    <w:bookmarkStart w:id="140" w:name="separation-in-plain-english"/>
+    <w:p>
+      <w:pPr>
+        <w:pStyle w:val="Heading2"/>
+      </w:pPr>
+      <w:r>
+        <w:t xml:space="preserve">21.1 Separation in plain English</w:t>
+      </w:r>
+    </w:p>
+    <w:p>
+      <w:pPr>
+        <w:pStyle w:val="Compact"/>
+        <w:numPr>
+          <w:ilvl w:val="0"/>
+          <w:numId w:val="1064"/>
+        </w:numPr>
+      </w:pPr>
+      <w:r>
+        <w:t xml:space="preserve">If X almost perfectly predicts whether Y is 0 or 1, the model can struggle</w:t>
+      </w:r>
+    </w:p>
+    <w:p>
+      <w:pPr>
+        <w:pStyle w:val="Compact"/>
+        <w:numPr>
+          <w:ilvl w:val="0"/>
+          <w:numId w:val="1064"/>
+        </w:numPr>
+      </w:pPr>
+      <w:r>
+        <w:t xml:space="preserve">The likelihood keeps improving as a coefficient gets bigger and bigger</w:t>
+      </w:r>
+    </w:p>
+    <w:p>
+      <w:pPr>
+        <w:pStyle w:val="Compact"/>
+        <w:numPr>
+          <w:ilvl w:val="0"/>
+          <w:numId w:val="1064"/>
+        </w:numPr>
+      </w:pPr>
+      <w:r>
+        <w:t xml:space="preserve">Estimates can become unstable or fail</w:t>
+      </w:r>
+    </w:p>
+    <w:bookmarkEnd w:id="140"/>
+    <w:bookmarkStart w:id="141" w:name="example-1"/>
+    <w:p>
+      <w:pPr>
+        <w:pStyle w:val="Heading2"/>
+      </w:pPr>
+      <w:r>
+        <w:t xml:space="preserve">21.2 Example</w:t>
+      </w:r>
+    </w:p>
+    <w:p>
+      <w:pPr>
+        <w:pStyle w:val="Compact"/>
+        <w:numPr>
+          <w:ilvl w:val="0"/>
+          <w:numId w:val="1065"/>
+        </w:numPr>
+      </w:pPr>
+      <w:r>
+        <w:t xml:space="preserve">If every incumbent wins and every challenger loses in your tiny sample</w:t>
+      </w:r>
+    </w:p>
+    <w:p>
+      <w:pPr>
+        <w:pStyle w:val="Compact"/>
+        <w:numPr>
+          <w:ilvl w:val="0"/>
+          <w:numId w:val="1065"/>
+        </w:numPr>
+      </w:pPr>
+      <w:r>
+        <w:t xml:space="preserve">Then the model may have trouble estimating a finite slope</w:t>
+      </w:r>
+    </w:p>
+    <w:bookmarkEnd w:id="141"/>
+    <w:bookmarkStart w:id="142" w:name="what-to-do"/>
+    <w:p>
+      <w:pPr>
+        <w:pStyle w:val="Heading2"/>
+      </w:pPr>
+      <w:r>
+        <w:t xml:space="preserve">21.3 What to do</w:t>
+      </w:r>
+    </w:p>
+    <w:p>
+      <w:pPr>
+        <w:pStyle w:val="Compact"/>
+        <w:numPr>
+          <w:ilvl w:val="0"/>
+          <w:numId w:val="1066"/>
+        </w:numPr>
+      </w:pPr>
+      <w:r>
+        <w:t xml:space="preserve">Get more data</w:t>
+      </w:r>
+    </w:p>
+    <w:p>
+      <w:pPr>
+        <w:pStyle w:val="Compact"/>
+        <w:numPr>
+          <w:ilvl w:val="0"/>
+          <w:numId w:val="1066"/>
+        </w:numPr>
+      </w:pPr>
+      <w:r>
+        <w:t xml:space="preserve">Simplify the model</w:t>
+      </w:r>
+    </w:p>
+    <w:p>
+      <w:pPr>
+        <w:pStyle w:val="Compact"/>
+        <w:numPr>
+          <w:ilvl w:val="0"/>
+          <w:numId w:val="1066"/>
+        </w:numPr>
+      </w:pPr>
+      <w:r>
+        <w:t xml:space="preserve">Collapse sparse categories</w:t>
+      </w:r>
+    </w:p>
+    <w:p>
+      <w:pPr>
+        <w:pStyle w:val="Compact"/>
+        <w:numPr>
+          <w:ilvl w:val="0"/>
+          <w:numId w:val="1066"/>
+        </w:numPr>
+      </w:pPr>
+      <w:r>
+        <w:t xml:space="preserve">Use penalized methods in advanced work</w:t>
+      </w:r>
+    </w:p>
+    <w:bookmarkEnd w:id="142"/>
+    <w:bookmarkEnd w:id="143"/>
+    <w:bookmarkStart w:id="149" w:name="beyond-binary-outcomes"/>
+    <w:p>
+      <w:pPr>
+        <w:pStyle w:val="Heading1"/>
+      </w:pPr>
+      <w:r>
+        <w:t xml:space="preserve">22. Beyond binary outcomes</w:t>
+      </w:r>
+    </w:p>
+    <w:bookmarkStart w:id="144" w:name="the-broader-idea"/>
+    <w:p>
+      <w:pPr>
+        <w:pStyle w:val="Heading2"/>
+      </w:pPr>
+      <w:r>
+        <w:t xml:space="preserve">22.1 The broader idea</w:t>
+      </w:r>
+    </w:p>
+    <w:p>
+      <w:pPr>
+        <w:pStyle w:val="Compact"/>
+        <w:numPr>
+          <w:ilvl w:val="0"/>
+          <w:numId w:val="1067"/>
+        </w:numPr>
+      </w:pPr>
+      <w:r>
+        <w:t xml:space="preserve">Different kinds of dependent variables need different models</w:t>
+      </w:r>
+    </w:p>
+    <w:p>
+      <w:pPr>
+        <w:pStyle w:val="Compact"/>
+        <w:numPr>
+          <w:ilvl w:val="0"/>
+          <w:numId w:val="1067"/>
+        </w:numPr>
+      </w:pPr>
+      <w:r>
+        <w:t xml:space="preserve">The general rule is:</w:t>
+      </w:r>
+    </w:p>
+    <w:p>
+      <w:pPr>
+        <w:pStyle w:val="Compact"/>
+        <w:numPr>
+          <w:ilvl w:val="0"/>
+          <w:numId w:val="1067"/>
+        </w:numPr>
+      </w:pPr>
+      <w:r>
+        <w:t xml:space="preserve">match the model to the outcome type and data-generating process</w:t>
+      </w:r>
+    </w:p>
+    <w:bookmarkEnd w:id="144"/>
+    <w:bookmarkStart w:id="145" w:name="ordered-logit"/>
+    <w:p>
+      <w:pPr>
+        <w:pStyle w:val="Heading2"/>
+      </w:pPr>
+      <w:r>
+        <w:t xml:space="preserve">22.2 Ordered logit</w:t>
+      </w:r>
+    </w:p>
+    <w:p>
+      <w:pPr>
+        <w:pStyle w:val="Compact"/>
+        <w:numPr>
+          <w:ilvl w:val="0"/>
+          <w:numId w:val="1068"/>
+        </w:numPr>
+      </w:pPr>
+      <w:r>
+        <w:t xml:space="preserve">If the outcome is ordinal, with ranked categories</w:t>
+      </w:r>
+    </w:p>
+    <w:p>
+      <w:pPr>
+        <w:pStyle w:val="Compact"/>
+        <w:numPr>
+          <w:ilvl w:val="0"/>
+          <w:numId w:val="1068"/>
+        </w:numPr>
+      </w:pPr>
+      <w:r>
+        <w:t xml:space="preserve">Example: strongly disagree to strongly agree</w:t>
+      </w:r>
+    </w:p>
+    <w:p>
+      <w:pPr>
+        <w:pStyle w:val="Compact"/>
+        <w:numPr>
+          <w:ilvl w:val="0"/>
+          <w:numId w:val="1068"/>
+        </w:numPr>
+      </w:pPr>
+      <w:r>
+        <w:t xml:space="preserve">Ordered logit uses the ranking information without pretending the distances are equal</w:t>
+      </w:r>
+    </w:p>
+    <w:bookmarkEnd w:id="145"/>
+    <w:bookmarkStart w:id="146" w:name="poisson-regression"/>
+    <w:p>
+      <w:pPr>
+        <w:pStyle w:val="Heading2"/>
+      </w:pPr>
+      <w:r>
+        <w:t xml:space="preserve">22.3 Poisson regression</w:t>
+      </w:r>
+    </w:p>
+    <w:p>
+      <w:pPr>
+        <w:pStyle w:val="Compact"/>
+        <w:numPr>
+          <w:ilvl w:val="0"/>
+          <w:numId w:val="1069"/>
+        </w:numPr>
+      </w:pPr>
+      <w:r>
+        <w:t xml:space="preserve">If the outcome is a count</w:t>
+      </w:r>
+    </w:p>
+    <w:p>
+      <w:pPr>
+        <w:pStyle w:val="Compact"/>
+        <w:numPr>
+          <w:ilvl w:val="0"/>
+          <w:numId w:val="1069"/>
+        </w:numPr>
+      </w:pPr>
+      <w:r>
+        <w:t xml:space="preserve">Example: number of protests, vetoes, coups, or conflict events</w:t>
+      </w:r>
+    </w:p>
+    <w:p>
+      <w:pPr>
+        <w:pStyle w:val="Compact"/>
+        <w:numPr>
+          <w:ilvl w:val="0"/>
+          <w:numId w:val="1069"/>
+        </w:numPr>
+      </w:pPr>
+      <w:r>
+        <w:t xml:space="preserve">Poisson is built for nonnegative integer counts</w:t>
+      </w:r>
+    </w:p>
+    <w:bookmarkEnd w:id="146"/>
+    <w:bookmarkStart w:id="147" w:name="probit"/>
+    <w:p>
+      <w:pPr>
+        <w:pStyle w:val="Heading2"/>
+      </w:pPr>
+      <w:r>
+        <w:t xml:space="preserve">22.4 Probit</w:t>
+      </w:r>
+    </w:p>
+    <w:p>
+      <w:pPr>
+        <w:pStyle w:val="Compact"/>
+        <w:numPr>
+          <w:ilvl w:val="0"/>
+          <w:numId w:val="1070"/>
+        </w:numPr>
+      </w:pPr>
+      <w:r>
+        <w:t xml:space="preserve">Also for binary outcomes</w:t>
+      </w:r>
+    </w:p>
+    <w:p>
+      <w:pPr>
+        <w:pStyle w:val="Compact"/>
+        <w:numPr>
+          <w:ilvl w:val="0"/>
+          <w:numId w:val="1070"/>
+        </w:numPr>
+      </w:pPr>
+      <w:r>
+        <w:t xml:space="preserve">Very similar to logit in practice</w:t>
+      </w:r>
+    </w:p>
+    <w:p>
+      <w:pPr>
+        <w:pStyle w:val="Compact"/>
+        <w:numPr>
+          <w:ilvl w:val="0"/>
+          <w:numId w:val="1070"/>
+        </w:numPr>
+      </w:pPr>
+      <w:r>
+        <w:t xml:space="preserve">Main difference is the link function: normal CDF instead of logistic curve</w:t>
+      </w:r>
+    </w:p>
+    <w:bookmarkEnd w:id="147"/>
+    <w:bookmarkStart w:id="148" w:name="nominal-regression"/>
+    <w:p>
+      <w:pPr>
+        <w:pStyle w:val="Heading2"/>
+      </w:pPr>
+      <w:r>
+        <w:t xml:space="preserve">22.5 Nominal regression</w:t>
+      </w:r>
+    </w:p>
+    <w:p>
+      <w:pPr>
+        <w:pStyle w:val="Compact"/>
+        <w:numPr>
+          <w:ilvl w:val="0"/>
+          <w:numId w:val="1071"/>
+        </w:numPr>
+      </w:pPr>
+      <w:r>
+        <w:t xml:space="preserve">If categories have no natural order</w:t>
+      </w:r>
+    </w:p>
+    <w:p>
+      <w:pPr>
+        <w:pStyle w:val="Compact"/>
+        <w:numPr>
+          <w:ilvl w:val="0"/>
+          <w:numId w:val="1071"/>
+        </w:numPr>
+      </w:pPr>
+      <w:r>
+        <w:t xml:space="preserve">Example: party choice among Democrat, Republican, Independent</w:t>
+      </w:r>
+    </w:p>
+    <w:p>
+      <w:pPr>
+        <w:pStyle w:val="Compact"/>
+        <w:numPr>
+          <w:ilvl w:val="0"/>
+          <w:numId w:val="1071"/>
+        </w:numPr>
+      </w:pPr>
+      <w:r>
+        <w:t xml:space="preserve">Multinomial or nominal logistic regression is the common approach</w:t>
+      </w:r>
+    </w:p>
+    <w:bookmarkEnd w:id="148"/>
+    <w:bookmarkEnd w:id="149"/>
+    <w:bookmarkStart w:id="151" w:name="a-simple-decision-slide"/>
+    <w:p>
+      <w:pPr>
+        <w:pStyle w:val="Heading1"/>
+      </w:pPr>
+      <w:r>
+        <w:t xml:space="preserve">23. A simple decision slide</w:t>
+      </w:r>
+    </w:p>
+    <w:bookmarkStart w:id="150" w:name="what-model-should-i-think-about-first"/>
+    <w:p>
+      <w:pPr>
+        <w:pStyle w:val="Heading2"/>
+      </w:pPr>
+      <w:r>
+        <w:t xml:space="preserve">23.1 What model should I think about first?</w:t>
+      </w:r>
+    </w:p>
+    <w:p>
+      <w:pPr>
+        <w:pStyle w:val="Compact"/>
+        <w:numPr>
+          <w:ilvl w:val="0"/>
+          <w:numId w:val="1072"/>
+        </w:numPr>
+      </w:pPr>
+      <w:r>
+        <w:t xml:space="preserve">Continuous Y -&gt; OLS</w:t>
+      </w:r>
+    </w:p>
+    <w:p>
+      <w:pPr>
+        <w:pStyle w:val="Compact"/>
+        <w:numPr>
+          <w:ilvl w:val="0"/>
+          <w:numId w:val="1072"/>
+        </w:numPr>
+      </w:pPr>
+      <w:r>
+        <w:t xml:space="preserve">Binary Y -&gt; Logit or probit</w:t>
+      </w:r>
+    </w:p>
+    <w:p>
+      <w:pPr>
+        <w:pStyle w:val="Compact"/>
+        <w:numPr>
+          <w:ilvl w:val="0"/>
+          <w:numId w:val="1072"/>
+        </w:numPr>
+      </w:pPr>
+      <w:r>
+        <w:t xml:space="preserve">Ordinal Y -&gt; Ordered logit</w:t>
+      </w:r>
+    </w:p>
+    <w:p>
+      <w:pPr>
+        <w:pStyle w:val="Compact"/>
+        <w:numPr>
+          <w:ilvl w:val="0"/>
+          <w:numId w:val="1072"/>
+        </w:numPr>
+      </w:pPr>
+      <w:r>
+        <w:t xml:space="preserve">Count Y -&gt; Poisson</w:t>
+      </w:r>
+    </w:p>
+    <w:p>
+      <w:pPr>
+        <w:pStyle w:val="Compact"/>
+        <w:numPr>
+          <w:ilvl w:val="0"/>
+          <w:numId w:val="1072"/>
+        </w:numPr>
+      </w:pPr>
+      <w:r>
+        <w:t xml:space="preserve">Unordered categories -&gt; Multinomial / nominal logit</w:t>
+      </w:r>
+    </w:p>
+    <w:bookmarkEnd w:id="150"/>
+    <w:bookmarkEnd w:id="151"/>
+    <w:bookmarkStart w:id="154" w:name="graphical-demonstration-idea"/>
+    <w:p>
+      <w:pPr>
+        <w:pStyle w:val="Heading1"/>
+      </w:pPr>
+      <w:r>
+        <w:t xml:space="preserve">24. Graphical demonstration idea</w:t>
+      </w:r>
+    </w:p>
+    <w:bookmarkStart w:id="152" w:name="one-slide-visual-taxonomy"/>
+    <w:p>
+      <w:pPr>
+        <w:pStyle w:val="Heading2"/>
+      </w:pPr>
+      <w:r>
+        <w:t xml:space="preserve">24.1 One-slide visual taxonomy</w:t>
+      </w:r>
+    </w:p>
+    <w:p>
+      <w:pPr>
+        <w:pStyle w:val="Compact"/>
+        <w:numPr>
+          <w:ilvl w:val="0"/>
+          <w:numId w:val="1073"/>
+        </w:numPr>
+      </w:pPr>
+      <w:r>
+        <w:t xml:space="preserve">Continuous outcome: straight number line and OLS line</w:t>
+      </w:r>
+    </w:p>
+    <w:p>
+      <w:pPr>
+        <w:pStyle w:val="Compact"/>
+        <w:numPr>
+          <w:ilvl w:val="0"/>
+          <w:numId w:val="1073"/>
+        </w:numPr>
+      </w:pPr>
+      <w:r>
+        <w:t xml:space="preserve">Binary outcome: two values, 0 and 1, with S-curve</w:t>
+      </w:r>
+    </w:p>
+    <w:p>
+      <w:pPr>
+        <w:pStyle w:val="Compact"/>
+        <w:numPr>
+          <w:ilvl w:val="0"/>
+          <w:numId w:val="1073"/>
+        </w:numPr>
+      </w:pPr>
+      <w:r>
+        <w:t xml:space="preserve">Ordinal outcome: stacked ranked boxes</w:t>
+      </w:r>
+    </w:p>
+    <w:p>
+      <w:pPr>
+        <w:pStyle w:val="Compact"/>
+        <w:numPr>
+          <w:ilvl w:val="0"/>
+          <w:numId w:val="1073"/>
+        </w:numPr>
+      </w:pPr>
+      <w:r>
+        <w:t xml:space="preserve">Count outcome: 0, 1, 2, 3, ...</w:t>
+      </w:r>
+    </w:p>
+    <w:p>
+      <w:pPr>
+        <w:pStyle w:val="Compact"/>
+        <w:numPr>
+          <w:ilvl w:val="0"/>
+          <w:numId w:val="1073"/>
+        </w:numPr>
+      </w:pPr>
+      <w:r>
+        <w:t xml:space="preserve">Nominal outcome: colored categories with no ranking</w:t>
+      </w:r>
+    </w:p>
+    <w:bookmarkEnd w:id="152"/>
+    <w:bookmarkStart w:id="153" w:name="major-points"/>
+    <w:p>
+      <w:pPr>
+        <w:pStyle w:val="Heading2"/>
+      </w:pPr>
+      <w:r>
+        <w:t xml:space="preserve">24.2 Major points</w:t>
+      </w:r>
+    </w:p>
+    <w:p>
+      <w:pPr>
+        <w:pStyle w:val="Compact"/>
+        <w:numPr>
+          <w:ilvl w:val="0"/>
+          <w:numId w:val="1074"/>
+        </w:numPr>
+      </w:pPr>
+      <w:r>
+        <w:t xml:space="preserve">The dependent variable tells you a lot about the model choice</w:t>
+      </w:r>
+    </w:p>
+    <w:p>
+      <w:pPr>
+        <w:pStyle w:val="Compact"/>
+        <w:numPr>
+          <w:ilvl w:val="0"/>
+          <w:numId w:val="1074"/>
+        </w:numPr>
+      </w:pPr>
+      <w:r>
+        <w:t xml:space="preserve">The wrong model can answer the wrong question even if the software gives output</w:t>
+      </w:r>
+    </w:p>
+    <w:bookmarkEnd w:id="153"/>
+    <w:bookmarkEnd w:id="154"/>
+    <w:bookmarkStart w:id="157" w:name="bringing-it-together"/>
+    <w:p>
+      <w:pPr>
+        <w:pStyle w:val="Heading1"/>
+      </w:pPr>
+      <w:r>
+        <w:t xml:space="preserve">25. Bringing it together</w:t>
+      </w:r>
+    </w:p>
+    <w:bookmarkStart w:id="155" w:name="big-takeaways"/>
+    <w:p>
+      <w:pPr>
+        <w:pStyle w:val="Heading2"/>
+      </w:pPr>
+      <w:r>
+        <w:t xml:space="preserve">25.1 Big takeaways</w:t>
+      </w:r>
+    </w:p>
+    <w:p>
+      <w:pPr>
+        <w:pStyle w:val="Compact"/>
+        <w:numPr>
+          <w:ilvl w:val="0"/>
+          <w:numId w:val="1075"/>
+        </w:numPr>
+      </w:pPr>
+      <w:r>
+        <w:t xml:space="preserve">OLS is powerful, simple, and interpretable, but it depends on assumptions</w:t>
+      </w:r>
+    </w:p>
+    <w:p>
+      <w:pPr>
+        <w:pStyle w:val="Compact"/>
+        <w:numPr>
+          <w:ilvl w:val="0"/>
+          <w:numId w:val="1075"/>
+        </w:numPr>
+      </w:pPr>
+      <w:r>
+        <w:t xml:space="preserve">Some violations mainly hurt standard errors; others create bias</w:t>
+      </w:r>
+    </w:p>
+    <w:p>
+      <w:pPr>
+        <w:pStyle w:val="Compact"/>
+        <w:numPr>
+          <w:ilvl w:val="0"/>
+          <w:numId w:val="1075"/>
+        </w:numPr>
+      </w:pPr>
+      <w:r>
+        <w:t xml:space="preserve">Logistic regression is the main entry point to maximum likelihood</w:t>
+      </w:r>
+    </w:p>
+    <w:p>
+      <w:pPr>
+        <w:pStyle w:val="Compact"/>
+        <w:numPr>
+          <w:ilvl w:val="0"/>
+          <w:numId w:val="1075"/>
+        </w:numPr>
+      </w:pPr>
+      <w:r>
+        <w:t xml:space="preserve">In logit, the model is linear in log-odds, not in probability</w:t>
+      </w:r>
+    </w:p>
+    <w:p>
+      <w:pPr>
+        <w:pStyle w:val="Compact"/>
+        <w:numPr>
+          <w:ilvl w:val="0"/>
+          <w:numId w:val="1075"/>
+        </w:numPr>
+      </w:pPr>
+      <w:r>
+        <w:t xml:space="preserve">Different outcome types call for different models</w:t>
+      </w:r>
+    </w:p>
+    <w:bookmarkEnd w:id="155"/>
+    <w:bookmarkStart w:id="156" w:name="suggested-final-class-question"/>
+    <w:p>
+      <w:pPr>
+        <w:pStyle w:val="Heading2"/>
+      </w:pPr>
+      <w:r>
+        <w:t xml:space="preserve">25.2 Suggested final class question</w:t>
+      </w:r>
+    </w:p>
+    <w:p>
+      <w:pPr>
+        <w:pStyle w:val="Compact"/>
+        <w:numPr>
+          <w:ilvl w:val="0"/>
+          <w:numId w:val="1076"/>
+        </w:numPr>
+      </w:pPr>
+      <w:r>
+        <w:t xml:space="preserve">If your dependent variable is whether a country experiences civil conflict onset this year, would you start with OLS or logit?</w:t>
+      </w:r>
+    </w:p>
+    <w:p>
+      <w:pPr>
+        <w:pStyle w:val="Compact"/>
+        <w:numPr>
+          <w:ilvl w:val="0"/>
+          <w:numId w:val="1076"/>
+        </w:numPr>
+      </w:pPr>
+      <w:r>
+        <w:t xml:space="preserve">Why?</w:t>
+      </w:r>
+    </w:p>
+    <w:p>
+      <w:pPr>
+        <w:pStyle w:val="Compact"/>
+        <w:numPr>
+          <w:ilvl w:val="0"/>
+          <w:numId w:val="1076"/>
+        </w:numPr>
+      </w:pPr>
+      <w:r>
+        <w:t xml:space="preserve">What assumptions would you worry about most?</w:t>
+      </w:r>
+    </w:p>
+    <w:bookmarkEnd w:id="156"/>
+    <w:bookmarkEnd w:id="157"/>
+    <w:bookmarkStart w:id="162" w:name="coefficient-interpretation"/>
+    <w:p>
+      <w:pPr>
+        <w:pStyle w:val="Heading1"/>
+      </w:pPr>
+      <w:r>
+        <w:t xml:space="preserve">26. Coefficient interpretation</w:t>
+      </w:r>
+    </w:p>
+    <w:bookmarkStart w:id="158" w:name="original-units"/>
+    <w:p>
+      <w:pPr>
+        <w:pStyle w:val="Heading2"/>
+      </w:pPr>
+      <w:r>
+        <w:t xml:space="preserve">26.1 Original units</w:t>
+      </w:r>
+    </w:p>
+    <w:p>
+      <w:pPr>
+        <w:pStyle w:val="Compact"/>
+        <w:numPr>
+          <w:ilvl w:val="0"/>
+          <w:numId w:val="1077"/>
+        </w:numPr>
+      </w:pPr>
+      <w:r>
+        <w:rPr>
+          <w:b/>
+          <w:bCs/>
+        </w:rPr>
+        <w:t xml:space="preserve">OLS:</w:t>
+      </w:r>
+      <w:r>
+        <w:t xml:space="preserve"> </w:t>
+      </w:r>
+      <w:r>
+        <w:t xml:space="preserve">1-unit increase in</w:t>
+      </w:r>
+      <w:r>
+        <w:t xml:space="preserve"> </w:t>
+      </w:r>
+      <m:oMath>
+        <m:r>
+          <m:t>X</m:t>
+        </m:r>
+      </m:oMath>
+      <w:r>
+        <w:t xml:space="preserve"> </w:t>
+      </w:r>
+      <w:r>
+        <w:t xml:space="preserve">-&gt;</w:t>
+      </w:r>
+      <w:r>
+        <w:t xml:space="preserve"> </w:t>
+      </w:r>
+      <m:oMath>
+        <m:r>
+          <m:t>β</m:t>
+        </m:r>
+      </m:oMath>
+      <w:r>
+        <w:t xml:space="preserve">-unit change in</w:t>
+      </w:r>
+      <w:r>
+        <w:t xml:space="preserve"> </w:t>
+      </w:r>
+      <m:oMath>
+        <m:r>
+          <m:t>Y</m:t>
+        </m:r>
+      </m:oMath>
+    </w:p>
+    <w:p>
+      <w:pPr>
+        <w:pStyle w:val="Compact"/>
+        <w:numPr>
+          <w:ilvl w:val="0"/>
+          <w:numId w:val="1077"/>
+        </w:numPr>
+      </w:pPr>
+      <w:r>
+        <w:rPr>
+          <w:b/>
+          <w:bCs/>
+        </w:rPr>
+        <w:t xml:space="preserve">Logit:</w:t>
+      </w:r>
+      <w:r>
+        <w:t xml:space="preserve"> </w:t>
+      </w:r>
+      <w:r>
+        <w:t xml:space="preserve">1-unit increase in</w:t>
+      </w:r>
+      <w:r>
+        <w:t xml:space="preserve"> </w:t>
+      </w:r>
+      <m:oMath>
+        <m:r>
+          <m:t>X</m:t>
+        </m:r>
+      </m:oMath>
+      <w:r>
+        <w:t xml:space="preserve"> </w:t>
+      </w:r>
+      <w:r>
+        <w:t xml:space="preserve">-&gt;</w:t>
+      </w:r>
+      <w:r>
+        <w:t xml:space="preserve"> </w:t>
+      </w:r>
+      <m:oMath>
+        <m:r>
+          <m:t>β</m:t>
+        </m:r>
+      </m:oMath>
+      <w:r>
+        <w:t xml:space="preserve"> </w:t>
+      </w:r>
+      <w:r>
+        <w:t xml:space="preserve">change in log-odds;</w:t>
+      </w:r>
+      <w:r>
+        <w:t xml:space="preserve"> </w:t>
+      </w:r>
+      <m:oMath>
+        <m:sSup>
+          <m:e>
+            <m:r>
+              <m:t>e</m:t>
+            </m:r>
+          </m:e>
+          <m:sup>
+            <m:r>
+              <m:t>β</m:t>
+            </m:r>
+          </m:sup>
+        </m:sSup>
+      </m:oMath>
+      <w:r>
+        <w:t xml:space="preserve"> </w:t>
+      </w:r>
+      <w:r>
+        <w:t xml:space="preserve">= odds ratio</w:t>
+      </w:r>
+    </w:p>
+    <w:p>
+      <w:pPr>
+        <w:pStyle w:val="Compact"/>
+        <w:numPr>
+          <w:ilvl w:val="0"/>
+          <w:numId w:val="1077"/>
+        </w:numPr>
+      </w:pPr>
+      <w:r>
+        <w:rPr>
+          <w:b/>
+          <w:bCs/>
+        </w:rPr>
+        <w:t xml:space="preserve">Probit:</w:t>
+      </w:r>
+      <w:r>
+        <w:t xml:space="preserve"> </w:t>
+      </w:r>
+      <w:r>
+        <w:t xml:space="preserve">1-unit increase in</w:t>
+      </w:r>
+      <w:r>
+        <w:t xml:space="preserve"> </w:t>
+      </w:r>
+      <m:oMath>
+        <m:r>
+          <m:t>X</m:t>
+        </m:r>
+      </m:oMath>
+      <w:r>
+        <w:t xml:space="preserve"> </w:t>
+      </w:r>
+      <w:r>
+        <w:t xml:space="preserve">-&gt;</w:t>
+      </w:r>
+      <w:r>
+        <w:t xml:space="preserve"> </w:t>
+      </w:r>
+      <m:oMath>
+        <m:r>
+          <m:t>β</m:t>
+        </m:r>
+      </m:oMath>
+      <w:r>
+        <w:t xml:space="preserve"> </w:t>
+      </w:r>
+      <w:r>
+        <w:t xml:space="preserve">change in latent z-index</w:t>
+      </w:r>
+    </w:p>
+    <w:p>
+      <w:pPr>
+        <w:pStyle w:val="Compact"/>
+        <w:numPr>
+          <w:ilvl w:val="0"/>
+          <w:numId w:val="1077"/>
+        </w:numPr>
+      </w:pPr>
+      <w:r>
+        <w:rPr>
+          <w:b/>
+          <w:bCs/>
+        </w:rPr>
+        <w:t xml:space="preserve">Ordered logit:</w:t>
+      </w:r>
+      <w:r>
+        <w:t xml:space="preserve"> </w:t>
+      </w:r>
+      <w:r>
+        <w:t xml:space="preserve">1-unit increase in</w:t>
+      </w:r>
+      <w:r>
+        <w:t xml:space="preserve"> </w:t>
+      </w:r>
+      <m:oMath>
+        <m:r>
+          <m:t>X</m:t>
+        </m:r>
+      </m:oMath>
+      <w:r>
+        <w:t xml:space="preserve"> </w:t>
+      </w:r>
+      <w:r>
+        <w:t xml:space="preserve">-&gt;</w:t>
+      </w:r>
+      <w:r>
+        <w:t xml:space="preserve"> </w:t>
+      </w:r>
+      <m:oMath>
+        <m:r>
+          <m:t>β</m:t>
+        </m:r>
+      </m:oMath>
+      <w:r>
+        <w:t xml:space="preserve"> </w:t>
+      </w:r>
+      <w:r>
+        <w:t xml:space="preserve">change in odds of a higher category</w:t>
+      </w:r>
+    </w:p>
+    <w:p>
+      <w:pPr>
+        <w:pStyle w:val="Compact"/>
+        <w:numPr>
+          <w:ilvl w:val="0"/>
+          <w:numId w:val="1077"/>
+        </w:numPr>
+      </w:pPr>
+      <w:r>
+        <w:rPr>
+          <w:b/>
+          <w:bCs/>
+        </w:rPr>
+        <w:t xml:space="preserve">Poisson:</w:t>
+      </w:r>
+      <w:r>
+        <w:t xml:space="preserve"> </w:t>
+      </w:r>
+      <w:r>
+        <w:t xml:space="preserve">1-unit increase in</w:t>
+      </w:r>
+      <w:r>
+        <w:t xml:space="preserve"> </w:t>
+      </w:r>
+      <m:oMath>
+        <m:r>
+          <m:t>X</m:t>
+        </m:r>
+      </m:oMath>
+      <w:r>
+        <w:t xml:space="preserve"> </w:t>
+      </w:r>
+      <w:r>
+        <w:t xml:space="preserve">-&gt;</w:t>
+      </w:r>
+      <w:r>
+        <w:t xml:space="preserve"> </w:t>
+      </w:r>
+      <m:oMath>
+        <m:r>
+          <m:t>β</m:t>
+        </m:r>
+      </m:oMath>
+      <w:r>
+        <w:t xml:space="preserve"> </w:t>
+      </w:r>
+      <w:r>
+        <w:t xml:space="preserve">change in log expected count;</w:t>
+      </w:r>
+      <w:r>
+        <w:t xml:space="preserve"> </w:t>
+      </w:r>
+      <m:oMath>
+        <m:sSup>
+          <m:e>
+            <m:r>
+              <m:t>e</m:t>
+            </m:r>
+          </m:e>
+          <m:sup>
+            <m:r>
+              <m:t>β</m:t>
+            </m:r>
+          </m:sup>
+        </m:sSup>
+      </m:oMath>
+      <w:r>
+        <w:t xml:space="preserve"> </w:t>
+      </w:r>
+      <w:r>
+        <w:t xml:space="preserve">multiplies expected count</w:t>
+      </w:r>
+    </w:p>
+    <w:p>
+      <w:pPr>
+        <w:pStyle w:val="Compact"/>
+        <w:numPr>
+          <w:ilvl w:val="0"/>
+          <w:numId w:val="1077"/>
+        </w:numPr>
+      </w:pPr>
+      <w:r>
+        <w:rPr>
+          <w:b/>
+          <w:bCs/>
+        </w:rPr>
+        <w:t xml:space="preserve">Nominal / multinomial logit:</w:t>
+      </w:r>
+      <w:r>
+        <w:t xml:space="preserve"> </w:t>
+      </w:r>
+      <w:r>
+        <w:t xml:space="preserve">1-unit increase in</w:t>
+      </w:r>
+      <w:r>
+        <w:t xml:space="preserve"> </w:t>
+      </w:r>
+      <m:oMath>
+        <m:r>
+          <m:t>X</m:t>
+        </m:r>
+      </m:oMath>
+      <w:r>
+        <w:t xml:space="preserve"> </w:t>
+      </w:r>
+      <w:r>
+        <w:t xml:space="preserve">-&gt;</w:t>
+      </w:r>
+      <w:r>
+        <w:t xml:space="preserve"> </w:t>
+      </w:r>
+      <m:oMath>
+        <m:r>
+          <m:t>β</m:t>
+        </m:r>
+      </m:oMath>
+      <w:r>
+        <w:t xml:space="preserve"> </w:t>
+      </w:r>
+      <w:r>
+        <w:t xml:space="preserve">change in log-odds of one category vs. reference</w:t>
+      </w:r>
+    </w:p>
+    <w:bookmarkEnd w:id="158"/>
+    <w:bookmarkStart w:id="159" w:name="ols-and-logit-transformations"/>
+    <w:p>
+      <w:pPr>
+        <w:pStyle w:val="Heading2"/>
+      </w:pPr>
+      <w:r>
+        <w:t xml:space="preserve">26.2 OLS and logit: Transformations</w:t>
+      </w:r>
+    </w:p>
+    <w:tbl>
+      <w:tblPr>
+        <w:tblStyle w:val="Table"/>
+        <w:tblW w:type="pct" w:w="5000"/>
+        <w:tblLayout w:type="fixed"/>
+        <w:tblLook w:firstRow="1" w:lastRow="0" w:firstColumn="0" w:lastColumn="0" w:noHBand="0" w:noVBand="0" w:val="0020"/>
+      </w:tblPr>
+      <w:tblGrid>
+        <w:gridCol w:w="3960"/>
+        <w:gridCol w:w="3960"/>
+      </w:tblGrid>
+      <w:tr>
+        <w:trPr>
+          <w:tblHeader w:val="on"/>
+        </w:trPr>
+        <w:tc>
+          <w:tcPr/>
+          <w:p>
+            <w:pPr>
+              <w:pStyle w:val="Compact"/>
+            </w:pPr>
+            <w:r>
+              <w:t xml:space="preserve">Form</w:t>
+            </w:r>
+          </w:p>
+        </w:tc>
+        <w:tc>
+          <w:tcPr/>
+          <w:p>
+            <w:pPr>
+              <w:pStyle w:val="Compact"/>
+            </w:pPr>
+            <w:r>
+              <w:t xml:space="preserve">Interpretation of</w:t>
+            </w:r>
+            <w:r>
+              <w:t xml:space="preserve"> </w:t>
+            </w:r>
+            <m:oMath>
+              <m:sSub>
+                <m:e>
+                  <m:r>
+                    <m:t>β</m:t>
+                  </m:r>
+                </m:e>
+                <m:sub>
+                  <m:r>
+                    <m:t>1</m:t>
+                  </m:r>
+                </m:sub>
+              </m:sSub>
+            </m:oMath>
+          </w:p>
+        </w:tc>
+      </w:tr>
+      <w:tr>
+        <w:tc>
+          <w:tcPr/>
+          <w:p>
+            <w:pPr>
+              <w:pStyle w:val="Compact"/>
+            </w:pPr>
+            <w:r>
+              <w:t xml:space="preserve">OLS:</w:t>
+            </w:r>
+            <w:r>
+              <w:t xml:space="preserve"> </w:t>
+            </w:r>
+            <m:oMath>
+              <m:r>
+                <m:t>Y</m:t>
+              </m:r>
+              <m:r>
+                <m:rPr>
+                  <m:sty m:val="p"/>
+                </m:rPr>
+                <m:t>=</m:t>
+              </m:r>
+              <m:sSub>
+                <m:e>
+                  <m:r>
+                    <m:t>β</m:t>
+                  </m:r>
+                </m:e>
+                <m:sub>
+                  <m:r>
+                    <m:t>0</m:t>
+                  </m:r>
+                </m:sub>
+              </m:sSub>
+              <m:r>
+                <m:rPr>
+                  <m:sty m:val="p"/>
+                </m:rPr>
+                <m:t>+</m:t>
+              </m:r>
+              <m:sSub>
+                <m:e>
+                  <m:r>
+                    <m:t>β</m:t>
+                  </m:r>
+                </m:e>
+                <m:sub>
+                  <m:r>
+                    <m:t>1</m:t>
+                  </m:r>
+                </m:sub>
+              </m:sSub>
+              <m:r>
+                <m:t>X</m:t>
+              </m:r>
+            </m:oMath>
+          </w:p>
+        </w:tc>
+        <w:tc>
+          <w:tcPr/>
+          <w:p>
+            <w:pPr>
+              <w:pStyle w:val="Compact"/>
+            </w:pPr>
+            <w:r>
+              <w:t xml:space="preserve">1-unit increase in</w:t>
+            </w:r>
+            <w:r>
+              <w:t xml:space="preserve"> </w:t>
+            </w:r>
+            <m:oMath>
+              <m:r>
+                <m:t>X</m:t>
+              </m:r>
+            </m:oMath>
+            <w:r>
+              <w:t xml:space="preserve"> </w:t>
+            </w:r>
+            <w:r>
+              <w:t xml:space="preserve">-&gt;</w:t>
+            </w:r>
+            <w:r>
+              <w:t xml:space="preserve"> </w:t>
+            </w:r>
+            <m:oMath>
+              <m:sSub>
+                <m:e>
+                  <m:r>
+                    <m:t>β</m:t>
+                  </m:r>
+                </m:e>
+                <m:sub>
+                  <m:r>
+                    <m:t>1</m:t>
+                  </m:r>
+                </m:sub>
+              </m:sSub>
+            </m:oMath>
+            <w:r>
+              <w:t xml:space="preserve">-unit change in</w:t>
+            </w:r>
+            <w:r>
+              <w:t xml:space="preserve"> </w:t>
+            </w:r>
+            <m:oMath>
+              <m:r>
+                <m:t>Y</m:t>
+              </m:r>
+            </m:oMath>
+          </w:p>
+        </w:tc>
+      </w:tr>
+      <w:tr>
+        <w:tc>
+          <w:tcPr/>
+          <w:p>
+            <w:pPr>
+              <w:pStyle w:val="Compact"/>
+            </w:pPr>
+            <w:r>
+              <w:t xml:space="preserve">OLS:</w:t>
+            </w:r>
+            <w:r>
+              <w:t xml:space="preserve"> </w:t>
+            </w:r>
+            <m:oMath>
+              <m:r>
+                <m:rPr>
+                  <m:sty m:val="p"/>
+                </m:rPr>
+                <m:t>log</m:t>
+              </m:r>
+              <m:d>
+                <m:dPr>
+                  <m:begChr m:val="("/>
+                  <m:sepChr m:val=""/>
+                  <m:endChr m:val=")"/>
+                  <m:grow/>
+                </m:dPr>
+                <m:e>
+                  <m:r>
+                    <m:t>Y</m:t>
+                  </m:r>
+                </m:e>
+              </m:d>
+              <m:r>
+                <m:rPr>
+                  <m:sty m:val="p"/>
+                </m:rPr>
+                <m:t>=</m:t>
+              </m:r>
+              <m:sSub>
+                <m:e>
+                  <m:r>
+                    <m:t>β</m:t>
+                  </m:r>
+                </m:e>
+                <m:sub>
+                  <m:r>
+                    <m:t>0</m:t>
+                  </m:r>
+                </m:sub>
+              </m:sSub>
+              <m:r>
+                <m:rPr>
+                  <m:sty m:val="p"/>
+                </m:rPr>
+                <m:t>+</m:t>
+              </m:r>
+              <m:sSub>
+                <m:e>
+                  <m:r>
+                    <m:t>β</m:t>
+                  </m:r>
+                </m:e>
+                <m:sub>
+                  <m:r>
+                    <m:t>1</m:t>
+                  </m:r>
+                </m:sub>
+              </m:sSub>
+              <m:r>
+                <m:t>X</m:t>
+              </m:r>
+            </m:oMath>
+          </w:p>
+        </w:tc>
+        <w:tc>
+          <w:tcPr/>
+          <w:p>
+            <w:pPr>
+              <w:pStyle w:val="Compact"/>
+            </w:pPr>
+            <w:r>
+              <w:t xml:space="preserve">1-unit increase in</w:t>
+            </w:r>
+            <w:r>
+              <w:t xml:space="preserve"> </w:t>
+            </w:r>
+            <m:oMath>
+              <m:r>
+                <m:t>X</m:t>
+              </m:r>
+            </m:oMath>
+            <w:r>
+              <w:t xml:space="preserve"> </w:t>
+            </w:r>
+            <w:r>
+              <w:t xml:space="preserve">-&gt; approx.</w:t>
+            </w:r>
+            <w:r>
+              <w:t xml:space="preserve"> </w:t>
+            </w:r>
+            <m:oMath>
+              <m:r>
+                <m:t>100</m:t>
+              </m:r>
+              <m:sSub>
+                <m:e>
+                  <m:r>
+                    <m:t>β</m:t>
+                  </m:r>
+                </m:e>
+                <m:sub>
+                  <m:r>
+                    <m:t>1</m:t>
+                  </m:r>
+                </m:sub>
+              </m:sSub>
+              <m:r>
+                <m:rPr>
+                  <m:sty m:val="p"/>
+                </m:rPr>
+                <m:t>%</m:t>
+              </m:r>
+            </m:oMath>
+            <w:r>
+              <w:t xml:space="preserve"> </w:t>
+            </w:r>
+            <w:r>
+              <w:t xml:space="preserve">change in</w:t>
+            </w:r>
+            <w:r>
+              <w:t xml:space="preserve"> </w:t>
+            </w:r>
+            <m:oMath>
+              <m:r>
+                <m:t>Y</m:t>
+              </m:r>
+            </m:oMath>
+          </w:p>
+        </w:tc>
+      </w:tr>
+      <w:tr>
+        <w:tc>
+          <w:tcPr/>
+          <w:p>
+            <w:pPr>
+              <w:pStyle w:val="Compact"/>
+            </w:pPr>
+            <w:r>
+              <w:t xml:space="preserve">OLS:</w:t>
+            </w:r>
+            <w:r>
+              <w:t xml:space="preserve"> </w:t>
+            </w:r>
+            <m:oMath>
+              <m:r>
+                <m:t>Y</m:t>
+              </m:r>
+              <m:r>
+                <m:rPr>
+                  <m:sty m:val="p"/>
+                </m:rPr>
+                <m:t>=</m:t>
+              </m:r>
+              <m:sSub>
+                <m:e>
+                  <m:r>
+                    <m:t>β</m:t>
+                  </m:r>
+                </m:e>
+                <m:sub>
+                  <m:r>
+                    <m:t>0</m:t>
+                  </m:r>
+                </m:sub>
+              </m:sSub>
+              <m:r>
+                <m:rPr>
+                  <m:sty m:val="p"/>
+                </m:rPr>
+                <m:t>+</m:t>
+              </m:r>
+              <m:sSub>
+                <m:e>
+                  <m:r>
+                    <m:t>β</m:t>
+                  </m:r>
+                </m:e>
+                <m:sub>
+                  <m:r>
+                    <m:t>1</m:t>
+                  </m:r>
+                </m:sub>
+              </m:sSub>
+              <m:r>
+                <m:rPr>
+                  <m:sty m:val="p"/>
+                </m:rPr>
+                <m:t>log</m:t>
+              </m:r>
+              <m:d>
+                <m:dPr>
+                  <m:begChr m:val="("/>
+                  <m:sepChr m:val=""/>
+                  <m:endChr m:val=")"/>
+                  <m:grow/>
+                </m:dPr>
+                <m:e>
+                  <m:r>
+                    <m:t>X</m:t>
+                  </m:r>
+                </m:e>
+              </m:d>
+            </m:oMath>
+          </w:p>
+        </w:tc>
+        <w:tc>
+          <w:tcPr/>
+          <w:p>
+            <w:pPr>
+              <w:pStyle w:val="Compact"/>
+            </w:pPr>
+            <w:r>
+              <w:t xml:space="preserve">1% increase in</w:t>
+            </w:r>
+            <w:r>
+              <w:t xml:space="preserve"> </w:t>
+            </w:r>
+            <m:oMath>
+              <m:r>
+                <m:t>X</m:t>
+              </m:r>
+            </m:oMath>
+            <w:r>
+              <w:t xml:space="preserve"> </w:t>
+            </w:r>
+            <w:r>
+              <w:t xml:space="preserve">-&gt; approx.</w:t>
+            </w:r>
+            <w:r>
+              <w:t xml:space="preserve"> </w:t>
+            </w:r>
+            <m:oMath>
+              <m:sSub>
+                <m:e>
+                  <m:r>
+                    <m:t>β</m:t>
+                  </m:r>
+                </m:e>
+                <m:sub>
+                  <m:r>
+                    <m:t>1</m:t>
+                  </m:r>
+                </m:sub>
+              </m:sSub>
+              <m:r>
+                <m:rPr>
+                  <m:sty m:val="p"/>
+                </m:rPr>
+                <m:t>/</m:t>
+              </m:r>
+              <m:r>
+                <m:t>100</m:t>
+              </m:r>
+            </m:oMath>
+            <w:r>
+              <w:t xml:space="preserve">-unit change in</w:t>
+            </w:r>
+            <w:r>
+              <w:t xml:space="preserve"> </w:t>
+            </w:r>
+            <m:oMath>
+              <m:r>
+                <m:t>Y</m:t>
+              </m:r>
+            </m:oMath>
+          </w:p>
+        </w:tc>
+      </w:tr>
+      <w:tr>
+        <w:tc>
+          <w:tcPr/>
+          <w:p>
+            <w:pPr>
+              <w:pStyle w:val="Compact"/>
+            </w:pPr>
+            <w:r>
+              <w:t xml:space="preserve">OLS:</w:t>
+            </w:r>
+            <w:r>
+              <w:t xml:space="preserve"> </w:t>
+            </w:r>
+            <m:oMath>
+              <m:r>
+                <m:rPr>
+                  <m:sty m:val="p"/>
+                </m:rPr>
+                <m:t>log</m:t>
+              </m:r>
+              <m:d>
+                <m:dPr>
+                  <m:begChr m:val="("/>
+                  <m:sepChr m:val=""/>
+                  <m:endChr m:val=")"/>
+                  <m:grow/>
+                </m:dPr>
+                <m:e>
+                  <m:r>
+                    <m:t>Y</m:t>
+                  </m:r>
+                </m:e>
+              </m:d>
+              <m:r>
+                <m:rPr>
+                  <m:sty m:val="p"/>
+                </m:rPr>
+                <m:t>=</m:t>
+              </m:r>
+              <m:sSub>
+                <m:e>
+                  <m:r>
+                    <m:t>β</m:t>
+                  </m:r>
+                </m:e>
+                <m:sub>
+                  <m:r>
+                    <m:t>0</m:t>
+                  </m:r>
+                </m:sub>
+              </m:sSub>
+              <m:r>
+                <m:rPr>
+                  <m:sty m:val="p"/>
+                </m:rPr>
+                <m:t>+</m:t>
+              </m:r>
+              <m:sSub>
+                <m:e>
+                  <m:r>
+                    <m:t>β</m:t>
+                  </m:r>
+                </m:e>
+                <m:sub>
+                  <m:r>
+                    <m:t>1</m:t>
+                  </m:r>
+                </m:sub>
+              </m:sSub>
+              <m:r>
+                <m:rPr>
+                  <m:sty m:val="p"/>
+                </m:rPr>
+                <m:t>log</m:t>
+              </m:r>
+              <m:d>
+                <m:dPr>
+                  <m:begChr m:val="("/>
+                  <m:sepChr m:val=""/>
+                  <m:endChr m:val=")"/>
+                  <m:grow/>
+                </m:dPr>
+                <m:e>
+                  <m:r>
+                    <m:t>X</m:t>
+                  </m:r>
+                </m:e>
+              </m:d>
+            </m:oMath>
+          </w:p>
+        </w:tc>
+        <w:tc>
+          <w:tcPr/>
+          <w:p>
+            <w:pPr>
+              <w:pStyle w:val="Compact"/>
+            </w:pPr>
+            <w:r>
+              <w:t xml:space="preserve">1% increase in</w:t>
+            </w:r>
+            <w:r>
+              <w:t xml:space="preserve"> </w:t>
+            </w:r>
+            <m:oMath>
+              <m:r>
+                <m:t>X</m:t>
+              </m:r>
+            </m:oMath>
+            <w:r>
+              <w:t xml:space="preserve"> </w:t>
+            </w:r>
+            <w:r>
+              <w:t xml:space="preserve">-&gt;</w:t>
+            </w:r>
+            <w:r>
+              <w:t xml:space="preserve"> </w:t>
+            </w:r>
+            <m:oMath>
+              <m:sSub>
+                <m:e>
+                  <m:r>
+                    <m:t>β</m:t>
+                  </m:r>
+                </m:e>
+                <m:sub>
+                  <m:r>
+                    <m:t>1</m:t>
+                  </m:r>
+                </m:sub>
+              </m:sSub>
+              <m:r>
+                <m:rPr>
+                  <m:sty m:val="p"/>
+                </m:rPr>
+                <m:t>%</m:t>
+              </m:r>
+            </m:oMath>
+            <w:r>
+              <w:t xml:space="preserve"> </w:t>
+            </w:r>
+            <w:r>
+              <w:t xml:space="preserve">change in</w:t>
+            </w:r>
+            <w:r>
+              <w:t xml:space="preserve"> </w:t>
+            </w:r>
+            <m:oMath>
+              <m:r>
+                <m:t>Y</m:t>
+              </m:r>
+            </m:oMath>
+          </w:p>
+        </w:tc>
+      </w:tr>
+      <w:tr>
+        <w:tc>
+          <w:tcPr/>
+          <w:p>
+            <w:pPr>
+              <w:pStyle w:val="Compact"/>
+            </w:pPr>
+            <w:r>
+              <w:t xml:space="preserve">Logit:</w:t>
+            </w:r>
+            <w:r>
+              <w:t xml:space="preserve"> </w:t>
+            </w:r>
+            <m:oMath>
+              <m:r>
+                <m:rPr>
+                  <m:nor/>
+                  <m:sty m:val="p"/>
+                </m:rPr>
+                <m:t>logit</m:t>
+              </m:r>
+              <m:d>
+                <m:dPr>
+                  <m:begChr m:val="("/>
+                  <m:sepChr m:val=""/>
+                  <m:endChr m:val=")"/>
+                  <m:grow/>
+                </m:dPr>
+                <m:e>
+                  <m:r>
+                    <m:t>p</m:t>
+                  </m:r>
+                </m:e>
+              </m:d>
+              <m:r>
+                <m:rPr>
+                  <m:sty m:val="p"/>
+                </m:rPr>
+                <m:t>=</m:t>
+              </m:r>
+              <m:sSub>
+                <m:e>
+                  <m:r>
+                    <m:t>β</m:t>
+                  </m:r>
+                </m:e>
+                <m:sub>
+                  <m:r>
+                    <m:t>0</m:t>
+                  </m:r>
+                </m:sub>
+              </m:sSub>
+              <m:r>
+                <m:rPr>
+                  <m:sty m:val="p"/>
+                </m:rPr>
+                <m:t>+</m:t>
+              </m:r>
+              <m:sSub>
+                <m:e>
+                  <m:r>
+                    <m:t>β</m:t>
+                  </m:r>
+                </m:e>
+                <m:sub>
+                  <m:r>
+                    <m:t>1</m:t>
+                  </m:r>
+                </m:sub>
+              </m:sSub>
+              <m:r>
+                <m:t>X</m:t>
+              </m:r>
+            </m:oMath>
+          </w:p>
+        </w:tc>
+        <w:tc>
+          <w:tcPr/>
+          <w:p>
+            <w:pPr>
+              <w:pStyle w:val="Compact"/>
+            </w:pPr>
+            <w:r>
+              <w:t xml:space="preserve">1-unit increase in</w:t>
+            </w:r>
+            <w:r>
+              <w:t xml:space="preserve"> </w:t>
+            </w:r>
+            <m:oMath>
+              <m:r>
+                <m:t>X</m:t>
+              </m:r>
+            </m:oMath>
+            <w:r>
+              <w:t xml:space="preserve"> </w:t>
+            </w:r>
+            <w:r>
+              <w:t xml:space="preserve">-&gt;</w:t>
+            </w:r>
+            <w:r>
+              <w:t xml:space="preserve"> </w:t>
+            </w:r>
+            <m:oMath>
+              <m:sSub>
+                <m:e>
+                  <m:r>
+                    <m:t>β</m:t>
+                  </m:r>
+                </m:e>
+                <m:sub>
+                  <m:r>
+                    <m:t>1</m:t>
+                  </m:r>
+                </m:sub>
+              </m:sSub>
+            </m:oMath>
+            <w:r>
+              <w:t xml:space="preserve"> </w:t>
+            </w:r>
+            <w:r>
+              <w:t xml:space="preserve">change in log-odds</w:t>
+            </w:r>
+          </w:p>
+        </w:tc>
+      </w:tr>
+      <w:tr>
+        <w:tc>
+          <w:tcPr/>
+          <w:p>
+            <w:pPr>
+              <w:pStyle w:val="Compact"/>
+            </w:pPr>
+            <w:r>
+              <w:t xml:space="preserve">Logit:</w:t>
+            </w:r>
+            <w:r>
+              <w:t xml:space="preserve"> </w:t>
+            </w:r>
+            <m:oMath>
+              <m:r>
+                <m:rPr>
+                  <m:nor/>
+                  <m:sty m:val="p"/>
+                </m:rPr>
+                <m:t>logit</m:t>
+              </m:r>
+              <m:d>
+                <m:dPr>
+                  <m:begChr m:val="("/>
+                  <m:sepChr m:val=""/>
+                  <m:endChr m:val=")"/>
+                  <m:grow/>
+                </m:dPr>
+                <m:e>
+                  <m:r>
+                    <m:t>p</m:t>
+                  </m:r>
+                </m:e>
+              </m:d>
+              <m:r>
+                <m:rPr>
+                  <m:sty m:val="p"/>
+                </m:rPr>
+                <m:t>=</m:t>
+              </m:r>
+              <m:sSub>
+                <m:e>
+                  <m:r>
+                    <m:t>β</m:t>
+                  </m:r>
+                </m:e>
+                <m:sub>
+                  <m:r>
+                    <m:t>0</m:t>
+                  </m:r>
+                </m:sub>
+              </m:sSub>
+              <m:r>
+                <m:rPr>
+                  <m:sty m:val="p"/>
+                </m:rPr>
+                <m:t>+</m:t>
+              </m:r>
+              <m:sSub>
+                <m:e>
+                  <m:r>
+                    <m:t>β</m:t>
+                  </m:r>
+                </m:e>
+                <m:sub>
+                  <m:r>
+                    <m:t>1</m:t>
+                  </m:r>
+                </m:sub>
+              </m:sSub>
+              <m:r>
+                <m:rPr>
+                  <m:sty m:val="p"/>
+                </m:rPr>
+                <m:t>log</m:t>
+              </m:r>
+              <m:d>
+                <m:dPr>
+                  <m:begChr m:val="("/>
+                  <m:sepChr m:val=""/>
+                  <m:endChr m:val=")"/>
+                  <m:grow/>
+                </m:dPr>
+                <m:e>
+                  <m:r>
+                    <m:t>X</m:t>
+                  </m:r>
+                </m:e>
+              </m:d>
+            </m:oMath>
+          </w:p>
+        </w:tc>
+        <w:tc>
+          <w:tcPr/>
+          <w:p>
+            <w:pPr>
+              <w:pStyle w:val="Compact"/>
+            </w:pPr>
+            <w:r>
+              <w:t xml:space="preserve">1% increase in</w:t>
+            </w:r>
+            <w:r>
+              <w:t xml:space="preserve"> </w:t>
+            </w:r>
+            <m:oMath>
+              <m:r>
+                <m:t>X</m:t>
+              </m:r>
+            </m:oMath>
+            <w:r>
+              <w:t xml:space="preserve"> </w:t>
+            </w:r>
+            <w:r>
+              <w:t xml:space="preserve">-&gt; approx.</w:t>
+            </w:r>
+            <w:r>
+              <w:t xml:space="preserve"> </w:t>
+            </w:r>
+            <m:oMath>
+              <m:sSub>
+                <m:e>
+                  <m:r>
+                    <m:t>β</m:t>
+                  </m:r>
+                </m:e>
+                <m:sub>
+                  <m:r>
+                    <m:t>1</m:t>
+                  </m:r>
+                </m:sub>
+              </m:sSub>
+              <m:r>
+                <m:rPr>
+                  <m:sty m:val="p"/>
+                </m:rPr>
+                <m:t>/</m:t>
+              </m:r>
+              <m:r>
+                <m:t>100</m:t>
+              </m:r>
+            </m:oMath>
+            <w:r>
+              <w:t xml:space="preserve"> </w:t>
+            </w:r>
+            <w:r>
+              <w:t xml:space="preserve">change in log-odds</w:t>
+            </w:r>
+          </w:p>
+        </w:tc>
+      </w:tr>
+    </w:tbl>
+    <w:bookmarkEnd w:id="159"/>
+    <w:bookmarkStart w:id="160" w:name="ols-and-logit-transformations-2"/>
+    <w:p>
+      <w:pPr>
+        <w:pStyle w:val="Heading2"/>
+      </w:pPr>
+      <w:r>
+        <w:t xml:space="preserve">26.3 OLS and logit: Transformations 2</w:t>
+      </w:r>
+    </w:p>
+    <w:tbl>
+      <w:tblPr>
+        <w:tblStyle w:val="Table"/>
+        <w:tblW w:type="pct" w:w="5000"/>
+        <w:tblLayout w:type="fixed"/>
+        <w:tblLook w:firstRow="1" w:lastRow="0" w:firstColumn="0" w:lastColumn="0" w:noHBand="0" w:noVBand="0" w:val="0020"/>
+      </w:tblPr>
+      <w:tblGrid>
+        <w:gridCol w:w="2640"/>
+        <w:gridCol w:w="2640"/>
+        <w:gridCol w:w="2640"/>
+      </w:tblGrid>
+      <w:tr>
+        <w:trPr>
+          <w:tblHeader w:val="on"/>
+        </w:trPr>
+        <w:tc>
+          <w:tcPr/>
+          <w:p>
+            <w:pPr>
+              <w:pStyle w:val="Compact"/>
+            </w:pPr>
+            <w:r>
+              <w:t xml:space="preserve">Transformation</w:t>
+            </w:r>
+          </w:p>
+        </w:tc>
+        <w:tc>
+          <w:tcPr/>
+          <w:p>
+            <w:pPr>
+              <w:pStyle w:val="Compact"/>
+            </w:pPr>
+            <w:r>
+              <w:t xml:space="preserve">OLS interpretation</w:t>
+            </w:r>
+          </w:p>
+        </w:tc>
+        <w:tc>
+          <w:tcPr/>
+          <w:p>
+            <w:pPr>
+              <w:pStyle w:val="Compact"/>
+            </w:pPr>
+            <w:r>
+              <w:t xml:space="preserve">Logit interpretation</w:t>
+            </w:r>
+          </w:p>
+        </w:tc>
+      </w:tr>
+      <w:tr>
+        <w:tc>
+          <w:tcPr/>
+          <w:p>
+            <w:pPr>
+              <w:pStyle w:val="Compact"/>
+            </w:pPr>
+            <w:r>
+              <w:t xml:space="preserve">None</w:t>
+            </w:r>
+          </w:p>
+        </w:tc>
+        <w:tc>
+          <w:tcPr/>
+          <w:p>
+            <w:pPr>
+              <w:pStyle w:val="Compact"/>
+            </w:pPr>
+            <w:r>
+              <w:t xml:space="preserve">1-unit increase in</w:t>
+            </w:r>
+            <w:r>
+              <w:t xml:space="preserve"> </w:t>
+            </w:r>
+            <m:oMath>
+              <m:r>
+                <m:t>X</m:t>
+              </m:r>
+            </m:oMath>
+            <w:r>
+              <w:t xml:space="preserve"> </w:t>
+            </w:r>
+            <w:r>
+              <w:t xml:space="preserve">-&gt;</w:t>
+            </w:r>
+            <w:r>
+              <w:t xml:space="preserve"> </w:t>
+            </w:r>
+            <m:oMath>
+              <m:sSub>
+                <m:e>
+                  <m:r>
+                    <m:t>β</m:t>
+                  </m:r>
+                </m:e>
+                <m:sub>
+                  <m:r>
+                    <m:t>1</m:t>
+                  </m:r>
+                </m:sub>
+              </m:sSub>
+            </m:oMath>
+            <w:r>
+              <w:t xml:space="preserve">-unit change in</w:t>
+            </w:r>
+            <w:r>
+              <w:t xml:space="preserve"> </w:t>
+            </w:r>
+            <m:oMath>
+              <m:r>
+                <m:t>Y</m:t>
+              </m:r>
+            </m:oMath>
+          </w:p>
+        </w:tc>
+        <w:tc>
+          <w:tcPr/>
+          <w:p>
+            <w:pPr>
+              <w:pStyle w:val="Compact"/>
+            </w:pPr>
+            <w:r>
+              <w:t xml:space="preserve">1-unit increase in</w:t>
+            </w:r>
+            <w:r>
+              <w:t xml:space="preserve"> </w:t>
+            </w:r>
+            <m:oMath>
+              <m:r>
+                <m:t>X</m:t>
+              </m:r>
+            </m:oMath>
+            <w:r>
+              <w:t xml:space="preserve"> </w:t>
+            </w:r>
+            <w:r>
+              <w:t xml:space="preserve">-&gt;</w:t>
+            </w:r>
+            <w:r>
+              <w:t xml:space="preserve"> </w:t>
+            </w:r>
+            <m:oMath>
+              <m:sSub>
+                <m:e>
+                  <m:r>
+                    <m:t>β</m:t>
+                  </m:r>
+                </m:e>
+                <m:sub>
+                  <m:r>
+                    <m:t>1</m:t>
+                  </m:r>
+                </m:sub>
+              </m:sSub>
+            </m:oMath>
+            <w:r>
+              <w:t xml:space="preserve"> </w:t>
+            </w:r>
+            <w:r>
+              <w:t xml:space="preserve">change in log-odds</w:t>
+            </w:r>
+          </w:p>
+        </w:tc>
+      </w:tr>
+      <w:tr>
+        <w:tc>
+          <w:tcPr/>
+          <w:p>
+            <w:pPr>
+              <w:pStyle w:val="Compact"/>
+            </w:pPr>
+            <w:r>
+              <w:t xml:space="preserve">Log of</w:t>
+            </w:r>
+            <w:r>
+              <w:t xml:space="preserve"> </w:t>
+            </w:r>
+            <m:oMath>
+              <m:r>
+                <m:t>Y</m:t>
+              </m:r>
+            </m:oMath>
+          </w:p>
+        </w:tc>
+        <w:tc>
+          <w:tcPr/>
+          <w:p>
+            <w:pPr>
+              <w:pStyle w:val="Compact"/>
+            </w:pPr>
+            <w:r>
+              <w:t xml:space="preserve">1-unit increase in</w:t>
+            </w:r>
+            <w:r>
+              <w:t xml:space="preserve"> </w:t>
+            </w:r>
+            <m:oMath>
+              <m:r>
+                <m:t>X</m:t>
+              </m:r>
+            </m:oMath>
+            <w:r>
+              <w:t xml:space="preserve"> </w:t>
+            </w:r>
+            <w:r>
+              <w:t xml:space="preserve">-&gt; approx.</w:t>
+            </w:r>
+            <w:r>
+              <w:t xml:space="preserve"> </w:t>
+            </w:r>
+            <m:oMath>
+              <m:r>
+                <m:t>100</m:t>
+              </m:r>
+              <m:sSub>
+                <m:e>
+                  <m:r>
+                    <m:t>β</m:t>
+                  </m:r>
+                </m:e>
+                <m:sub>
+                  <m:r>
+                    <m:t>1</m:t>
+                  </m:r>
+                </m:sub>
+              </m:sSub>
+              <m:r>
+                <m:rPr>
+                  <m:sty m:val="p"/>
+                </m:rPr>
+                <m:t>%</m:t>
+              </m:r>
+            </m:oMath>
+            <w:r>
+              <w:t xml:space="preserve"> </w:t>
+            </w:r>
+            <w:r>
+              <w:t xml:space="preserve">change in</w:t>
+            </w:r>
+            <w:r>
+              <w:t xml:space="preserve"> </w:t>
+            </w:r>
+            <m:oMath>
+              <m:r>
+                <m:t>Y</m:t>
+              </m:r>
+            </m:oMath>
+          </w:p>
+        </w:tc>
+        <w:tc>
+          <w:tcPr/>
+          <w:p>
+            <w:pPr>
+              <w:pStyle w:val="Compact"/>
+            </w:pPr>
+            <w:r>
+              <w:t xml:space="preserve">Not used for binary</w:t>
+            </w:r>
+            <w:r>
+              <w:t xml:space="preserve"> </w:t>
+            </w:r>
+            <m:oMath>
+              <m:r>
+                <m:t>Y</m:t>
+              </m:r>
+            </m:oMath>
+          </w:p>
+        </w:tc>
+      </w:tr>
+      <w:tr>
+        <w:tc>
+          <w:tcPr/>
+          <w:p>
+            <w:pPr>
+              <w:pStyle w:val="Compact"/>
+            </w:pPr>
+            <w:r>
+              <w:t xml:space="preserve">Log of</w:t>
+            </w:r>
+            <w:r>
+              <w:t xml:space="preserve"> </w:t>
+            </w:r>
+            <m:oMath>
+              <m:r>
+                <m:t>X</m:t>
+              </m:r>
+            </m:oMath>
+          </w:p>
+        </w:tc>
+        <w:tc>
+          <w:tcPr/>
+          <w:p>
+            <w:pPr>
+              <w:pStyle w:val="Compact"/>
+            </w:pPr>
+            <w:r>
+              <w:t xml:space="preserve">1% increase in</w:t>
+            </w:r>
+            <w:r>
+              <w:t xml:space="preserve"> </w:t>
+            </w:r>
+            <m:oMath>
+              <m:r>
+                <m:t>X</m:t>
+              </m:r>
+            </m:oMath>
+            <w:r>
+              <w:t xml:space="preserve"> </w:t>
+            </w:r>
+            <w:r>
+              <w:t xml:space="preserve">-&gt; approx.</w:t>
+            </w:r>
+            <w:r>
+              <w:t xml:space="preserve"> </w:t>
+            </w:r>
+            <m:oMath>
+              <m:sSub>
+                <m:e>
+                  <m:r>
+                    <m:t>β</m:t>
+                  </m:r>
+                </m:e>
+                <m:sub>
+                  <m:r>
+                    <m:t>1</m:t>
+                  </m:r>
+                </m:sub>
+              </m:sSub>
+              <m:r>
+                <m:rPr>
+                  <m:sty m:val="p"/>
+                </m:rPr>
+                <m:t>/</m:t>
+              </m:r>
+              <m:r>
+                <m:t>100</m:t>
+              </m:r>
+            </m:oMath>
+            <w:r>
+              <w:t xml:space="preserve">-unit change in</w:t>
+            </w:r>
+            <w:r>
+              <w:t xml:space="preserve"> </w:t>
+            </w:r>
+            <m:oMath>
+              <m:r>
+                <m:t>Y</m:t>
+              </m:r>
+            </m:oMath>
+          </w:p>
+        </w:tc>
+        <w:tc>
+          <w:tcPr/>
+          <w:p>
+            <w:pPr>
+              <w:pStyle w:val="Compact"/>
+            </w:pPr>
+            <w:r>
+              <w:t xml:space="preserve">1% increase in</w:t>
+            </w:r>
+            <w:r>
+              <w:t xml:space="preserve"> </w:t>
+            </w:r>
+            <m:oMath>
+              <m:r>
+                <m:t>X</m:t>
+              </m:r>
+            </m:oMath>
+            <w:r>
+              <w:t xml:space="preserve"> </w:t>
+            </w:r>
+            <w:r>
+              <w:t xml:space="preserve">-&gt; approx.</w:t>
+            </w:r>
+            <w:r>
+              <w:t xml:space="preserve"> </w:t>
+            </w:r>
+            <m:oMath>
+              <m:sSub>
+                <m:e>
+                  <m:r>
+                    <m:t>β</m:t>
+                  </m:r>
+                </m:e>
+                <m:sub>
+                  <m:r>
+                    <m:t>1</m:t>
+                  </m:r>
+                </m:sub>
+              </m:sSub>
+              <m:r>
+                <m:rPr>
+                  <m:sty m:val="p"/>
+                </m:rPr>
+                <m:t>/</m:t>
+              </m:r>
+              <m:r>
+                <m:t>100</m:t>
+              </m:r>
+            </m:oMath>
+            <w:r>
+              <w:t xml:space="preserve"> </w:t>
+            </w:r>
+            <w:r>
+              <w:t xml:space="preserve">change in log-odds</w:t>
+            </w:r>
+          </w:p>
+        </w:tc>
+      </w:tr>
+      <w:tr>
+        <w:tc>
+          <w:tcPr/>
+          <w:p>
+            <w:pPr>
+              <w:pStyle w:val="Compact"/>
+            </w:pPr>
+            <w:r>
+              <w:t xml:space="preserve">Log of</w:t>
+            </w:r>
+            <w:r>
+              <w:t xml:space="preserve"> </w:t>
+            </w:r>
+            <m:oMath>
+              <m:r>
+                <m:t>Y</m:t>
+              </m:r>
+            </m:oMath>
+            <w:r>
+              <w:t xml:space="preserve"> </w:t>
+            </w:r>
+            <w:r>
+              <w:t xml:space="preserve">and</w:t>
+            </w:r>
+            <w:r>
+              <w:t xml:space="preserve"> </w:t>
+            </w:r>
+            <m:oMath>
+              <m:r>
+                <m:t>X</m:t>
+              </m:r>
+            </m:oMath>
+          </w:p>
+        </w:tc>
+        <w:tc>
+          <w:tcPr/>
+          <w:p>
+            <w:pPr>
+              <w:pStyle w:val="Compact"/>
+            </w:pPr>
+            <w:r>
+              <w:t xml:space="preserve">1% increase in</w:t>
+            </w:r>
+            <w:r>
+              <w:t xml:space="preserve"> </w:t>
+            </w:r>
+            <m:oMath>
+              <m:r>
+                <m:t>X</m:t>
+              </m:r>
+            </m:oMath>
+            <w:r>
+              <w:t xml:space="preserve"> </w:t>
+            </w:r>
+            <w:r>
+              <w:t xml:space="preserve">-&gt;</w:t>
+            </w:r>
+            <w:r>
+              <w:t xml:space="preserve"> </w:t>
+            </w:r>
+            <m:oMath>
+              <m:sSub>
+                <m:e>
+                  <m:r>
+                    <m:t>β</m:t>
+                  </m:r>
+                </m:e>
+                <m:sub>
+                  <m:r>
+                    <m:t>1</m:t>
+                  </m:r>
+                </m:sub>
+              </m:sSub>
+              <m:r>
+                <m:rPr>
+                  <m:sty m:val="p"/>
+                </m:rPr>
+                <m:t>%</m:t>
+              </m:r>
+            </m:oMath>
+            <w:r>
+              <w:t xml:space="preserve"> </w:t>
+            </w:r>
+            <w:r>
+              <w:t xml:space="preserve">change in</w:t>
+            </w:r>
+            <w:r>
+              <w:t xml:space="preserve"> </w:t>
+            </w:r>
+            <m:oMath>
+              <m:r>
+                <m:t>Y</m:t>
+              </m:r>
+            </m:oMath>
+          </w:p>
+        </w:tc>
+        <w:tc>
+          <w:tcPr/>
+          <w:p>
+            <w:pPr>
+              <w:pStyle w:val="Compact"/>
+            </w:pPr>
+            <w:r>
+              <w:t xml:space="preserve">Not used for binary</w:t>
+            </w:r>
+            <w:r>
+              <w:t xml:space="preserve"> </w:t>
+            </w:r>
+            <m:oMath>
+              <m:r>
+                <m:t>Y</m:t>
+              </m:r>
+            </m:oMath>
+          </w:p>
+        </w:tc>
+      </w:tr>
+    </w:tbl>
+    <w:bookmarkEnd w:id="160"/>
+    <w:bookmarkStart w:id="161" w:name="authorship-and-license"/>
+    <w:p>
+      <w:pPr>
+        <w:pStyle w:val="Heading2"/>
+      </w:pPr>
+      <w:r>
+        <w:t xml:space="preserve">26.4 Authorship and License</w:t>
+      </w:r>
+    </w:p>
+    <w:p>
+      <w:pPr>
+        <w:pStyle w:val="Compact"/>
+        <w:numPr>
+          <w:ilvl w:val="0"/>
+          <w:numId w:val="1078"/>
+        </w:numPr>
+      </w:pPr>
+      <w:r>
+        <w:t xml:space="preserve">Author: Tom Hanna</w:t>
+      </w:r>
+    </w:p>
+    <w:p>
+      <w:pPr>
+        <w:pStyle w:val="Compact"/>
+        <w:numPr>
+          <w:ilvl w:val="0"/>
+          <w:numId w:val="1078"/>
+        </w:numPr>
+      </w:pPr>
+      <w:r>
+        <w:t xml:space="preserve">Website:</w:t>
+      </w:r>
+      <w:r>
+        <w:t xml:space="preserve"> </w:t>
+      </w:r>
+      <w:r>
+        <w:t xml:space="preserve">tomhanna.me</w:t>
+      </w:r>
+    </w:p>
+    <w:p>
+      <w:pPr>
+        <w:pStyle w:val="Compact"/>
+        <w:numPr>
+          <w:ilvl w:val="0"/>
+          <w:numId w:val="1078"/>
+        </w:numPr>
+      </w:pPr>
+      <w:r>
+        <w:t xml:space="preserve">License: This work is licensed under a</w:t>
+      </w:r>
+      <w:r>
+        <w:t xml:space="preserve"> </w:t>
+      </w:r>
+      <w:r>
+        <w:t xml:space="preserve">Creative Commons Attribution-NonCommercial-ShareAlike 4.0 International License.</w:t>
+      </w:r>
+    </w:p>
+    <w:p>
+      <w:pPr>
+        <w:pStyle w:val="FirstParagraph"/>
+      </w:pPr>
+      <w:r>
+        <w:t xml:space="preserve"> </w:t>
+      </w:r>
+      <w:r>
+        <w:t xml:space="preserve"> </w:t>
+      </w:r>
+    </w:p>
+    <w:bookmarkEnd w:id="161"/>
+    <w:bookmarkEnd w:id="162"/>
     <w:sectPr>
       <w:footnotePr>
         <w:numRestart w:val="eachSect"/>
@@ -5610,18 +7587,6 @@
     <w:abstractNumId w:val="991"/>
   </w:num>
   <w:num w:numId="1078">
-    <w:abstractNumId w:val="991"/>
-  </w:num>
-  <w:num w:numId="1079">
-    <w:abstractNumId w:val="991"/>
-  </w:num>
-  <w:num w:numId="1080">
-    <w:abstractNumId w:val="991"/>
-  </w:num>
-  <w:num w:numId="1081">
-    <w:abstractNumId w:val="991"/>
-  </w:num>
-  <w:num w:numId="1082">
     <w:abstractNumId w:val="991"/>
   </w:num>
 </w:numbering>
